--- a/卒論_38122083_牧山真太朗.docx
+++ b/卒論_38122083_牧山真太朗.docx
@@ -87,6 +87,7 @@
           <w:szCs w:val="32"/>
         </w:rPr>
       </w:pPr>
+      <w:bookmarkStart w:id="0" w:name="OLE_LINK3"/>
       <w:r>
         <w:rPr>
           <w:rFonts w:cs="AppleExternalUIFontJapanese-W4" w:hint="eastAsia"/>
@@ -370,7 +371,7 @@
       <w:r>
         <w:br w:type="page"/>
       </w:r>
-      <w:commentRangeStart w:id="0"/>
+      <w:commentRangeStart w:id="1"/>
       <w:r>
         <w:rPr>
           <w:rFonts w:hint="eastAsia"/>
@@ -380,20 +381,13 @@
         <w:lastRenderedPageBreak/>
         <w:t>概要</w:t>
       </w:r>
-      <w:commentRangeEnd w:id="0"/>
+      <w:commentRangeEnd w:id="1"/>
       <w:r>
         <w:rPr>
           <w:rStyle w:val="ae"/>
         </w:rPr>
-        <w:commentReference w:id="0"/>
-      </w:r>
-    </w:p>
-    <w:p>
-      <w:pPr>
-        <w:rPr>
-          <w:rFonts w:cs="ＭＳ Ｐゴシック"/>
-        </w:rPr>
-      </w:pPr>
+        <w:commentReference w:id="1"/>
+      </w:r>
     </w:p>
     <w:p>
       <w:pPr>
@@ -409,270 +403,235 @@
           <w:bCs/>
         </w:rPr>
       </w:pPr>
-      <w:r>
-        <w:rPr>
-          <w:rFonts w:hint="eastAsia"/>
-          <w:b/>
-          <w:bCs/>
-        </w:rPr>
-        <w:t>□適宜、入れたほうがいい情報を表もしくは図として挿入する</w:t>
-      </w:r>
-    </w:p>
-    <w:p>
-      <w:pPr>
-        <w:rPr>
-          <w:b/>
-          <w:bCs/>
-        </w:rPr>
-      </w:pPr>
-      <w:r>
-        <w:rPr>
-          <w:rFonts w:hint="eastAsia"/>
-          <w:b/>
-          <w:bCs/>
-        </w:rPr>
-        <w:t>□説明が足りない部分、逆に</w:t>
-      </w:r>
-      <w:proofErr w:type="gramStart"/>
-      <w:r>
-        <w:rPr>
-          <w:rFonts w:hint="eastAsia"/>
-          <w:b/>
-          <w:bCs/>
-        </w:rPr>
-        <w:t>言い過ぎてる</w:t>
-      </w:r>
-      <w:proofErr w:type="gramEnd"/>
-      <w:r>
-        <w:rPr>
-          <w:rFonts w:hint="eastAsia"/>
-          <w:b/>
-          <w:bCs/>
-        </w:rPr>
-        <w:t>部分を先生に確認</w:t>
-      </w:r>
-    </w:p>
-    <w:p>
-      <w:pPr>
-        <w:rPr>
-          <w:rFonts w:cs="ＭＳ Ｐゴシック" w:hint="eastAsia"/>
-        </w:rPr>
-      </w:pPr>
-    </w:p>
-    <w:p>
-      <w:pPr>
-        <w:rPr>
-          <w:rFonts w:cs="ＭＳ Ｐゴシック"/>
-        </w:rPr>
-      </w:pPr>
-    </w:p>
-    <w:p>
-      <w:pPr>
-        <w:rPr>
-          <w:rFonts w:cs="ＭＳ Ｐゴシック"/>
-        </w:rPr>
-      </w:pPr>
-    </w:p>
-    <w:p>
-      <w:pPr>
-        <w:rPr>
-          <w:rFonts w:cs="ＭＳ Ｐゴシック"/>
-        </w:rPr>
-      </w:pPr>
-    </w:p>
-    <w:p>
-      <w:pPr>
-        <w:rPr>
-          <w:rFonts w:cs="ＭＳ Ｐゴシック"/>
-        </w:rPr>
-      </w:pPr>
-    </w:p>
-    <w:p>
-      <w:pPr>
-        <w:rPr>
-          <w:rFonts w:cs="ＭＳ Ｐゴシック"/>
-        </w:rPr>
-      </w:pPr>
-    </w:p>
-    <w:p>
-      <w:pPr>
-        <w:rPr>
-          <w:rFonts w:cs="ＭＳ Ｐゴシック"/>
-        </w:rPr>
-      </w:pPr>
-    </w:p>
-    <w:p>
-      <w:pPr>
-        <w:rPr>
-          <w:rFonts w:cs="ＭＳ Ｐゴシック"/>
-        </w:rPr>
-      </w:pPr>
-    </w:p>
-    <w:p>
-      <w:pPr>
-        <w:rPr>
-          <w:rFonts w:cs="ＭＳ Ｐゴシック" w:hint="eastAsia"/>
-        </w:rPr>
-      </w:pPr>
-    </w:p>
-    <w:p>
-      <w:pPr>
-        <w:rPr>
-          <w:rFonts w:cs="ＭＳ Ｐゴシック"/>
-        </w:rPr>
-      </w:pPr>
-    </w:p>
-    <w:p>
-      <w:pPr>
-        <w:rPr>
-          <w:rFonts w:cs="ＭＳ Ｐゴシック"/>
-        </w:rPr>
-      </w:pPr>
-    </w:p>
-    <w:p>
-      <w:pPr>
-        <w:rPr>
-          <w:rFonts w:cs="ＭＳ Ｐゴシック"/>
-        </w:rPr>
-      </w:pPr>
-    </w:p>
-    <w:p>
-      <w:pPr>
-        <w:rPr>
-          <w:rFonts w:cs="ＭＳ Ｐゴシック"/>
-        </w:rPr>
-      </w:pPr>
-    </w:p>
-    <w:p>
-      <w:pPr>
-        <w:rPr>
-          <w:rFonts w:cs="ＭＳ Ｐゴシック"/>
-        </w:rPr>
-      </w:pPr>
-    </w:p>
-    <w:p>
-      <w:pPr>
-        <w:rPr>
-          <w:rFonts w:cs="ＭＳ Ｐゴシック"/>
-        </w:rPr>
-      </w:pPr>
-    </w:p>
-    <w:p>
-      <w:pPr>
-        <w:rPr>
-          <w:rFonts w:cs="ＭＳ Ｐゴシック"/>
-        </w:rPr>
-      </w:pPr>
-    </w:p>
-    <w:p>
-      <w:pPr>
-        <w:rPr>
-          <w:rFonts w:cs="ＭＳ Ｐゴシック"/>
-        </w:rPr>
-      </w:pPr>
-    </w:p>
-    <w:p>
-      <w:pPr>
-        <w:rPr>
-          <w:rFonts w:cs="ＭＳ Ｐゴシック"/>
-        </w:rPr>
-      </w:pPr>
-    </w:p>
-    <w:p>
-      <w:pPr>
-        <w:rPr>
-          <w:rFonts w:cs="ＭＳ Ｐゴシック"/>
-        </w:rPr>
-      </w:pPr>
-    </w:p>
-    <w:p>
-      <w:pPr>
-        <w:rPr>
-          <w:rFonts w:cs="ＭＳ Ｐゴシック"/>
-        </w:rPr>
-      </w:pPr>
-    </w:p>
-    <w:p>
-      <w:pPr>
-        <w:rPr>
-          <w:rFonts w:cs="ＭＳ Ｐゴシック"/>
-        </w:rPr>
-      </w:pPr>
-    </w:p>
-    <w:p>
-      <w:pPr>
-        <w:rPr>
-          <w:rFonts w:cs="ＭＳ Ｐゴシック"/>
-        </w:rPr>
-      </w:pPr>
-    </w:p>
-    <w:p>
-      <w:pPr>
-        <w:rPr>
-          <w:rFonts w:cs="ＭＳ Ｐゴシック"/>
-        </w:rPr>
-      </w:pPr>
-    </w:p>
-    <w:p>
-      <w:pPr>
-        <w:rPr>
-          <w:rFonts w:cs="ＭＳ Ｐゴシック"/>
-        </w:rPr>
-      </w:pPr>
-    </w:p>
-    <w:p>
-      <w:pPr>
-        <w:rPr>
-          <w:rFonts w:cs="ＭＳ Ｐゴシック"/>
-        </w:rPr>
-      </w:pPr>
-    </w:p>
-    <w:p>
-      <w:pPr>
-        <w:rPr>
-          <w:rFonts w:cs="ＭＳ Ｐゴシック"/>
-        </w:rPr>
-      </w:pPr>
-    </w:p>
-    <w:p>
-      <w:pPr>
-        <w:rPr>
-          <w:rFonts w:cs="ＭＳ Ｐゴシック"/>
-        </w:rPr>
-      </w:pPr>
-    </w:p>
-    <w:p>
-      <w:pPr>
-        <w:rPr>
-          <w:rFonts w:cs="ＭＳ Ｐゴシック"/>
-        </w:rPr>
-      </w:pPr>
-    </w:p>
-    <w:p>
-      <w:pPr>
-        <w:rPr>
-          <w:rFonts w:cs="ＭＳ Ｐゴシック"/>
-        </w:rPr>
-      </w:pPr>
-    </w:p>
-    <w:p>
-      <w:pPr>
-        <w:rPr>
-          <w:rFonts w:cs="ＭＳ Ｐゴシック"/>
-        </w:rPr>
-      </w:pPr>
-    </w:p>
-    <w:p>
-      <w:pPr>
-        <w:rPr>
-          <w:rFonts w:cs="ＭＳ Ｐゴシック" w:hint="eastAsia"/>
-        </w:rPr>
-      </w:pPr>
-    </w:p>
-    <w:p>
-      <w:pPr>
-        <w:rPr>
-          <w:rFonts w:cs="ＭＳ Ｐゴシック" w:hint="eastAsia"/>
+    </w:p>
+    <w:p>
+      <w:pPr>
+        <w:rPr>
+          <w:rFonts w:cs="ＭＳ Ｐゴシック"/>
+        </w:rPr>
+      </w:pPr>
+    </w:p>
+    <w:p>
+      <w:pPr>
+        <w:rPr>
+          <w:rFonts w:cs="ＭＳ Ｐゴシック"/>
+        </w:rPr>
+      </w:pPr>
+    </w:p>
+    <w:p>
+      <w:pPr>
+        <w:rPr>
+          <w:rFonts w:cs="ＭＳ Ｐゴシック"/>
+        </w:rPr>
+      </w:pPr>
+    </w:p>
+    <w:p>
+      <w:pPr>
+        <w:rPr>
+          <w:rFonts w:cs="ＭＳ Ｐゴシック"/>
+        </w:rPr>
+      </w:pPr>
+    </w:p>
+    <w:p>
+      <w:pPr>
+        <w:rPr>
+          <w:rFonts w:cs="ＭＳ Ｐゴシック"/>
+        </w:rPr>
+      </w:pPr>
+    </w:p>
+    <w:p>
+      <w:pPr>
+        <w:rPr>
+          <w:rFonts w:cs="ＭＳ Ｐゴシック"/>
+        </w:rPr>
+      </w:pPr>
+    </w:p>
+    <w:p>
+      <w:pPr>
+        <w:rPr>
+          <w:rFonts w:cs="ＭＳ Ｐゴシック"/>
+        </w:rPr>
+      </w:pPr>
+    </w:p>
+    <w:p>
+      <w:pPr>
+        <w:rPr>
+          <w:rFonts w:cs="ＭＳ Ｐゴシック"/>
+        </w:rPr>
+      </w:pPr>
+    </w:p>
+    <w:p>
+      <w:pPr>
+        <w:rPr>
+          <w:rFonts w:cs="ＭＳ Ｐゴシック"/>
+        </w:rPr>
+      </w:pPr>
+    </w:p>
+    <w:p>
+      <w:pPr>
+        <w:rPr>
+          <w:rFonts w:cs="ＭＳ Ｐゴシック"/>
+        </w:rPr>
+      </w:pPr>
+    </w:p>
+    <w:p>
+      <w:pPr>
+        <w:rPr>
+          <w:rFonts w:cs="ＭＳ Ｐゴシック"/>
+        </w:rPr>
+      </w:pPr>
+    </w:p>
+    <w:p>
+      <w:pPr>
+        <w:rPr>
+          <w:rFonts w:cs="ＭＳ Ｐゴシック"/>
+        </w:rPr>
+      </w:pPr>
+    </w:p>
+    <w:p>
+      <w:pPr>
+        <w:rPr>
+          <w:rFonts w:cs="ＭＳ Ｐゴシック"/>
+        </w:rPr>
+      </w:pPr>
+    </w:p>
+    <w:p>
+      <w:pPr>
+        <w:rPr>
+          <w:rFonts w:cs="ＭＳ Ｐゴシック"/>
+        </w:rPr>
+      </w:pPr>
+    </w:p>
+    <w:p>
+      <w:pPr>
+        <w:rPr>
+          <w:rFonts w:cs="ＭＳ Ｐゴシック"/>
+        </w:rPr>
+      </w:pPr>
+    </w:p>
+    <w:p>
+      <w:pPr>
+        <w:rPr>
+          <w:rFonts w:cs="ＭＳ Ｐゴシック"/>
+        </w:rPr>
+      </w:pPr>
+    </w:p>
+    <w:p>
+      <w:pPr>
+        <w:rPr>
+          <w:rFonts w:cs="ＭＳ Ｐゴシック"/>
+        </w:rPr>
+      </w:pPr>
+    </w:p>
+    <w:p>
+      <w:pPr>
+        <w:rPr>
+          <w:rFonts w:cs="ＭＳ Ｐゴシック"/>
+        </w:rPr>
+      </w:pPr>
+    </w:p>
+    <w:p>
+      <w:pPr>
+        <w:rPr>
+          <w:rFonts w:cs="ＭＳ Ｐゴシック"/>
+        </w:rPr>
+      </w:pPr>
+    </w:p>
+    <w:p>
+      <w:pPr>
+        <w:rPr>
+          <w:rFonts w:cs="ＭＳ Ｐゴシック"/>
+        </w:rPr>
+      </w:pPr>
+    </w:p>
+    <w:p>
+      <w:pPr>
+        <w:rPr>
+          <w:rFonts w:cs="ＭＳ Ｐゴシック"/>
+        </w:rPr>
+      </w:pPr>
+    </w:p>
+    <w:p>
+      <w:pPr>
+        <w:rPr>
+          <w:rFonts w:cs="ＭＳ Ｐゴシック"/>
+        </w:rPr>
+      </w:pPr>
+    </w:p>
+    <w:p>
+      <w:pPr>
+        <w:rPr>
+          <w:rFonts w:cs="ＭＳ Ｐゴシック"/>
+        </w:rPr>
+      </w:pPr>
+    </w:p>
+    <w:p>
+      <w:pPr>
+        <w:rPr>
+          <w:rFonts w:cs="ＭＳ Ｐゴシック"/>
+        </w:rPr>
+      </w:pPr>
+    </w:p>
+    <w:p>
+      <w:pPr>
+        <w:rPr>
+          <w:rFonts w:cs="ＭＳ Ｐゴシック"/>
+        </w:rPr>
+      </w:pPr>
+    </w:p>
+    <w:p>
+      <w:pPr>
+        <w:rPr>
+          <w:rFonts w:cs="ＭＳ Ｐゴシック"/>
+        </w:rPr>
+      </w:pPr>
+    </w:p>
+    <w:p>
+      <w:pPr>
+        <w:rPr>
+          <w:rFonts w:cs="ＭＳ Ｐゴシック"/>
+        </w:rPr>
+      </w:pPr>
+    </w:p>
+    <w:p>
+      <w:pPr>
+        <w:rPr>
+          <w:rFonts w:cs="ＭＳ Ｐゴシック"/>
+        </w:rPr>
+      </w:pPr>
+    </w:p>
+    <w:p>
+      <w:pPr>
+        <w:rPr>
+          <w:rFonts w:cs="ＭＳ Ｐゴシック"/>
+        </w:rPr>
+      </w:pPr>
+    </w:p>
+    <w:p>
+      <w:pPr>
+        <w:rPr>
+          <w:rFonts w:cs="ＭＳ Ｐゴシック"/>
+        </w:rPr>
+      </w:pPr>
+    </w:p>
+    <w:p>
+      <w:pPr>
+        <w:rPr>
+          <w:rFonts w:cs="ＭＳ Ｐゴシック"/>
+        </w:rPr>
+      </w:pPr>
+    </w:p>
+    <w:p>
+      <w:pPr>
+        <w:rPr>
+          <w:rFonts w:cs="ＭＳ Ｐゴシック"/>
+        </w:rPr>
+      </w:pPr>
+    </w:p>
+    <w:p>
+      <w:pPr>
+        <w:rPr>
+          <w:rFonts w:cs="ＭＳ Ｐゴシック"/>
         </w:rPr>
       </w:pPr>
     </w:p>
@@ -684,6 +643,7 @@
           <w:szCs w:val="36"/>
         </w:rPr>
       </w:pPr>
+      <w:commentRangeStart w:id="2"/>
       <w:r>
         <w:rPr>
           <w:rFonts w:cs="ＭＳ Ｐゴシック" w:hint="eastAsia"/>
@@ -693,6 +653,13 @@
         <w:lastRenderedPageBreak/>
         <w:t>目次</w:t>
       </w:r>
+      <w:commentRangeEnd w:id="2"/>
+      <w:r>
+        <w:rPr>
+          <w:rStyle w:val="ae"/>
+        </w:rPr>
+        <w:commentReference w:id="2"/>
+      </w:r>
     </w:p>
     <w:p>
       <w:pPr>
@@ -763,7 +730,468 @@
         <w:rPr>
           <w:rFonts w:cs="ＭＳ Ｐゴシック"/>
         </w:rPr>
-        <w:t>………………………………………………………………</w:t>
+        <w:t>………………………………………………………………… 4</w:t>
+      </w:r>
+    </w:p>
+    <w:p>
+      <w:pPr>
+        <w:ind w:leftChars="100" w:left="240"/>
+        <w:rPr>
+          <w:rFonts w:cs="ＭＳ Ｐゴシック"/>
+        </w:rPr>
+      </w:pPr>
+      <w:r>
+        <w:rPr>
+          <w:rFonts w:cs="ＭＳ Ｐゴシック"/>
+        </w:rPr>
+        <w:t>1.3 既存手法における限界</w:t>
+      </w:r>
+      <w:r>
+        <w:rPr>
+          <w:rFonts w:cs="ＭＳ Ｐゴシック"/>
+        </w:rPr>
+        <w:t>……………………………………………………………… 5</w:t>
+      </w:r>
+    </w:p>
+    <w:p>
+      <w:pPr>
+        <w:ind w:leftChars="100" w:left="240"/>
+        <w:rPr>
+          <w:rFonts w:cs="ＭＳ Ｐゴシック"/>
+        </w:rPr>
+      </w:pPr>
+      <w:r>
+        <w:rPr>
+          <w:rFonts w:cs="ＭＳ Ｐゴシック"/>
+        </w:rPr>
+        <w:t>1.4 本研究の目的</w:t>
+      </w:r>
+      <w:r>
+        <w:rPr>
+          <w:rFonts w:cs="ＭＳ Ｐゴシック"/>
+        </w:rPr>
+        <w:t>………………………………………………………………………… 5</w:t>
+      </w:r>
+    </w:p>
+    <w:p>
+      <w:pPr>
+        <w:rPr>
+          <w:rFonts w:cs="ＭＳ Ｐゴシック"/>
+        </w:rPr>
+      </w:pPr>
+    </w:p>
+    <w:p>
+      <w:pPr>
+        <w:rPr>
+          <w:rFonts w:cs="ＭＳ Ｐゴシック"/>
+        </w:rPr>
+      </w:pPr>
+      <w:r>
+        <w:rPr>
+          <w:rFonts w:cs="ＭＳ Ｐゴシック" w:hint="eastAsia"/>
+        </w:rPr>
+        <w:t>第二章　関連研究</w:t>
+      </w:r>
+    </w:p>
+    <w:p>
+      <w:pPr>
+        <w:ind w:leftChars="100" w:left="240"/>
+        <w:rPr>
+          <w:rFonts w:cs="ＭＳ Ｐゴシック"/>
+        </w:rPr>
+      </w:pPr>
+      <w:r>
+        <w:rPr>
+          <w:rFonts w:cs="ＭＳ Ｐゴシック"/>
+        </w:rPr>
+        <w:t>2.1 デジタル考古学における遺構の記録と計測</w:t>
+      </w:r>
+      <w:r>
+        <w:rPr>
+          <w:rFonts w:cs="ＭＳ Ｐゴシック"/>
+        </w:rPr>
+        <w:t xml:space="preserve">……………………………………… </w:t>
+      </w:r>
+      <w:r>
+        <w:rPr>
+          <w:rFonts w:cs="ＭＳ Ｐゴシック"/>
+        </w:rPr>
+        <w:t>7</w:t>
+      </w:r>
+    </w:p>
+    <w:p>
+      <w:pPr>
+        <w:ind w:leftChars="100" w:left="240"/>
+        <w:rPr>
+          <w:rFonts w:cs="ＭＳ Ｐゴシック"/>
+        </w:rPr>
+      </w:pPr>
+      <w:r>
+        <w:rPr>
+          <w:rFonts w:cs="ＭＳ Ｐゴシック"/>
+        </w:rPr>
+        <w:t>2.2 画像解析による石造遺構の自動認識</w:t>
+      </w:r>
+      <w:r>
+        <w:rPr>
+          <w:rFonts w:cs="ＭＳ Ｐゴシック"/>
+        </w:rPr>
+        <w:t>……………………………………………… 4</w:t>
+      </w:r>
+    </w:p>
+    <w:p>
+      <w:pPr>
+        <w:ind w:leftChars="100" w:left="240"/>
+        <w:rPr>
+          <w:rFonts w:cs="ＭＳ Ｐゴシック"/>
+        </w:rPr>
+      </w:pPr>
+      <w:r>
+        <w:rPr>
+          <w:rFonts w:cs="ＭＳ Ｐゴシック"/>
+        </w:rPr>
+        <w:t>2.3 構築ロジックの推定と進捗モニタリング</w:t>
+      </w:r>
+      <w:r>
+        <w:rPr>
+          <w:rFonts w:cs="ＭＳ Ｐゴシック"/>
+        </w:rPr>
+        <w:t>………………………………………… 4</w:t>
+      </w:r>
+    </w:p>
+    <w:p>
+      <w:pPr>
+        <w:ind w:leftChars="100" w:left="240"/>
+        <w:rPr>
+          <w:rFonts w:cs="ＭＳ Ｐゴシック"/>
+        </w:rPr>
+      </w:pPr>
+      <w:r>
+        <w:rPr>
+          <w:rFonts w:cs="ＭＳ Ｐゴシック"/>
+        </w:rPr>
+        <w:t>2.4 既存研究の課題と本研究の立ち位置</w:t>
+      </w:r>
+      <w:r>
+        <w:rPr>
+          <w:rFonts w:cs="ＭＳ Ｐゴシック"/>
+        </w:rPr>
+        <w:t>……………………………………………… 4</w:t>
+      </w:r>
+    </w:p>
+    <w:p>
+      <w:pPr>
+        <w:tabs>
+          <w:tab w:val="left" w:pos="2640"/>
+        </w:tabs>
+        <w:rPr>
+          <w:rFonts w:cs="ＭＳ Ｐゴシック"/>
+        </w:rPr>
+      </w:pPr>
+    </w:p>
+    <w:p>
+      <w:pPr>
+        <w:rPr>
+          <w:rFonts w:cs="ＭＳ Ｐゴシック"/>
+        </w:rPr>
+      </w:pPr>
+      <w:r>
+        <w:rPr>
+          <w:rFonts w:cs="ＭＳ Ｐゴシック" w:hint="eastAsia"/>
+        </w:rPr>
+        <w:t>第三章　本研究で提案するパイプラインの原理</w:t>
+      </w:r>
+    </w:p>
+    <w:p>
+      <w:pPr>
+        <w:ind w:leftChars="100" w:left="240"/>
+        <w:rPr>
+          <w:rFonts w:cs="ＭＳ Ｐゴシック"/>
+        </w:rPr>
+      </w:pPr>
+      <w:r>
+        <w:rPr>
+          <w:rFonts w:cs="ＭＳ Ｐゴシック"/>
+        </w:rPr>
+        <w:t xml:space="preserve">3.1 </w:t>
+      </w:r>
+      <w:r>
+        <w:rPr>
+          <w:rFonts w:cs="ＭＳ Ｐゴシック"/>
+        </w:rPr>
+        <w:t>石積みにおける物理的論理とデジタル解析の課題</w:t>
+      </w:r>
+      <w:r>
+        <w:rPr>
+          <w:rFonts w:cs="ＭＳ Ｐゴシック"/>
+        </w:rPr>
+        <w:t>……………………………… 4</w:t>
+      </w:r>
+    </w:p>
+    <w:p>
+      <w:pPr>
+        <w:ind w:leftChars="100" w:left="240"/>
+        <w:rPr>
+          <w:rFonts w:cs="ＭＳ Ｐゴシック"/>
+        </w:rPr>
+      </w:pPr>
+      <w:r>
+        <w:rPr>
+          <w:rFonts w:cs="ＭＳ Ｐゴシック"/>
+        </w:rPr>
+        <w:t xml:space="preserve">3.2 </w:t>
+      </w:r>
+      <w:r>
+        <w:rPr>
+          <w:rFonts w:cs="ＭＳ Ｐゴシック"/>
+        </w:rPr>
+        <w:t>使用ライブラリとシステム構成</w:t>
+      </w:r>
+      <w:r>
+        <w:rPr>
+          <w:rFonts w:cs="ＭＳ Ｐゴシック"/>
+        </w:rPr>
+        <w:t>…………………………………………………… 4</w:t>
+      </w:r>
+    </w:p>
+    <w:p>
+      <w:pPr>
+        <w:ind w:leftChars="100" w:left="240"/>
+        <w:rPr>
+          <w:rFonts w:cs="ＭＳ Ｐゴシック"/>
+        </w:rPr>
+      </w:pPr>
+      <w:r>
+        <w:rPr>
+          <w:rFonts w:cs="ＭＳ Ｐゴシック"/>
+        </w:rPr>
+        <w:t>3.</w:t>
+      </w:r>
+      <w:r>
+        <w:rPr>
+          <w:rFonts w:cs="ＭＳ Ｐゴシック"/>
+        </w:rPr>
+        <w:t>3</w:t>
+      </w:r>
+      <w:r>
+        <w:rPr>
+          <w:rFonts w:cs="ＭＳ Ｐゴシック"/>
+        </w:rPr>
+        <w:t xml:space="preserve"> 石材の自動抽出と対話的フィルタリング</w:t>
+      </w:r>
+      <w:r>
+        <w:rPr>
+          <w:rFonts w:cs="ＭＳ Ｐゴシック"/>
+        </w:rPr>
+        <w:t>………………………………………… 4</w:t>
+      </w:r>
+    </w:p>
+    <w:p>
+      <w:pPr>
+        <w:ind w:leftChars="100" w:left="240"/>
+        <w:rPr>
+          <w:rFonts w:cs="ＭＳ Ｐゴシック"/>
+        </w:rPr>
+      </w:pPr>
+      <w:r>
+        <w:rPr>
+          <w:rFonts w:cs="ＭＳ Ｐゴシック"/>
+        </w:rPr>
+        <w:t>3.</w:t>
+      </w:r>
+      <w:r>
+        <w:rPr>
+          <w:rFonts w:cs="ＭＳ Ｐゴシック"/>
+        </w:rPr>
+        <w:t>4</w:t>
+      </w:r>
+      <w:r>
+        <w:rPr>
+          <w:rFonts w:cs="ＭＳ Ｐゴシック"/>
+        </w:rPr>
+        <w:t xml:space="preserve"> 構造石に基づく段(ティア)の推定</w:t>
+      </w:r>
+      <w:r>
+        <w:rPr>
+          <w:rFonts w:cs="ＭＳ Ｐゴシック"/>
+        </w:rPr>
+        <w:t>…………………………………………………  4</w:t>
+      </w:r>
+    </w:p>
+    <w:p>
+      <w:pPr>
+        <w:ind w:leftChars="100" w:left="240"/>
+        <w:rPr>
+          <w:rFonts w:cs="ＭＳ Ｐゴシック"/>
+        </w:rPr>
+      </w:pPr>
+      <w:r>
+        <w:rPr>
+          <w:rFonts w:cs="ＭＳ Ｐゴシック"/>
+        </w:rPr>
+        <w:t>3.</w:t>
+      </w:r>
+      <w:r>
+        <w:rPr>
+          <w:rFonts w:cs="ＭＳ Ｐゴシック"/>
+        </w:rPr>
+        <w:t>5</w:t>
+      </w:r>
+      <w:r>
+        <w:rPr>
+          <w:rFonts w:cs="ＭＳ Ｐゴシック"/>
+        </w:rPr>
+        <w:t xml:space="preserve"> </w:t>
+      </w:r>
+      <w:r>
+        <w:rPr>
+          <w:rFonts w:cs="ＭＳ Ｐゴシック"/>
+        </w:rPr>
+        <w:t>隣接関係の構造化と建設順序の算出</w:t>
+      </w:r>
+      <w:r>
+        <w:rPr>
+          <w:rFonts w:cs="ＭＳ Ｐゴシック"/>
+        </w:rPr>
+        <w:t>……………………………………………… 4</w:t>
+      </w:r>
+    </w:p>
+    <w:p>
+      <w:pPr>
+        <w:rPr>
+          <w:rFonts w:cs="ＭＳ Ｐゴシック"/>
+        </w:rPr>
+      </w:pPr>
+    </w:p>
+    <w:p>
+      <w:pPr>
+        <w:rPr>
+          <w:rFonts w:cs="ＭＳ Ｐゴシック"/>
+        </w:rPr>
+      </w:pPr>
+      <w:r>
+        <w:rPr>
+          <w:rFonts w:cs="ＭＳ Ｐゴシック" w:hint="eastAsia"/>
+        </w:rPr>
+        <w:t>第四章　実験方法・精度評価について</w:t>
+      </w:r>
+    </w:p>
+    <w:p>
+      <w:pPr>
+        <w:ind w:leftChars="100" w:left="240"/>
+        <w:rPr>
+          <w:rFonts w:cs="ＭＳ Ｐゴシック"/>
+        </w:rPr>
+      </w:pPr>
+      <w:r>
+        <w:rPr>
+          <w:rFonts w:cs="ＭＳ Ｐゴシック"/>
+        </w:rPr>
+        <w:t>4.1 実験の概要</w:t>
+      </w:r>
+      <w:r>
+        <w:rPr>
+          <w:rFonts w:cs="ＭＳ Ｐゴシック"/>
+        </w:rPr>
+        <w:t>…………………………………………………………………………… 4</w:t>
+      </w:r>
+    </w:p>
+    <w:p>
+      <w:pPr>
+        <w:ind w:leftChars="100" w:left="240"/>
+        <w:rPr>
+          <w:rFonts w:cs="ＭＳ Ｐゴシック"/>
+        </w:rPr>
+      </w:pPr>
+      <w:r>
+        <w:rPr>
+          <w:rFonts w:cs="ＭＳ Ｐゴシック"/>
+        </w:rPr>
+        <w:t xml:space="preserve">4.2 実験に使用する画像データ　</w:t>
+      </w:r>
+      <w:r>
+        <w:rPr>
+          <w:rFonts w:cs="ＭＳ Ｐゴシック"/>
+        </w:rPr>
+        <w:t>……………………………………………………… 4</w:t>
+      </w:r>
+    </w:p>
+    <w:p>
+      <w:pPr>
+        <w:ind w:leftChars="100" w:left="240"/>
+        <w:rPr>
+          <w:rFonts w:cs="ＭＳ Ｐゴシック"/>
+        </w:rPr>
+      </w:pPr>
+      <w:r>
+        <w:rPr>
+          <w:rFonts w:cs="ＭＳ Ｐゴシック"/>
+        </w:rPr>
+        <w:t xml:space="preserve">4.3 解析の手順と設定パラメータ　　</w:t>
+      </w:r>
+      <w:r>
+        <w:rPr>
+          <w:rFonts w:cs="ＭＳ Ｐゴシック"/>
+        </w:rPr>
+        <w:t>………………………………………………… 4</w:t>
+      </w:r>
+    </w:p>
+    <w:p>
+      <w:pPr>
+        <w:ind w:leftChars="100" w:left="240"/>
+        <w:rPr>
+          <w:rFonts w:cs="ＭＳ Ｐゴシック"/>
+        </w:rPr>
+      </w:pPr>
+      <w:r>
+        <w:rPr>
+          <w:rFonts w:cs="ＭＳ Ｐゴシック"/>
+        </w:rPr>
+        <w:t>4.4 評価指標</w:t>
+      </w:r>
+      <w:r>
+        <w:rPr>
+          <w:rFonts w:cs="ＭＳ Ｐゴシック"/>
+        </w:rPr>
+        <w:t>……………………………………………………………………………… 4</w:t>
+      </w:r>
+    </w:p>
+    <w:p>
+      <w:pPr>
+        <w:rPr>
+          <w:rFonts w:cs="ＭＳ Ｐゴシック"/>
+        </w:rPr>
+      </w:pPr>
+    </w:p>
+    <w:p>
+      <w:pPr>
+        <w:rPr>
+          <w:rFonts w:cs="ＭＳ Ｐゴシック"/>
+        </w:rPr>
+      </w:pPr>
+      <w:r>
+        <w:rPr>
+          <w:rFonts w:cs="ＭＳ Ｐゴシック" w:hint="eastAsia"/>
+        </w:rPr>
+        <w:t>第五章　実験結果</w:t>
+      </w:r>
+      <w:r>
+        <w:rPr>
+          <w:rFonts w:cs="ＭＳ Ｐゴシック"/>
+        </w:rPr>
+        <w:t xml:space="preserve">  </w:t>
+      </w:r>
+      <w:r>
+        <w:rPr>
+          <w:rFonts w:cs="ＭＳ Ｐゴシック"/>
+        </w:rPr>
+        <w:t>……………………………………………………………………</w:t>
+      </w:r>
+      <w:r>
+        <w:rPr>
+          <w:rFonts w:cs="ＭＳ Ｐゴシック"/>
+        </w:rPr>
+        <w:t>…</w:t>
       </w:r>
       <w:r>
         <w:rPr>
@@ -774,559 +1202,8 @@
     </w:p>
     <w:p>
       <w:pPr>
-        <w:ind w:leftChars="100" w:left="240"/>
-        <w:rPr>
-          <w:rFonts w:cs="ＭＳ Ｐゴシック"/>
-        </w:rPr>
-      </w:pPr>
-      <w:r>
-        <w:rPr>
-          <w:rFonts w:cs="ＭＳ Ｐゴシック"/>
-        </w:rPr>
-        <w:t>1.3 既存手法における限界</w:t>
-      </w:r>
-      <w:r>
-        <w:rPr>
-          <w:rFonts w:cs="ＭＳ Ｐゴシック"/>
-        </w:rPr>
-        <w:t>……………………………………………………………</w:t>
-      </w:r>
-      <w:r>
-        <w:rPr>
-          <w:rFonts w:cs="ＭＳ Ｐゴシック"/>
-        </w:rPr>
-        <w:t>… 5</w:t>
-      </w:r>
-    </w:p>
-    <w:p>
-      <w:pPr>
-        <w:ind w:leftChars="100" w:left="240"/>
-        <w:rPr>
-          <w:rFonts w:cs="ＭＳ Ｐゴシック"/>
-        </w:rPr>
-      </w:pPr>
-      <w:r>
-        <w:rPr>
-          <w:rFonts w:cs="ＭＳ Ｐゴシック"/>
-        </w:rPr>
-        <w:t>1.4 本研究の目的</w:t>
-      </w:r>
-      <w:r>
-        <w:rPr>
-          <w:rFonts w:cs="ＭＳ Ｐゴシック"/>
-        </w:rPr>
-        <w:t>…………………………………………………………………………</w:t>
-      </w:r>
-      <w:r>
-        <w:rPr>
-          <w:rFonts w:cs="ＭＳ Ｐゴシック"/>
-        </w:rPr>
-        <w:t xml:space="preserve"> 5</w:t>
-      </w:r>
-    </w:p>
-    <w:p>
-      <w:pPr>
-        <w:rPr>
-          <w:rFonts w:cs="ＭＳ Ｐゴシック"/>
-        </w:rPr>
-      </w:pPr>
-    </w:p>
-    <w:p>
-      <w:pPr>
-        <w:rPr>
-          <w:rFonts w:cs="ＭＳ Ｐゴシック"/>
-        </w:rPr>
-      </w:pPr>
-      <w:r>
-        <w:rPr>
-          <w:rFonts w:cs="ＭＳ Ｐゴシック" w:hint="eastAsia"/>
-        </w:rPr>
-        <w:t>第二章　関連研究</w:t>
-      </w:r>
-    </w:p>
-    <w:p>
-      <w:pPr>
-        <w:ind w:leftChars="100" w:left="240"/>
-        <w:rPr>
-          <w:rFonts w:cs="ＭＳ Ｐゴシック"/>
-        </w:rPr>
-      </w:pPr>
-      <w:r>
-        <w:rPr>
-          <w:rFonts w:cs="ＭＳ Ｐゴシック"/>
-        </w:rPr>
-        <w:t>2.1 デジタル考古学における遺構の記録と計測</w:t>
-      </w:r>
-      <w:r>
-        <w:rPr>
-          <w:rFonts w:cs="ＭＳ Ｐゴシック"/>
-        </w:rPr>
-        <w:t>………………………………………</w:t>
-      </w:r>
-      <w:r>
-        <w:rPr>
-          <w:rFonts w:cs="ＭＳ Ｐゴシック"/>
-        </w:rPr>
-        <w:t xml:space="preserve"> </w:t>
-      </w:r>
-      <w:r>
-        <w:rPr>
-          <w:rFonts w:cs="ＭＳ Ｐゴシック"/>
-        </w:rPr>
-        <w:t>7</w:t>
-      </w:r>
-    </w:p>
-    <w:p>
-      <w:pPr>
-        <w:ind w:leftChars="100" w:left="240"/>
-        <w:rPr>
-          <w:rFonts w:cs="ＭＳ Ｐゴシック"/>
-        </w:rPr>
-      </w:pPr>
-      <w:r>
-        <w:rPr>
-          <w:rFonts w:cs="ＭＳ Ｐゴシック"/>
-        </w:rPr>
-        <w:t>2.2 画像解析による石造遺構の自動認識</w:t>
-      </w:r>
-      <w:r>
-        <w:rPr>
-          <w:rFonts w:cs="ＭＳ Ｐゴシック"/>
-        </w:rPr>
-        <w:t>……………………………………………</w:t>
-      </w:r>
-      <w:r>
-        <w:rPr>
-          <w:rFonts w:cs="ＭＳ Ｐゴシック"/>
-        </w:rPr>
-        <w:t>… 4</w:t>
-      </w:r>
-    </w:p>
-    <w:p>
-      <w:pPr>
-        <w:ind w:leftChars="100" w:left="240"/>
-        <w:rPr>
-          <w:rFonts w:cs="ＭＳ Ｐゴシック"/>
-        </w:rPr>
-      </w:pPr>
-      <w:r>
-        <w:rPr>
-          <w:rFonts w:cs="ＭＳ Ｐゴシック"/>
-        </w:rPr>
-        <w:t>2.3 構築ロジックの推定と進捗モニタリング</w:t>
-      </w:r>
-      <w:r>
-        <w:rPr>
-          <w:rFonts w:cs="ＭＳ Ｐゴシック"/>
-        </w:rPr>
-        <w:t>…………………………………………</w:t>
-      </w:r>
-      <w:r>
-        <w:rPr>
-          <w:rFonts w:cs="ＭＳ Ｐゴシック"/>
-        </w:rPr>
-        <w:t xml:space="preserve"> 4</w:t>
-      </w:r>
-    </w:p>
-    <w:p>
-      <w:pPr>
-        <w:ind w:leftChars="100" w:left="240"/>
-        <w:rPr>
-          <w:rFonts w:cs="ＭＳ Ｐゴシック"/>
-        </w:rPr>
-      </w:pPr>
-      <w:r>
-        <w:rPr>
-          <w:rFonts w:cs="ＭＳ Ｐゴシック"/>
-        </w:rPr>
-        <w:t>2.4 既存研究の課題と本研究の立ち位置</w:t>
-      </w:r>
-      <w:r>
-        <w:rPr>
-          <w:rFonts w:cs="ＭＳ Ｐゴシック"/>
-        </w:rPr>
-        <w:t>………………………………………………</w:t>
-      </w:r>
-      <w:r>
-        <w:rPr>
-          <w:rFonts w:cs="ＭＳ Ｐゴシック"/>
-        </w:rPr>
-        <w:t xml:space="preserve"> 4</w:t>
-      </w:r>
-    </w:p>
-    <w:p>
-      <w:pPr>
-        <w:tabs>
-          <w:tab w:val="left" w:pos="2640"/>
-        </w:tabs>
-        <w:rPr>
-          <w:rFonts w:cs="ＭＳ Ｐゴシック"/>
-        </w:rPr>
-      </w:pPr>
-    </w:p>
-    <w:p>
-      <w:pPr>
-        <w:rPr>
-          <w:rFonts w:cs="ＭＳ Ｐゴシック"/>
-        </w:rPr>
-      </w:pPr>
-      <w:r>
-        <w:rPr>
-          <w:rFonts w:cs="ＭＳ Ｐゴシック" w:hint="eastAsia"/>
-        </w:rPr>
-        <w:t>第三章　本研究で提案するパイプラインの原理</w:t>
-      </w:r>
-    </w:p>
-    <w:p>
-      <w:pPr>
-        <w:ind w:leftChars="100" w:left="240"/>
-        <w:rPr>
-          <w:rFonts w:cs="ＭＳ Ｐゴシック"/>
-        </w:rPr>
-      </w:pPr>
-      <w:r>
-        <w:rPr>
-          <w:rFonts w:cs="ＭＳ Ｐゴシック"/>
-        </w:rPr>
-        <w:t xml:space="preserve">3.1 </w:t>
-      </w:r>
-      <w:r>
-        <w:rPr>
-          <w:rFonts w:cs="ＭＳ Ｐゴシック"/>
-        </w:rPr>
-        <w:t>石積みにおける物理的論理とデジタル解析の課題</w:t>
-      </w:r>
-      <w:r>
-        <w:rPr>
-          <w:rFonts w:cs="ＭＳ Ｐゴシック"/>
-        </w:rPr>
-        <w:t>……………………………… 4</w:t>
-      </w:r>
-    </w:p>
-    <w:p>
-      <w:pPr>
-        <w:ind w:leftChars="100" w:left="240"/>
-        <w:rPr>
-          <w:rFonts w:cs="ＭＳ Ｐゴシック"/>
-        </w:rPr>
-      </w:pPr>
-      <w:r>
-        <w:rPr>
-          <w:rFonts w:cs="ＭＳ Ｐゴシック"/>
-        </w:rPr>
-        <w:t xml:space="preserve">3.2 </w:t>
-      </w:r>
-      <w:r>
-        <w:rPr>
-          <w:rFonts w:cs="ＭＳ Ｐゴシック"/>
-        </w:rPr>
-        <w:t>使用ライブラリとシステム構成</w:t>
-      </w:r>
-      <w:r>
-        <w:rPr>
-          <w:rFonts w:cs="ＭＳ Ｐゴシック"/>
-        </w:rPr>
-        <w:t>……………………………………………………</w:t>
-      </w:r>
-      <w:r>
-        <w:rPr>
-          <w:rFonts w:cs="ＭＳ Ｐゴシック"/>
-        </w:rPr>
-        <w:t xml:space="preserve"> 4</w:t>
-      </w:r>
-    </w:p>
-    <w:p>
-      <w:pPr>
-        <w:ind w:leftChars="100" w:left="240"/>
-        <w:rPr>
-          <w:rFonts w:cs="ＭＳ Ｐゴシック"/>
-        </w:rPr>
-      </w:pPr>
-      <w:r>
-        <w:rPr>
-          <w:rFonts w:cs="ＭＳ Ｐゴシック"/>
-        </w:rPr>
-        <w:t>3.</w:t>
-      </w:r>
-      <w:r>
-        <w:rPr>
-          <w:rFonts w:cs="ＭＳ Ｐゴシック"/>
-        </w:rPr>
-        <w:t>3</w:t>
-      </w:r>
-      <w:r>
-        <w:rPr>
-          <w:rFonts w:cs="ＭＳ Ｐゴシック"/>
-        </w:rPr>
-        <w:t xml:space="preserve"> 石材の自動抽出と対話的フィルタリング</w:t>
-      </w:r>
-      <w:r>
-        <w:rPr>
-          <w:rFonts w:cs="ＭＳ Ｐゴシック"/>
-        </w:rPr>
-        <w:t>…………………………………………</w:t>
-      </w:r>
-      <w:r>
-        <w:rPr>
-          <w:rFonts w:cs="ＭＳ Ｐゴシック"/>
-        </w:rPr>
-        <w:t xml:space="preserve"> 4</w:t>
-      </w:r>
-    </w:p>
-    <w:p>
-      <w:pPr>
-        <w:ind w:leftChars="100" w:left="240"/>
-        <w:rPr>
-          <w:rFonts w:cs="ＭＳ Ｐゴシック"/>
-        </w:rPr>
-      </w:pPr>
-      <w:r>
-        <w:rPr>
-          <w:rFonts w:cs="ＭＳ Ｐゴシック"/>
-        </w:rPr>
-        <w:t>3.</w:t>
-      </w:r>
-      <w:r>
-        <w:rPr>
-          <w:rFonts w:cs="ＭＳ Ｐゴシック"/>
-        </w:rPr>
-        <w:t>4</w:t>
-      </w:r>
-      <w:r>
-        <w:rPr>
-          <w:rFonts w:cs="ＭＳ Ｐゴシック"/>
-        </w:rPr>
-        <w:t xml:space="preserve"> 構造石に基づく段(ティア)の推定</w:t>
-      </w:r>
-      <w:r>
-        <w:rPr>
-          <w:rFonts w:cs="ＭＳ Ｐゴシック"/>
-        </w:rPr>
-        <w:t>…………………………………………………  4</w:t>
-      </w:r>
-    </w:p>
-    <w:p>
-      <w:pPr>
-        <w:ind w:leftChars="100" w:left="240"/>
-        <w:rPr>
-          <w:rFonts w:cs="ＭＳ Ｐゴシック"/>
-        </w:rPr>
-      </w:pPr>
-      <w:r>
-        <w:rPr>
-          <w:rFonts w:cs="ＭＳ Ｐゴシック"/>
-        </w:rPr>
-        <w:t>3.</w:t>
-      </w:r>
-      <w:r>
-        <w:rPr>
-          <w:rFonts w:cs="ＭＳ Ｐゴシック"/>
-        </w:rPr>
-        <w:t>5</w:t>
-      </w:r>
-      <w:r>
-        <w:rPr>
-          <w:rFonts w:cs="ＭＳ Ｐゴシック"/>
-        </w:rPr>
-        <w:t xml:space="preserve"> </w:t>
-      </w:r>
-      <w:r>
-        <w:rPr>
-          <w:rFonts w:cs="ＭＳ Ｐゴシック"/>
-        </w:rPr>
-        <w:t>隣接関係の構造化と建設順序の算出</w:t>
-      </w:r>
-      <w:r>
-        <w:rPr>
-          <w:rFonts w:cs="ＭＳ Ｐゴシック"/>
-        </w:rPr>
-        <w:t>………………………………………………</w:t>
-      </w:r>
-      <w:r>
-        <w:rPr>
-          <w:rFonts w:cs="ＭＳ Ｐゴシック"/>
-        </w:rPr>
-        <w:t xml:space="preserve"> 4</w:t>
-      </w:r>
-    </w:p>
-    <w:p>
-      <w:pPr>
-        <w:rPr>
-          <w:rFonts w:cs="ＭＳ Ｐゴシック"/>
-        </w:rPr>
-      </w:pPr>
-    </w:p>
-    <w:p>
-      <w:pPr>
-        <w:rPr>
-          <w:rFonts w:cs="ＭＳ Ｐゴシック"/>
-        </w:rPr>
-      </w:pPr>
-      <w:r>
-        <w:rPr>
-          <w:rFonts w:cs="ＭＳ Ｐゴシック" w:hint="eastAsia"/>
-        </w:rPr>
-        <w:t>第四章　実験方法・精度評価について</w:t>
-      </w:r>
-    </w:p>
-    <w:p>
-      <w:pPr>
-        <w:ind w:leftChars="100" w:left="240"/>
-        <w:rPr>
-          <w:rFonts w:cs="ＭＳ Ｐゴシック"/>
-        </w:rPr>
-      </w:pPr>
-      <w:r>
-        <w:rPr>
-          <w:rFonts w:cs="ＭＳ Ｐゴシック"/>
-        </w:rPr>
-        <w:t>4.1 実験の概要</w:t>
-      </w:r>
-      <w:r>
-        <w:rPr>
-          <w:rFonts w:cs="ＭＳ Ｐゴシック"/>
-        </w:rPr>
-        <w:t>……………………………………………………………………………</w:t>
-      </w:r>
-      <w:r>
-        <w:rPr>
-          <w:rFonts w:cs="ＭＳ Ｐゴシック"/>
-        </w:rPr>
-        <w:t xml:space="preserve"> 4</w:t>
-      </w:r>
-    </w:p>
-    <w:p>
-      <w:pPr>
-        <w:ind w:leftChars="100" w:left="240"/>
-        <w:rPr>
-          <w:rFonts w:cs="ＭＳ Ｐゴシック"/>
-        </w:rPr>
-      </w:pPr>
-      <w:r>
-        <w:rPr>
-          <w:rFonts w:cs="ＭＳ Ｐゴシック"/>
-        </w:rPr>
-        <w:t xml:space="preserve">4.2 実験に使用する画像データ　</w:t>
-      </w:r>
-      <w:r>
-        <w:rPr>
-          <w:rFonts w:cs="ＭＳ Ｐゴシック"/>
-        </w:rPr>
-        <w:t>………………………………………………………</w:t>
-      </w:r>
-      <w:r>
-        <w:rPr>
-          <w:rFonts w:cs="ＭＳ Ｐゴシック"/>
-        </w:rPr>
-        <w:t xml:space="preserve"> 4</w:t>
-      </w:r>
-    </w:p>
-    <w:p>
-      <w:pPr>
-        <w:ind w:leftChars="100" w:left="240"/>
-        <w:rPr>
-          <w:rFonts w:cs="ＭＳ Ｐゴシック"/>
-        </w:rPr>
-      </w:pPr>
-      <w:r>
-        <w:rPr>
-          <w:rFonts w:cs="ＭＳ Ｐゴシック"/>
-        </w:rPr>
-        <w:t xml:space="preserve">4.3 解析の手順と設定パラメータ　　</w:t>
-      </w:r>
-      <w:r>
-        <w:rPr>
-          <w:rFonts w:cs="ＭＳ Ｐゴシック"/>
-        </w:rPr>
-        <w:t>…………………………………………………</w:t>
-      </w:r>
-      <w:r>
-        <w:rPr>
-          <w:rFonts w:cs="ＭＳ Ｐゴシック"/>
-        </w:rPr>
-        <w:t xml:space="preserve"> 4</w:t>
-      </w:r>
-    </w:p>
-    <w:p>
-      <w:pPr>
-        <w:ind w:leftChars="100" w:left="240"/>
-        <w:rPr>
-          <w:rFonts w:cs="ＭＳ Ｐゴシック"/>
-        </w:rPr>
-      </w:pPr>
-      <w:r>
-        <w:rPr>
-          <w:rFonts w:cs="ＭＳ Ｐゴシック"/>
-        </w:rPr>
-        <w:t>4.4 評価指標</w:t>
-      </w:r>
-      <w:r>
-        <w:rPr>
-          <w:rFonts w:cs="ＭＳ Ｐゴシック"/>
-        </w:rPr>
-        <w:t>………………………………………………………………………………</w:t>
-      </w:r>
-      <w:r>
-        <w:rPr>
-          <w:rFonts w:cs="ＭＳ Ｐゴシック"/>
-        </w:rPr>
-        <w:t xml:space="preserve"> 4</w:t>
-      </w:r>
-    </w:p>
-    <w:p>
-      <w:pPr>
-        <w:rPr>
-          <w:rFonts w:cs="ＭＳ Ｐゴシック"/>
-        </w:rPr>
-      </w:pPr>
-    </w:p>
-    <w:p>
-      <w:pPr>
-        <w:rPr>
-          <w:rFonts w:cs="ＭＳ Ｐゴシック"/>
-        </w:rPr>
-      </w:pPr>
-      <w:r>
-        <w:rPr>
-          <w:rFonts w:cs="ＭＳ Ｐゴシック" w:hint="eastAsia"/>
-        </w:rPr>
-        <w:t>第五章　実験結果</w:t>
-      </w:r>
-      <w:r>
-        <w:rPr>
-          <w:rFonts w:cs="ＭＳ Ｐゴシック"/>
-        </w:rPr>
-        <w:t xml:space="preserve">  </w:t>
-      </w:r>
-      <w:r>
-        <w:rPr>
-          <w:rFonts w:cs="ＭＳ Ｐゴシック"/>
-        </w:rPr>
-        <w:t>……………………………………………………………………</w:t>
-      </w:r>
-      <w:r>
-        <w:rPr>
-          <w:rFonts w:cs="ＭＳ Ｐゴシック"/>
-        </w:rPr>
-        <w:t>…</w:t>
-      </w:r>
-      <w:r>
-        <w:rPr>
-          <w:rFonts w:cs="ＭＳ Ｐゴシック"/>
-        </w:rPr>
-        <w:t>…</w:t>
-      </w:r>
-      <w:r>
-        <w:rPr>
-          <w:rFonts w:cs="ＭＳ Ｐゴシック"/>
-        </w:rPr>
-        <w:t xml:space="preserve"> 4</w:t>
-      </w:r>
-    </w:p>
-    <w:p>
-      <w:pPr>
-        <w:rPr>
-          <w:rFonts w:cs="ＭＳ Ｐゴシック" w:hint="eastAsia"/>
+        <w:rPr>
+          <w:rFonts w:cs="ＭＳ Ｐゴシック"/>
         </w:rPr>
       </w:pPr>
       <w:r>
@@ -1390,33 +1267,52 @@
         <w:rPr>
           <w:rFonts w:cs="ＭＳ Ｐゴシック"/>
         </w:rPr>
-        <w:t>………………………………………………………………………</w:t>
-      </w:r>
-      <w:r>
-        <w:rPr>
-          <w:rFonts w:cs="ＭＳ Ｐゴシック"/>
-        </w:rPr>
-        <w:t xml:space="preserve"> 4</w:t>
-      </w:r>
-    </w:p>
-    <w:p>
-      <w:pPr>
-        <w:rPr>
-          <w:rFonts w:cs="ＭＳ Ｐゴシック"/>
-        </w:rPr>
-      </w:pPr>
-    </w:p>
-    <w:p>
-      <w:pPr>
+        <w:t>……………………………………………………………………… 4</w:t>
+      </w:r>
+    </w:p>
+    <w:p>
+      <w:pPr>
+        <w:rPr>
+          <w:rFonts w:cs="ＭＳ Ｐゴシック"/>
+        </w:rPr>
+      </w:pPr>
+    </w:p>
+    <w:p>
+      <w:pPr>
+        <w:rPr>
+          <w:rFonts w:cs="ＭＳ Ｐゴシック"/>
+        </w:rPr>
+      </w:pPr>
+      <w:r>
         <w:rPr>
           <w:rFonts w:cs="ＭＳ Ｐゴシック" w:hint="eastAsia"/>
         </w:rPr>
+        <w:t>謝辞</w:t>
+      </w:r>
+      <w:r>
+        <w:rPr>
+          <w:rFonts w:cs="ＭＳ Ｐゴシック"/>
+        </w:rPr>
+        <w:t xml:space="preserve">  </w:t>
+      </w:r>
+      <w:r>
+        <w:rPr>
+          <w:rFonts w:cs="ＭＳ Ｐゴシック"/>
+        </w:rPr>
+        <w:t>………………………………………………………………………………………… 4</w:t>
+      </w:r>
+    </w:p>
+    <w:p>
+      <w:pPr>
+        <w:rPr>
+          <w:rFonts w:cs="ＭＳ Ｐゴシック"/>
+        </w:rPr>
       </w:pPr>
       <w:r>
         <w:rPr>
           <w:rFonts w:cs="ＭＳ Ｐゴシック" w:hint="eastAsia"/>
         </w:rPr>
-        <w:t>謝辞</w:t>
+        <w:t>参考文献</w:t>
       </w:r>
       <w:r>
         <w:rPr>
@@ -1428,44 +1324,7 @@
         <w:rPr>
           <w:rFonts w:cs="ＭＳ Ｐゴシック"/>
         </w:rPr>
-        <w:t>………………………………………………………………………………</w:t>
-      </w:r>
-      <w:r>
-        <w:rPr>
-          <w:rFonts w:cs="ＭＳ Ｐゴシック"/>
-        </w:rPr>
-        <w:t>………… 4</w:t>
-      </w:r>
-    </w:p>
-    <w:p>
-      <w:pPr>
-        <w:rPr>
-          <w:rFonts w:cs="ＭＳ Ｐゴシック"/>
-        </w:rPr>
-      </w:pPr>
-      <w:r>
-        <w:rPr>
-          <w:rFonts w:cs="ＭＳ Ｐゴシック" w:hint="eastAsia"/>
-        </w:rPr>
-        <w:t>参考文献</w:t>
-      </w:r>
-      <w:r>
-        <w:rPr>
-          <w:rFonts w:cs="ＭＳ Ｐゴシック"/>
-        </w:rPr>
-        <w:t xml:space="preserve">  </w:t>
-      </w:r>
-      <w:r>
-        <w:rPr>
-          <w:rFonts w:cs="ＭＳ Ｐゴシック"/>
-        </w:rPr>
-        <w:t>………………………………………………………………………………</w:t>
-      </w:r>
-      <w:r>
-        <w:rPr>
-          <w:rFonts w:cs="ＭＳ Ｐゴシック"/>
-        </w:rPr>
-        <w:t>…… 4</w:t>
+        <w:t>…………………………………………………………………………………… 4</w:t>
       </w:r>
     </w:p>
     <w:p>
@@ -1494,6 +1353,7 @@
           <w:szCs w:val="32"/>
         </w:rPr>
       </w:pPr>
+      <w:bookmarkStart w:id="3" w:name="OLE_LINK1"/>
       <w:r>
         <w:rPr>
           <w:rFonts w:asciiTheme="minorEastAsia" w:eastAsiaTheme="minorEastAsia" w:hAnsiTheme="minorEastAsia" w:hint="eastAsia"/>
@@ -1509,7 +1369,15 @@
           <w:sz w:val="32"/>
           <w:szCs w:val="32"/>
         </w:rPr>
-        <w:t>1章 序論</w:t>
+        <w:t>1章 序</w:t>
+      </w:r>
+      <w:r>
+        <w:rPr>
+          <w:rFonts w:asciiTheme="minorEastAsia" w:eastAsiaTheme="minorEastAsia" w:hAnsiTheme="minorEastAsia" w:hint="eastAsia"/>
+          <w:sz w:val="32"/>
+          <w:szCs w:val="32"/>
+        </w:rPr>
+        <w:t>章</w:t>
       </w:r>
     </w:p>
     <w:p>
@@ -1552,13 +1420,13 @@
         <w:pStyle w:val="Web"/>
         <w:ind w:firstLineChars="50" w:firstLine="120"/>
         <w:rPr>
+          <w:rFonts w:asciiTheme="minorEastAsia" w:eastAsiaTheme="minorEastAsia" w:hAnsiTheme="minorEastAsia"/>
+        </w:rPr>
+      </w:pPr>
+      <w:r>
+        <w:rPr>
           <w:rFonts w:asciiTheme="minorEastAsia" w:eastAsiaTheme="minorEastAsia" w:hAnsiTheme="minorEastAsia" w:hint="eastAsia"/>
         </w:rPr>
-      </w:pPr>
-      <w:r>
-        <w:rPr>
-          <w:rFonts w:asciiTheme="minorEastAsia" w:eastAsiaTheme="minorEastAsia" w:hAnsiTheme="minorEastAsia" w:hint="eastAsia"/>
-        </w:rPr>
         <w:t>古代エジプト人の技術力は、現代の視点から見ても驚異的である。例えば、ギザの大ピラミッドは平均</w:t>
       </w:r>
       <w:r>
@@ -1572,7 +1440,7 @@
       <w:pPr>
         <w:pStyle w:val="Web"/>
         <w:rPr>
-          <w:rFonts w:asciiTheme="minorEastAsia" w:eastAsiaTheme="minorEastAsia" w:hAnsiTheme="minorEastAsia" w:hint="eastAsia"/>
+          <w:rFonts w:asciiTheme="minorEastAsia" w:eastAsiaTheme="minorEastAsia" w:hAnsiTheme="minorEastAsia"/>
         </w:rPr>
       </w:pPr>
     </w:p>
@@ -1834,7 +1702,7 @@
       <w:pPr>
         <w:pStyle w:val="Web"/>
         <w:rPr>
-          <w:rFonts w:asciiTheme="minorEastAsia" w:eastAsiaTheme="minorEastAsia" w:hAnsiTheme="minorEastAsia" w:hint="eastAsia"/>
+          <w:rFonts w:asciiTheme="minorEastAsia" w:eastAsiaTheme="minorEastAsia" w:hAnsiTheme="minorEastAsia"/>
         </w:rPr>
       </w:pPr>
     </w:p>
@@ -1851,14 +1719,14 @@
         </w:rPr>
         <w:t xml:space="preserve">1.3 </w:t>
       </w:r>
-      <w:bookmarkStart w:id="1" w:name="OLE_LINK2"/>
+      <w:bookmarkStart w:id="4" w:name="OLE_LINK2"/>
       <w:r>
         <w:rPr>
           <w:rFonts w:asciiTheme="minorEastAsia" w:eastAsiaTheme="minorEastAsia" w:hAnsiTheme="minorEastAsia"/>
         </w:rPr>
         <w:t>既存手法における限界</w:t>
       </w:r>
-      <w:bookmarkEnd w:id="1"/>
+      <w:bookmarkEnd w:id="4"/>
     </w:p>
     <w:p>
       <w:pPr>
@@ -1915,20 +1783,20 @@
         </w:rPr>
         <w:t>現在、石材のラベリングや推定作業は、考古学者の手作業に依存している。</w:t>
       </w:r>
-      <w:commentRangeStart w:id="2"/>
+      <w:commentRangeStart w:id="5"/>
       <w:r>
         <w:rPr>
           <w:rFonts w:asciiTheme="minorEastAsia" w:eastAsiaTheme="minorEastAsia" w:hAnsiTheme="minorEastAsia"/>
         </w:rPr>
         <w:t>エジプト国内には100基を超えるピラミッドが存在するが、石材の数が膨大であるため、詳細な調査が完了しているものは10基</w:t>
       </w:r>
-      <w:commentRangeEnd w:id="2"/>
+      <w:commentRangeEnd w:id="5"/>
       <w:r>
         <w:rPr>
           <w:rStyle w:val="ae"/>
           <w:rFonts w:asciiTheme="minorEastAsia" w:eastAsiaTheme="minorEastAsia" w:hAnsiTheme="minorEastAsia" w:cstheme="minorBidi"/>
         </w:rPr>
-        <w:commentReference w:id="2"/>
+        <w:commentReference w:id="5"/>
       </w:r>
       <w:r>
         <w:rPr>
@@ -2041,7 +1909,7 @@
       <w:pPr>
         <w:pStyle w:val="Web"/>
         <w:rPr>
-          <w:rFonts w:asciiTheme="minorEastAsia" w:eastAsiaTheme="minorEastAsia" w:hAnsiTheme="minorEastAsia" w:hint="eastAsia"/>
+          <w:rFonts w:asciiTheme="minorEastAsia" w:eastAsiaTheme="minorEastAsia" w:hAnsiTheme="minorEastAsia"/>
         </w:rPr>
       </w:pPr>
     </w:p>
@@ -2064,13 +1932,13 @@
       <w:pPr>
         <w:pStyle w:val="Web"/>
         <w:rPr>
-          <w:rFonts w:asciiTheme="minorEastAsia" w:eastAsiaTheme="minorEastAsia" w:hAnsiTheme="minorEastAsia" w:hint="eastAsia"/>
-        </w:rPr>
-      </w:pPr>
-      <w:r>
-        <w:rPr>
           <w:rFonts w:asciiTheme="minorEastAsia" w:eastAsiaTheme="minorEastAsia" w:hAnsiTheme="minorEastAsia"/>
         </w:rPr>
+      </w:pPr>
+      <w:r>
+        <w:rPr>
+          <w:rFonts w:asciiTheme="minorEastAsia" w:eastAsiaTheme="minorEastAsia" w:hAnsiTheme="minorEastAsia"/>
+        </w:rPr>
         <w:t>本研究の目的は、画像解析および機械学習を用いることで、石材の接合関係を構造的に把握し、考古学的な妥当性を持つ「微視的な建設順序（ミクロな積み上げ工程）」を自動的かつ定量的に推定する手法を確立することである。</w:t>
       </w:r>
     </w:p>
@@ -2078,16 +1946,16 @@
       <w:pPr>
         <w:pStyle w:val="Web"/>
         <w:rPr>
-          <w:rFonts w:asciiTheme="minorEastAsia" w:eastAsiaTheme="minorEastAsia" w:hAnsiTheme="minorEastAsia" w:hint="eastAsia"/>
-        </w:rPr>
-      </w:pPr>
-      <w:r>
-        <w:rPr>
           <w:rFonts w:asciiTheme="minorEastAsia" w:eastAsiaTheme="minorEastAsia" w:hAnsiTheme="minorEastAsia"/>
         </w:rPr>
+      </w:pPr>
+      <w:r>
+        <w:rPr>
+          <w:rFonts w:asciiTheme="minorEastAsia" w:eastAsiaTheme="minorEastAsia" w:hAnsiTheme="minorEastAsia"/>
+        </w:rPr>
         <w:t>具体的には、デジタル画像から個々の石材の輪郭、大きさ、重心座標などの幾何学情報を抽出する。得られたデータに基づき、隣接する石材との接合状態を網羅的に解析し、石材同士のネットワークを「グラフ構造」として定義する。</w:t>
       </w:r>
-      <w:commentRangeStart w:id="3"/>
+      <w:commentRangeStart w:id="6"/>
       <w:r>
         <w:rPr>
           <w:rFonts w:asciiTheme="minorEastAsia" w:eastAsiaTheme="minorEastAsia" w:hAnsiTheme="minorEastAsia"/>
@@ -2095,14 +1963,14 @@
         </w:rPr>
         <w:t>この構造化データに対して、施工の論理に基づいたアルゴリズムを適用することで</w:t>
       </w:r>
-      <w:commentRangeEnd w:id="3"/>
+      <w:commentRangeEnd w:id="6"/>
       <w:r>
         <w:rPr>
           <w:rStyle w:val="ae"/>
           <w:rFonts w:asciiTheme="minorEastAsia" w:eastAsiaTheme="minorEastAsia" w:hAnsiTheme="minorEastAsia" w:cstheme="minorBidi"/>
           <w:color w:val="000000" w:themeColor="text1"/>
         </w:rPr>
-        <w:commentReference w:id="3"/>
+        <w:commentReference w:id="6"/>
       </w:r>
       <w:r>
         <w:rPr>
@@ -2114,26 +1982,26 @@
     <w:p>
       <w:pPr>
         <w:rPr>
-          <w:rFonts w:cs="ＭＳ Ｐゴシック" w:hint="eastAsia"/>
+          <w:rFonts w:cs="ＭＳ Ｐゴシック"/>
         </w:rPr>
       </w:pPr>
       <w:r>
         <w:t>本研究における具体的な到達目標は、建設時の記録（正解データ）が失われた古代遺構を対象とし、提案する解析パイプラインによって推定された構築順序が、構造力学的な観点から「物理的に破綻なく成立し得るか」という</w:t>
       </w:r>
-      <w:commentRangeStart w:id="4"/>
+      <w:commentRangeStart w:id="7"/>
       <w:r>
         <w:rPr>
           <w:color w:val="000000" w:themeColor="text1"/>
         </w:rPr>
         <w:t>プロセス妥当性の評価手法を構築することである</w:t>
       </w:r>
-      <w:commentRangeEnd w:id="4"/>
+      <w:commentRangeEnd w:id="7"/>
       <w:r>
         <w:rPr>
           <w:rStyle w:val="ae"/>
           <w:color w:val="000000" w:themeColor="text1"/>
         </w:rPr>
-        <w:commentReference w:id="4"/>
+        <w:commentReference w:id="7"/>
       </w:r>
       <w:r>
         <w:t>。設計図や正解データが存在しないという前提に立ち、</w:t>
@@ -2151,6 +2019,7 @@
         <w:t>推定結果の整合性を多角的に検証することで、熟練者の経験的知見を補完・客観化する。これにより、人的リソースに依存しない客観的かつ一貫したリバースエンジニアリング手法としての有効性を証明することを目指す。</w:t>
       </w:r>
     </w:p>
+    <w:bookmarkEnd w:id="3"/>
     <w:p>
       <w:pPr>
         <w:rPr>
@@ -2343,242 +2212,218 @@
     <w:p>
       <w:pPr>
         <w:rPr>
+          <w:rFonts w:cs="ＭＳ Ｐゴシック"/>
+        </w:rPr>
+      </w:pPr>
+    </w:p>
+    <w:p>
+      <w:pPr>
+        <w:rPr>
+          <w:rFonts w:cs="ＭＳ Ｐゴシック"/>
+        </w:rPr>
+      </w:pPr>
+      <w:r>
+        <w:rPr>
+          <w:rFonts w:cs="ＭＳ Ｐゴシック"/>
+        </w:rPr>
+        <w:t>2.1 デジタル考古学における遺構の記録と計測</w:t>
+      </w:r>
+    </w:p>
+    <w:p>
+      <w:pPr>
+        <w:rPr>
+          <w:rFonts w:cs="ＭＳ Ｐゴシック"/>
+        </w:rPr>
+      </w:pPr>
+      <w:r>
+        <w:rPr>
+          <w:rFonts w:cs="ＭＳ Ｐゴシック"/>
+        </w:rPr>
+        <w:t>考古学の分野では、近年の</w:t>
+      </w:r>
+      <w:proofErr w:type="spellStart"/>
+      <w:r>
+        <w:rPr>
+          <w:rFonts w:cs="ＭＳ Ｐゴシック"/>
+        </w:rPr>
+        <w:t>SfM</w:t>
+      </w:r>
+      <w:proofErr w:type="spellEnd"/>
+      <w:r>
+        <w:rPr>
+          <w:rFonts w:cs="ＭＳ Ｐゴシック"/>
+        </w:rPr>
+        <w:t xml:space="preserve">(Structure-from-Motion)および地上レーザースキャニング技術の普及により、遺構の精密な3D記録が一般化している。特にギザのピラミッド群においては、ドローンを用いた多角的な撮影データに基づき、石材一単位のレベルで形状をデジタル化する試みが進められている </w:t>
+      </w:r>
+      <w:r>
+        <w:rPr>
+          <w:rFonts w:cs="ＭＳ Ｐゴシック"/>
+        </w:rPr>
+        <w:t>[1]</w:t>
+      </w:r>
+      <w:r>
+        <w:rPr>
+          <w:rFonts w:cs="ＭＳ Ｐゴシック"/>
+        </w:rPr>
+        <w:t>。河江（2024）は、これらの技術を用いてクフ王やメンカウレ王のピラミッドを解析し、内部構造が単なる石材の累積ではなく、階段状の「核（コア）構造」や「バッキング・ストーン」で構成されていることを明らかにした 。これにより、従来の平面図では困難であった高精度な空間データの取得が可能となったが、</w:t>
+      </w:r>
+      <w:r>
+        <w:rPr>
           <w:rFonts w:cs="ＭＳ Ｐゴシック" w:hint="eastAsia"/>
         </w:rPr>
-      </w:pPr>
-    </w:p>
-    <w:p>
-      <w:pPr>
+        <w:t>「</w:t>
+      </w:r>
+      <w:r>
+        <w:rPr>
+          <w:rFonts w:cs="ＭＳ Ｐゴシック"/>
+        </w:rPr>
+        <w:t>現状の記録</w:t>
+      </w:r>
+      <w:r>
         <w:rPr>
           <w:rFonts w:cs="ＭＳ Ｐゴシック" w:hint="eastAsia"/>
         </w:rPr>
-      </w:pPr>
-      <w:r>
-        <w:rPr>
-          <w:rFonts w:cs="ＭＳ Ｐゴシック"/>
-        </w:rPr>
-        <w:t>2.1 デジタル考古学における遺構の記録と計測</w:t>
-      </w:r>
-    </w:p>
-    <w:p>
-      <w:pPr>
-        <w:rPr>
-          <w:rFonts w:cs="ＭＳ Ｐゴシック"/>
-        </w:rPr>
-      </w:pPr>
-      <w:r>
-        <w:rPr>
-          <w:rFonts w:cs="ＭＳ Ｐゴシック"/>
-        </w:rPr>
-        <w:t>考古学の分野では、近年の</w:t>
+        <w:t>」に</w:t>
+      </w:r>
+      <w:r>
+        <w:rPr>
+          <w:rFonts w:cs="ＭＳ Ｐゴシック"/>
+        </w:rPr>
+        <w:t>主眼が置かれており、膨大なデータから建設時の時系列</w:t>
+      </w:r>
+      <w:r>
+        <w:rPr>
+          <w:rFonts w:cs="ＭＳ Ｐゴシック" w:hint="eastAsia"/>
+        </w:rPr>
+        <w:t>を</w:t>
+      </w:r>
+      <w:r>
+        <w:rPr>
+          <w:rFonts w:cs="ＭＳ Ｐゴシック" w:hint="eastAsia"/>
+        </w:rPr>
+        <w:t>導き出すまでには至っていない。</w:t>
+      </w:r>
+    </w:p>
+    <w:p>
+      <w:pPr>
+        <w:rPr>
+          <w:rFonts w:cs="ＭＳ Ｐゴシック"/>
+        </w:rPr>
+      </w:pPr>
+    </w:p>
+    <w:p>
+      <w:pPr>
+        <w:rPr>
+          <w:rFonts w:cs="ＭＳ Ｐゴシック"/>
+        </w:rPr>
+      </w:pPr>
+    </w:p>
+    <w:p>
+      <w:pPr>
+        <w:rPr>
+          <w:rFonts w:cs="ＭＳ Ｐゴシック"/>
+        </w:rPr>
+      </w:pPr>
+      <w:r>
+        <w:rPr>
+          <w:rFonts w:cs="ＭＳ Ｐゴシック"/>
+        </w:rPr>
+        <w:t>2.2 画像解析による石造遺構の自動認識</w:t>
+      </w:r>
+    </w:p>
+    <w:p>
+      <w:pPr>
+        <w:rPr>
+          <w:rFonts w:cs="ＭＳ Ｐゴシック"/>
+        </w:rPr>
+      </w:pPr>
+      <w:r>
+        <w:rPr>
+          <w:rFonts w:cs="ＭＳ Ｐゴシック" w:hint="eastAsia"/>
+        </w:rPr>
+        <w:t>機械学習を用いた石積みやレンガ積みの自動解析についても、近年目覚ましい進展が見られる。</w:t>
+      </w:r>
+      <w:r>
+        <w:rPr>
+          <w:rFonts w:cs="ＭＳ Ｐゴシック"/>
+        </w:rPr>
+        <w:t>Fornaciari（2025）は、セグメンテーション・プラットフォーム「</w:t>
       </w:r>
       <w:proofErr w:type="spellStart"/>
       <w:r>
         <w:rPr>
           <w:rFonts w:cs="ＭＳ Ｐゴシック"/>
         </w:rPr>
-        <w:t>SfM</w:t>
+        <w:t>TagLab</w:t>
       </w:r>
       <w:proofErr w:type="spellEnd"/>
       <w:r>
         <w:rPr>
           <w:rFonts w:cs="ＭＳ Ｐゴシック"/>
         </w:rPr>
-        <w:t>(</w:t>
-      </w:r>
-      <w:r>
-        <w:rPr>
-          <w:rFonts w:cs="ＭＳ Ｐゴシック"/>
-        </w:rPr>
-        <w:t>Structure-from-Motion</w:t>
-      </w:r>
-      <w:r>
-        <w:rPr>
-          <w:rFonts w:cs="ＭＳ Ｐゴシック"/>
-        </w:rPr>
-        <w:t>)</w:t>
-      </w:r>
-      <w:r>
-        <w:rPr>
-          <w:rFonts w:cs="ＭＳ Ｐゴシック"/>
-        </w:rPr>
-        <w:t xml:space="preserve">および地上レーザースキャニング技術の普及により、遺構の精密な3D記録が一般化している。特にギザのピラミッド群においては、ドローンを用いた多角的な撮影データに基づき、石材一単位のレベルで形状をデジタル化する試みが進められている </w:t>
-      </w:r>
-      <w:r>
-        <w:rPr>
-          <w:rFonts w:cs="ＭＳ Ｐゴシック"/>
-        </w:rPr>
-        <w:t>[1]</w:t>
-      </w:r>
-      <w:r>
-        <w:rPr>
-          <w:rFonts w:cs="ＭＳ Ｐゴシック"/>
-        </w:rPr>
-        <w:t>。河江（2024）は、これらの技術を用いてクフ王やメンカウレ王のピラミッドを解析し、内部構造が単なる石材の累積ではなく、階段状の「核（コア）構造」や「バッキング・ストーン」で構成されていることを明らかにした 。これにより、従来の平面図では困難であった高精度な空間データの取得が可能となったが、</w:t>
+        <w:t>」とSegment Anything Model（SAM）を活用</w:t>
       </w:r>
       <w:r>
         <w:rPr>
           <w:rFonts w:cs="ＭＳ Ｐゴシック" w:hint="eastAsia"/>
         </w:rPr>
-        <w:t>「</w:t>
-      </w:r>
-      <w:r>
-        <w:rPr>
-          <w:rFonts w:cs="ＭＳ Ｐゴシック"/>
-        </w:rPr>
-        <w:t>現状の記録</w:t>
+        <w:t>、</w:t>
+      </w:r>
+      <w:r>
+        <w:rPr>
+          <w:rFonts w:cs="ＭＳ Ｐゴシック"/>
+        </w:rPr>
+        <w:t>古代ローマのレンガ構造を個別に領域分割し、その寸法や配置を自動抽出する手法を提案している[2]。この研究では「建設シーケンス」の分析可能性についても言及されており、個別の構成要素の認識が工程解明の鍵であることを示唆している。</w:t>
+      </w:r>
+    </w:p>
+    <w:p>
+      <w:pPr>
+        <w:rPr>
+          <w:rFonts w:cs="ＭＳ Ｐゴシック"/>
+        </w:rPr>
+      </w:pPr>
+      <w:r>
+        <w:rPr>
+          <w:rFonts w:cs="ＭＳ Ｐゴシック"/>
+        </w:rPr>
+        <w:t>また、</w:t>
+      </w:r>
+      <w:proofErr w:type="spellStart"/>
+      <w:r>
+        <w:rPr>
+          <w:rFonts w:cs="ＭＳ Ｐゴシック"/>
+        </w:rPr>
+        <w:t>Loverdos</w:t>
+      </w:r>
+      <w:proofErr w:type="spellEnd"/>
+      <w:r>
+        <w:rPr>
+          <w:rFonts w:cs="ＭＳ Ｐゴシック"/>
+        </w:rPr>
+        <w:t xml:space="preserve"> </w:t>
+      </w:r>
+      <w:r>
+        <w:rPr>
+          <w:rFonts w:cs="ＭＳ Ｐゴシック"/>
+        </w:rPr>
+        <w:t>(202</w:t>
+      </w:r>
+      <w:r>
+        <w:rPr>
+          <w:rFonts w:cs="ＭＳ Ｐゴシック"/>
+        </w:rPr>
+        <w:t>3</w:t>
+      </w:r>
+      <w:r>
+        <w:rPr>
+          <w:rFonts w:cs="ＭＳ Ｐゴシック"/>
+        </w:rPr>
+        <w:t>)は、写真データから石材の幾何学的・数値的モデルを自動生成する技術を開発し、石材同士の接合関</w:t>
       </w:r>
       <w:r>
         <w:rPr>
           <w:rFonts w:cs="ＭＳ Ｐゴシック" w:hint="eastAsia"/>
         </w:rPr>
-        <w:t>」</w:t>
-      </w:r>
-      <w:r>
-        <w:rPr>
-          <w:rFonts w:cs="ＭＳ Ｐゴシック" w:hint="eastAsia"/>
-        </w:rPr>
-        <w:t>に</w:t>
-      </w:r>
-      <w:r>
-        <w:rPr>
-          <w:rFonts w:cs="ＭＳ Ｐゴシック"/>
-        </w:rPr>
-        <w:t>主眼が置かれており、膨大なデータから建設時の時系列</w:t>
-      </w:r>
-      <w:r>
-        <w:rPr>
-          <w:rFonts w:cs="ＭＳ Ｐゴシック" w:hint="eastAsia"/>
-        </w:rPr>
-        <w:t>を</w:t>
-      </w:r>
-      <w:r>
-        <w:rPr>
-          <w:rFonts w:cs="ＭＳ Ｐゴシック" w:hint="eastAsia"/>
-        </w:rPr>
-        <w:t>導き出すまでには至っていない。</w:t>
-      </w:r>
-    </w:p>
-    <w:p>
-      <w:pPr>
-        <w:rPr>
-          <w:rFonts w:cs="ＭＳ Ｐゴシック"/>
-        </w:rPr>
-      </w:pPr>
-    </w:p>
-    <w:p>
-      <w:pPr>
-        <w:rPr>
-          <w:rFonts w:cs="ＭＳ Ｐゴシック" w:hint="eastAsia"/>
-        </w:rPr>
-      </w:pPr>
-    </w:p>
-    <w:p>
-      <w:pPr>
-        <w:rPr>
-          <w:rFonts w:cs="ＭＳ Ｐゴシック"/>
-        </w:rPr>
-      </w:pPr>
-      <w:r>
-        <w:rPr>
-          <w:rFonts w:cs="ＭＳ Ｐゴシック"/>
-        </w:rPr>
-        <w:t>2.2 画像解析による石造遺構の自動認識</w:t>
-      </w:r>
-    </w:p>
-    <w:p>
-      <w:pPr>
-        <w:rPr>
-          <w:rFonts w:cs="ＭＳ Ｐゴシック"/>
-        </w:rPr>
-      </w:pPr>
-      <w:r>
-        <w:rPr>
-          <w:rFonts w:cs="ＭＳ Ｐゴシック" w:hint="eastAsia"/>
-        </w:rPr>
-        <w:t>機械学習を用いた石積みやレンガ積みの自動解析についても、近年目覚ましい進展が見られる。</w:t>
-      </w:r>
-      <w:r>
-        <w:rPr>
-          <w:rFonts w:cs="ＭＳ Ｐゴシック"/>
-        </w:rPr>
-        <w:t>Fornaciari（2025）は、セグメンテーション・プラットフォーム「</w:t>
-      </w:r>
-      <w:proofErr w:type="spellStart"/>
-      <w:r>
-        <w:rPr>
-          <w:rFonts w:cs="ＭＳ Ｐゴシック"/>
-        </w:rPr>
-        <w:t>TagLab</w:t>
-      </w:r>
-      <w:proofErr w:type="spellEnd"/>
-      <w:r>
-        <w:rPr>
-          <w:rFonts w:cs="ＭＳ Ｐゴシック"/>
-        </w:rPr>
-        <w:t>」とSegment Anything Model（SAM）を活用</w:t>
-      </w:r>
-      <w:r>
-        <w:rPr>
-          <w:rFonts w:cs="ＭＳ Ｐゴシック" w:hint="eastAsia"/>
-        </w:rPr>
-        <w:t>、</w:t>
-      </w:r>
-      <w:r>
-        <w:rPr>
-          <w:rFonts w:cs="ＭＳ Ｐゴシック"/>
-        </w:rPr>
-        <w:t>古代ローマのレンガ構造を個別に領域分割し、その寸法や配置を自動抽出する手法を提案している[2]。この研究では「建設シーケンス」の分析可能性についても言及されており、個別の構成要素の認識が工程解明の鍵であることを示唆している。</w:t>
-      </w:r>
-    </w:p>
-    <w:p>
-      <w:pPr>
-        <w:rPr>
-          <w:rFonts w:cs="ＭＳ Ｐゴシック"/>
-        </w:rPr>
-      </w:pPr>
-      <w:r>
-        <w:rPr>
-          <w:rFonts w:cs="ＭＳ Ｐゴシック"/>
-        </w:rPr>
-        <w:t>また、</w:t>
-      </w:r>
-      <w:proofErr w:type="spellStart"/>
-      <w:r>
-        <w:rPr>
-          <w:rFonts w:cs="ＭＳ Ｐゴシック"/>
-        </w:rPr>
-        <w:t>Loverdos</w:t>
-      </w:r>
-      <w:proofErr w:type="spellEnd"/>
-      <w:r>
-        <w:rPr>
-          <w:rFonts w:cs="ＭＳ Ｐゴシック"/>
-        </w:rPr>
-        <w:t xml:space="preserve"> </w:t>
-      </w:r>
-      <w:r>
-        <w:rPr>
-          <w:rFonts w:cs="ＭＳ Ｐゴシック"/>
-        </w:rPr>
-        <w:t>(202</w:t>
-      </w:r>
-      <w:r>
-        <w:rPr>
-          <w:rFonts w:cs="ＭＳ Ｐゴシック"/>
-        </w:rPr>
-        <w:t>3</w:t>
-      </w:r>
-      <w:r>
-        <w:rPr>
-          <w:rFonts w:cs="ＭＳ Ｐゴシック"/>
-        </w:rPr>
-        <w:t>)は、写真データから石材の幾何学的・数値的モデルを自動生成する技術を開発し、石材同士の接合関</w:t>
-      </w:r>
-      <w:r>
-        <w:rPr>
-          <w:rFonts w:cs="ＭＳ Ｐゴシック" w:hint="eastAsia"/>
-        </w:rPr>
         <w:t>係（マイクロ幾何学）の把握を試みている</w:t>
       </w:r>
       <w:r>
@@ -2607,7 +2452,7 @@
     <w:p>
       <w:pPr>
         <w:rPr>
-          <w:rFonts w:cs="ＭＳ Ｐゴシック" w:hint="eastAsia"/>
+          <w:rFonts w:cs="ＭＳ Ｐゴシック"/>
         </w:rPr>
       </w:pPr>
     </w:p>
@@ -2627,7 +2472,7 @@
     <w:p>
       <w:pPr>
         <w:rPr>
-          <w:rFonts w:cs="ＭＳ Ｐゴシック" w:hint="eastAsia"/>
+          <w:rFonts w:cs="ＭＳ Ｐゴシック"/>
         </w:rPr>
       </w:pPr>
       <w:r>
@@ -2678,22 +2523,48 @@
     <w:p>
       <w:pPr>
         <w:rPr>
+          <w:rFonts w:cs="ＭＳ Ｐゴシック"/>
+        </w:rPr>
+      </w:pPr>
+    </w:p>
+    <w:p>
+      <w:pPr>
+        <w:rPr>
+          <w:rFonts w:cs="ＭＳ Ｐゴシック"/>
+        </w:rPr>
+      </w:pPr>
+      <w:r>
+        <w:rPr>
+          <w:rFonts w:cs="ＭＳ Ｐゴシック"/>
+        </w:rPr>
+        <w:t>2.4 既存研究の課題と本研究の立ち位置</w:t>
+      </w:r>
+    </w:p>
+    <w:p>
+      <w:pPr>
+        <w:rPr>
+          <w:rFonts w:cs="ＭＳ Ｐゴシック"/>
+        </w:rPr>
+      </w:pPr>
+      <w:r>
+        <w:rPr>
           <w:rFonts w:cs="ＭＳ Ｐゴシック" w:hint="eastAsia"/>
         </w:rPr>
-      </w:pPr>
-    </w:p>
-    <w:p>
-      <w:pPr>
-        <w:rPr>
-          <w:rFonts w:cs="ＭＳ Ｐゴシック"/>
-        </w:rPr>
-      </w:pPr>
-      <w:r>
-        <w:rPr>
-          <w:rFonts w:cs="ＭＳ Ｐゴシック"/>
-        </w:rPr>
-        <w:t>2.4 既存研究の課題と本研究の立ち位置</w:t>
-      </w:r>
+        <w:t>上述のように、デジタル記録からの形状抽出や、</w:t>
+      </w:r>
+      <w:r>
+        <w:rPr>
+          <w:rFonts w:cs="ＭＳ Ｐゴシック"/>
+        </w:rPr>
+        <w:t>AIによる構築ロジックの研究は個別に発展しているものの、これらを統合して石造建造物の「過去の建設工程」を解析した例は極めて少ない。既存研究には以下の課題が残されている。</w:t>
+      </w:r>
+    </w:p>
+    <w:p>
+      <w:pPr>
+        <w:rPr>
+          <w:rFonts w:cs="ＭＳ Ｐゴシック"/>
+        </w:rPr>
+      </w:pPr>
     </w:p>
     <w:p>
       <w:pPr>
@@ -2705,102 +2576,76 @@
         <w:rPr>
           <w:rFonts w:cs="ＭＳ Ｐゴシック" w:hint="eastAsia"/>
         </w:rPr>
-        <w:t>上述のように、デジタル記録からの形状抽出や、</w:t>
-      </w:r>
-      <w:r>
-        <w:rPr>
-          <w:rFonts w:cs="ＭＳ Ｐゴシック"/>
-        </w:rPr>
-        <w:t>AIによる構築ロジックの研究は個別に発展しているものの、これらを統合して石造建造物の「過去の建設工程」を解析した例は極めて少ない。既存研究には以下の課題が残されている。</w:t>
-      </w:r>
-    </w:p>
-    <w:p>
-      <w:pPr>
-        <w:rPr>
-          <w:rFonts w:cs="ＭＳ Ｐゴシック"/>
-        </w:rPr>
-      </w:pPr>
-    </w:p>
-    <w:p>
-      <w:pPr>
-        <w:rPr>
-          <w:rFonts w:cs="ＭＳ Ｐゴシック"/>
-        </w:rPr>
-      </w:pPr>
+        <w:t>・</w:t>
+      </w:r>
       <w:r>
         <w:rPr>
           <w:rFonts w:cs="ＭＳ Ｐゴシック" w:hint="eastAsia"/>
         </w:rPr>
+        <w:t>スケールの障壁</w:t>
+      </w:r>
+      <w:r>
+        <w:rPr>
+          <w:rFonts w:cs="ＭＳ Ｐゴシック"/>
+        </w:rPr>
+        <w:t>: 数百万個の石材からなるピラミッド全体を、個別の接合関係（グラフ構造）として統合的に処理する手法が確立されていない。</w:t>
+      </w:r>
+    </w:p>
+    <w:p>
+      <w:pPr>
+        <w:rPr>
+          <w:rFonts w:cs="ＭＳ Ｐゴシック"/>
+        </w:rPr>
+      </w:pPr>
+    </w:p>
+    <w:p>
+      <w:pPr>
+        <w:rPr>
+          <w:rFonts w:cs="ＭＳ Ｐゴシック"/>
+        </w:rPr>
+      </w:pPr>
+      <w:r>
+        <w:rPr>
+          <w:rFonts w:cs="ＭＳ Ｐゴシック" w:hint="eastAsia"/>
+        </w:rPr>
         <w:t>・</w:t>
       </w:r>
       <w:r>
         <w:rPr>
           <w:rFonts w:cs="ＭＳ Ｐゴシック" w:hint="eastAsia"/>
         </w:rPr>
-        <w:t>スケールの障壁</w:t>
-      </w:r>
-      <w:r>
-        <w:rPr>
-          <w:rFonts w:cs="ＭＳ Ｐゴシック"/>
-        </w:rPr>
-        <w:t>: 数百万個の石材からなるピラミッド全体を、個別の接合関係（グラフ構造）として統合的に処理する手法が確立されていない。</w:t>
-      </w:r>
-    </w:p>
-    <w:p>
-      <w:pPr>
+        <w:t>逆問題へのアプローチ</w:t>
+      </w:r>
+      <w:r>
+        <w:rPr>
+          <w:rFonts w:cs="ＭＳ Ｐゴシック"/>
+        </w:rPr>
+        <w:t>: 現代の建設モニタリング  のように「設計図」がある状態での進捗確認ではなく、完成した構造から「失われた過去の工程」を逆推計するリバースエンジニアリングの手法が不足している。</w:t>
+      </w:r>
+    </w:p>
+    <w:p>
+      <w:pPr>
+        <w:rPr>
+          <w:rFonts w:cs="ＭＳ Ｐゴシック"/>
+        </w:rPr>
+      </w:pPr>
+    </w:p>
+    <w:p>
+      <w:pPr>
+        <w:rPr>
+          <w:rFonts w:cs="ＭＳ Ｐゴシック"/>
+        </w:rPr>
+      </w:pPr>
+      <w:r>
         <w:rPr>
           <w:rFonts w:cs="ＭＳ Ｐゴシック" w:hint="eastAsia"/>
         </w:rPr>
-      </w:pPr>
-    </w:p>
-    <w:p>
-      <w:pPr>
-        <w:rPr>
-          <w:rFonts w:cs="ＭＳ Ｐゴシック"/>
-        </w:rPr>
-      </w:pPr>
+        <w:t>・</w:t>
+      </w:r>
       <w:r>
         <w:rPr>
           <w:rFonts w:cs="ＭＳ Ｐゴシック" w:hint="eastAsia"/>
         </w:rPr>
-        <w:t>・</w:t>
-      </w:r>
-      <w:r>
-        <w:rPr>
-          <w:rFonts w:cs="ＭＳ Ｐゴシック" w:hint="eastAsia"/>
-        </w:rPr>
-        <w:t>逆問題へのアプローチ</w:t>
-      </w:r>
-      <w:r>
-        <w:rPr>
-          <w:rFonts w:cs="ＭＳ Ｐゴシック"/>
-        </w:rPr>
-        <w:t>: 現代の建設モニタリング  のように「設計図」がある状態での進捗確認ではなく、完成した構造から「失われた過去の工程」を逆推計するリバースエンジニアリングの手法が不足している。</w:t>
-      </w:r>
-    </w:p>
-    <w:p>
-      <w:pPr>
-        <w:rPr>
-          <w:rFonts w:cs="ＭＳ Ｐゴシック"/>
-        </w:rPr>
-      </w:pPr>
-    </w:p>
-    <w:p>
-      <w:pPr>
-        <w:rPr>
-          <w:rFonts w:cs="ＭＳ Ｐゴシック" w:hint="eastAsia"/>
-        </w:rPr>
-      </w:pPr>
-      <w:r>
-        <w:rPr>
-          <w:rFonts w:cs="ＭＳ Ｐゴシック" w:hint="eastAsia"/>
-        </w:rPr>
-        <w:t>・</w:t>
-      </w:r>
-      <w:r>
-        <w:rPr>
-          <w:rFonts w:cs="ＭＳ Ｐゴシック" w:hint="eastAsia"/>
-        </w:rPr>
         <w:t>検証の困難さ</w:t>
       </w:r>
       <w:r>
@@ -2820,18 +2665,18 @@
     <w:p>
       <w:pPr>
         <w:rPr>
-          <w:rFonts w:cs="ＭＳ Ｐゴシック" w:hint="eastAsia"/>
-        </w:rPr>
-      </w:pPr>
-    </w:p>
-    <w:p>
-      <w:pPr>
-        <w:rPr>
-          <w:rFonts w:cs="ＭＳ Ｐゴシック" w:hint="eastAsia"/>
+          <w:rFonts w:cs="ＭＳ Ｐゴシック"/>
+        </w:rPr>
+      </w:pPr>
+    </w:p>
+    <w:p>
+      <w:pPr>
+        <w:rPr>
+          <w:rFonts w:cs="ＭＳ Ｐゴシック"/>
           <w:color w:val="000000" w:themeColor="text1"/>
         </w:rPr>
       </w:pPr>
-      <w:commentRangeStart w:id="5"/>
+      <w:commentRangeStart w:id="8"/>
       <w:r>
         <w:rPr>
           <w:color w:val="000000" w:themeColor="text1"/>
@@ -2860,101 +2705,101 @@
         </w:rPr>
         <w:t>これは、将来的に大規模な古代ピラミッドへリバースエンジニアリングを適用するための、重要な技術的基盤となる。</w:t>
       </w:r>
-      <w:commentRangeEnd w:id="5"/>
+      <w:commentRangeEnd w:id="8"/>
       <w:r>
         <w:rPr>
           <w:rStyle w:val="ae"/>
           <w:color w:val="000000" w:themeColor="text1"/>
         </w:rPr>
-        <w:commentReference w:id="5"/>
-      </w:r>
-    </w:p>
-    <w:p>
-      <w:pPr>
-        <w:rPr>
-          <w:rFonts w:cs="ＭＳ Ｐゴシック"/>
-        </w:rPr>
-      </w:pPr>
-    </w:p>
-    <w:p>
-      <w:pPr>
-        <w:rPr>
-          <w:rFonts w:cs="ＭＳ Ｐゴシック"/>
-        </w:rPr>
-      </w:pPr>
-    </w:p>
-    <w:p>
-      <w:pPr>
-        <w:rPr>
-          <w:rFonts w:cs="ＭＳ Ｐゴシック"/>
-        </w:rPr>
-      </w:pPr>
-    </w:p>
-    <w:p>
-      <w:pPr>
-        <w:rPr>
-          <w:rFonts w:cs="ＭＳ Ｐゴシック"/>
-        </w:rPr>
-      </w:pPr>
-    </w:p>
-    <w:p>
-      <w:pPr>
-        <w:rPr>
-          <w:rFonts w:cs="ＭＳ Ｐゴシック"/>
-        </w:rPr>
-      </w:pPr>
-    </w:p>
-    <w:p>
-      <w:pPr>
-        <w:rPr>
-          <w:rFonts w:cs="ＭＳ Ｐゴシック"/>
-        </w:rPr>
-      </w:pPr>
-    </w:p>
-    <w:p>
-      <w:pPr>
-        <w:rPr>
-          <w:rFonts w:cs="ＭＳ Ｐゴシック"/>
-        </w:rPr>
-      </w:pPr>
-    </w:p>
-    <w:p>
-      <w:pPr>
-        <w:rPr>
-          <w:rFonts w:cs="ＭＳ Ｐゴシック"/>
-        </w:rPr>
-      </w:pPr>
-    </w:p>
-    <w:p>
-      <w:pPr>
-        <w:rPr>
-          <w:rFonts w:cs="ＭＳ Ｐゴシック" w:hint="eastAsia"/>
-        </w:rPr>
-      </w:pPr>
-    </w:p>
-    <w:p>
-      <w:pPr>
+        <w:commentReference w:id="8"/>
+      </w:r>
+    </w:p>
+    <w:p>
+      <w:pPr>
+        <w:rPr>
+          <w:rFonts w:cs="ＭＳ Ｐゴシック"/>
+        </w:rPr>
+      </w:pPr>
+    </w:p>
+    <w:p>
+      <w:pPr>
+        <w:rPr>
+          <w:rFonts w:cs="ＭＳ Ｐゴシック"/>
+        </w:rPr>
+      </w:pPr>
+    </w:p>
+    <w:p>
+      <w:pPr>
+        <w:rPr>
+          <w:rFonts w:cs="ＭＳ Ｐゴシック"/>
+        </w:rPr>
+      </w:pPr>
+    </w:p>
+    <w:p>
+      <w:pPr>
+        <w:rPr>
+          <w:rFonts w:cs="ＭＳ Ｐゴシック"/>
+        </w:rPr>
+      </w:pPr>
+    </w:p>
+    <w:p>
+      <w:pPr>
+        <w:rPr>
+          <w:rFonts w:cs="ＭＳ Ｐゴシック"/>
+        </w:rPr>
+      </w:pPr>
+    </w:p>
+    <w:p>
+      <w:pPr>
+        <w:rPr>
+          <w:rFonts w:cs="ＭＳ Ｐゴシック"/>
+        </w:rPr>
+      </w:pPr>
+    </w:p>
+    <w:p>
+      <w:pPr>
+        <w:rPr>
+          <w:rFonts w:cs="ＭＳ Ｐゴシック"/>
+        </w:rPr>
+      </w:pPr>
+    </w:p>
+    <w:p>
+      <w:pPr>
+        <w:rPr>
+          <w:rFonts w:cs="ＭＳ Ｐゴシック"/>
+        </w:rPr>
+      </w:pPr>
+    </w:p>
+    <w:p>
+      <w:pPr>
+        <w:rPr>
+          <w:rFonts w:cs="ＭＳ Ｐゴシック"/>
+        </w:rPr>
+      </w:pPr>
+    </w:p>
+    <w:p>
+      <w:pPr>
+        <w:rPr>
+          <w:rFonts w:cs="ＭＳ Ｐゴシック"/>
+          <w:sz w:val="32"/>
+          <w:szCs w:val="32"/>
+        </w:rPr>
+      </w:pPr>
+      <w:r>
         <w:rPr>
           <w:rFonts w:cs="ＭＳ Ｐゴシック" w:hint="eastAsia"/>
           <w:sz w:val="32"/>
           <w:szCs w:val="32"/>
         </w:rPr>
-      </w:pPr>
-      <w:r>
-        <w:rPr>
-          <w:rFonts w:cs="ＭＳ Ｐゴシック" w:hint="eastAsia"/>
+        <w:lastRenderedPageBreak/>
+        <w:t>第</w:t>
+      </w:r>
+      <w:r>
+        <w:rPr>
+          <w:rFonts w:cs="ＭＳ Ｐゴシック"/>
           <w:sz w:val="32"/>
           <w:szCs w:val="32"/>
         </w:rPr>
-        <w:lastRenderedPageBreak/>
-        <w:t>第</w:t>
-      </w:r>
-      <w:r>
-        <w:rPr>
-          <w:rFonts w:cs="ＭＳ Ｐゴシック"/>
-          <w:sz w:val="32"/>
-          <w:szCs w:val="32"/>
-        </w:rPr>
         <w:t xml:space="preserve">3章 原理（提案手法） </w:t>
       </w:r>
     </w:p>
@@ -2976,7 +2821,7 @@
       <w:pPr>
         <w:spacing w:before="100" w:beforeAutospacing="1" w:after="100" w:afterAutospacing="1"/>
         <w:rPr>
-          <w:rFonts w:cs="ＭＳ Ｐゴシック" w:hint="eastAsia"/>
+          <w:rFonts w:cs="ＭＳ Ｐゴシック"/>
         </w:rPr>
       </w:pPr>
     </w:p>
@@ -3015,9 +2860,6 @@
         <w:spacing w:before="100" w:beforeAutospacing="1" w:after="100" w:afterAutospacing="1"/>
         <w:jc w:val="center"/>
         <w:outlineLvl w:val="2"/>
-        <w:rPr>
-          <w:rFonts w:hint="eastAsia"/>
-        </w:rPr>
       </w:pPr>
       <w:r>
         <w:fldChar w:fldCharType="begin"/>
@@ -3173,7 +3015,7 @@
       <w:pPr>
         <w:spacing w:before="100" w:beforeAutospacing="1" w:after="100" w:afterAutospacing="1"/>
         <w:rPr>
-          <w:rFonts w:cs="ＭＳ Ｐゴシック" w:hint="eastAsia"/>
+          <w:rFonts w:cs="ＭＳ Ｐゴシック"/>
         </w:rPr>
       </w:pPr>
     </w:p>
@@ -3185,11 +3027,19 @@
           <w:rFonts w:cs="ＭＳ Ｐゴシック"/>
         </w:rPr>
       </w:pPr>
+      <w:commentRangeStart w:id="9"/>
       <w:r>
         <w:rPr>
           <w:rFonts w:cs="ＭＳ Ｐゴシック"/>
         </w:rPr>
         <w:t>3.2 使用ライブラリとシステム構成</w:t>
+      </w:r>
+      <w:commentRangeEnd w:id="9"/>
+      <w:r>
+        <w:rPr>
+          <w:rStyle w:val="ae"/>
+        </w:rPr>
+        <w:commentReference w:id="9"/>
       </w:r>
     </w:p>
     <w:p>
@@ -3617,25 +3467,52 @@
       <w:pPr>
         <w:ind w:left="240" w:hangingChars="100" w:hanging="240"/>
         <w:rPr>
+          <w:rFonts w:cs="ＭＳ Ｐゴシック"/>
+        </w:rPr>
+      </w:pPr>
+    </w:p>
+    <w:p>
+      <w:pPr>
+        <w:rPr>
+          <w:rFonts w:cs="ＭＳ Ｐゴシック"/>
+        </w:rPr>
+      </w:pPr>
+      <w:r>
+        <w:rPr>
+          <w:rFonts w:cs="ＭＳ Ｐゴシック"/>
+        </w:rPr>
+        <w:t>3.3 構造石に基づく段（ティア）の推定</w:t>
+      </w:r>
+    </w:p>
+    <w:p>
+      <w:pPr>
+        <w:rPr>
+          <w:rFonts w:cs="ＭＳ Ｐゴシック"/>
+        </w:rPr>
+      </w:pPr>
+      <w:r>
+        <w:rPr>
           <w:rFonts w:cs="ＭＳ Ｐゴシック" w:hint="eastAsia"/>
         </w:rPr>
-      </w:pPr>
-    </w:p>
-    <w:p>
-      <w:pPr>
-        <w:rPr>
-          <w:rFonts w:cs="ＭＳ Ｐゴシック"/>
-        </w:rPr>
-      </w:pPr>
-      <w:r>
-        <w:rPr>
-          <w:rFonts w:cs="ＭＳ Ｐゴシック"/>
-        </w:rPr>
-        <w:t>3.3 構造石に基づく段（ティア）の推定</w:t>
-      </w:r>
-    </w:p>
-    <w:p>
-      <w:pPr>
+        <w:t>ピラミッドの水平的な層構造を特定するため、関数</w:t>
+      </w:r>
+      <w:r>
+        <w:rPr>
+          <w:rFonts w:cs="ＭＳ Ｐゴシック"/>
+        </w:rPr>
+        <w:t xml:space="preserve"> add_structural_tiering_v4 では以下の統計的アプローチを実装している。</w:t>
+      </w:r>
+    </w:p>
+    <w:p>
+      <w:pPr>
+        <w:rPr>
+          <w:rFonts w:cs="ＭＳ Ｐゴシック"/>
+        </w:rPr>
+      </w:pPr>
+    </w:p>
+    <w:p>
+      <w:pPr>
+        <w:ind w:left="240" w:hangingChars="100" w:hanging="240"/>
         <w:rPr>
           <w:rFonts w:cs="ＭＳ Ｐゴシック"/>
         </w:rPr>
@@ -3644,86 +3521,59 @@
         <w:rPr>
           <w:rFonts w:cs="ＭＳ Ｐゴシック" w:hint="eastAsia"/>
         </w:rPr>
-        <w:t>ピラミッドの水平的な層構造を特定するため、関数</w:t>
-      </w:r>
-      <w:r>
-        <w:rPr>
-          <w:rFonts w:cs="ＭＳ Ｐゴシック"/>
-        </w:rPr>
-        <w:t xml:space="preserve"> add_structural_tiering_v4 では以下の統計的アプローチを実装している。</w:t>
-      </w:r>
-    </w:p>
-    <w:p>
-      <w:pPr>
-        <w:rPr>
-          <w:rFonts w:cs="ＭＳ Ｐゴシック" w:hint="eastAsia"/>
-        </w:rPr>
-      </w:pPr>
+        <w:t>・</w:t>
+      </w:r>
+      <w:r>
+        <w:rPr>
+          <w:rFonts w:cs="ＭＳ Ｐゴシック"/>
+        </w:rPr>
+        <w:t xml:space="preserve">構造石（Structural Stones）の特定: </w:t>
+      </w:r>
+      <w:r>
+        <w:rPr>
+          <w:rFonts w:cs="ＭＳ Ｐゴシック"/>
+        </w:rPr>
+        <w:br/>
+      </w:r>
+      <w:r>
+        <w:rPr>
+          <w:rFonts w:cs="ＭＳ Ｐゴシック"/>
+        </w:rPr>
+        <w:t>全石材の平均面積に対し、設定された</w:t>
+      </w:r>
+      <w:r>
+        <w:rPr>
+          <w:rFonts w:cs="ＭＳ Ｐゴシック"/>
+          <w:color w:val="000000" w:themeColor="text1"/>
+        </w:rPr>
+        <w:t>閾値</w:t>
+      </w:r>
+      <w:r>
+        <w:rPr>
+          <w:rFonts w:cs="ＭＳ Ｐゴシック"/>
+        </w:rPr>
+        <w:t>（</w:t>
+      </w:r>
+      <w:proofErr w:type="spellStart"/>
+      <w:r>
+        <w:rPr>
+          <w:rFonts w:cs="ＭＳ Ｐゴシック"/>
+        </w:rPr>
+        <w:t>area_threshold_ratio</w:t>
+      </w:r>
+      <w:proofErr w:type="spellEnd"/>
+      <w:r>
+        <w:rPr>
+          <w:rFonts w:cs="ＭＳ Ｐゴシック"/>
+        </w:rPr>
+        <w:t>）を超える面積を持つ石材を、層を決定するための基準石として定義する。</w:t>
+      </w:r>
     </w:p>
     <w:p>
       <w:pPr>
         <w:ind w:left="240" w:hangingChars="100" w:hanging="240"/>
         <w:rPr>
-          <w:rFonts w:cs="ＭＳ Ｐゴシック" w:hint="eastAsia"/>
-        </w:rPr>
-      </w:pPr>
-      <w:r>
-        <w:rPr>
-          <w:rFonts w:cs="ＭＳ Ｐゴシック" w:hint="eastAsia"/>
-        </w:rPr>
-        <w:t>・</w:t>
-      </w:r>
-      <w:r>
-        <w:rPr>
-          <w:rFonts w:cs="ＭＳ Ｐゴシック"/>
-        </w:rPr>
-        <w:t xml:space="preserve">構造石（Structural Stones）の特定: </w:t>
-      </w:r>
-      <w:r>
-        <w:rPr>
-          <w:rFonts w:cs="ＭＳ Ｐゴシック"/>
-        </w:rPr>
-        <w:br/>
-      </w:r>
-      <w:r>
-        <w:rPr>
-          <w:rFonts w:cs="ＭＳ Ｐゴシック"/>
-        </w:rPr>
-        <w:t>全石材の平均面積に対し、設定された</w:t>
-      </w:r>
-      <w:r>
-        <w:rPr>
-          <w:rFonts w:cs="ＭＳ Ｐゴシック"/>
-          <w:color w:val="000000" w:themeColor="text1"/>
-        </w:rPr>
-        <w:t>閾値</w:t>
-      </w:r>
-      <w:r>
-        <w:rPr>
-          <w:rFonts w:cs="ＭＳ Ｐゴシック"/>
-        </w:rPr>
-        <w:t>（</w:t>
-      </w:r>
-      <w:proofErr w:type="spellStart"/>
-      <w:r>
-        <w:rPr>
-          <w:rFonts w:cs="ＭＳ Ｐゴシック"/>
-        </w:rPr>
-        <w:t>area_threshold_ratio</w:t>
-      </w:r>
-      <w:proofErr w:type="spellEnd"/>
-      <w:r>
-        <w:rPr>
-          <w:rFonts w:cs="ＭＳ Ｐゴシック"/>
-        </w:rPr>
-        <w:t>）を超える面積を持つ石材を、層を決定するための基準石として定義する。</w:t>
-      </w:r>
-    </w:p>
-    <w:p>
-      <w:pPr>
-        <w:ind w:left="240" w:hangingChars="100" w:hanging="240"/>
-        <w:rPr>
-          <w:rFonts w:cs="ＭＳ Ｐゴシック" w:hint="eastAsia"/>
+          <w:rFonts w:cs="ＭＳ Ｐゴシック"/>
         </w:rPr>
       </w:pPr>
     </w:p>
@@ -3904,25 +3754,66 @@
     <w:p>
       <w:pPr>
         <w:rPr>
+          <w:rFonts w:cs="ＭＳ Ｐゴシック"/>
+        </w:rPr>
+      </w:pPr>
+    </w:p>
+    <w:p>
+      <w:pPr>
+        <w:rPr>
+          <w:rFonts w:cs="ＭＳ Ｐゴシック"/>
+        </w:rPr>
+      </w:pPr>
+      <w:r>
+        <w:rPr>
+          <w:rFonts w:cs="ＭＳ Ｐゴシック"/>
+        </w:rPr>
+        <w:t>3.4 隣接関係の構造化と建設順序の算出</w:t>
+      </w:r>
+    </w:p>
+    <w:p>
+      <w:pPr>
+        <w:rPr>
+          <w:rFonts w:cs="ＭＳ Ｐゴシック"/>
+        </w:rPr>
+      </w:pPr>
+      <w:r>
+        <w:rPr>
           <w:rFonts w:cs="ＭＳ Ｐゴシック" w:hint="eastAsia"/>
         </w:rPr>
-      </w:pPr>
-    </w:p>
-    <w:p>
-      <w:pPr>
-        <w:rPr>
-          <w:rFonts w:cs="ＭＳ Ｐゴシック"/>
-        </w:rPr>
-      </w:pPr>
-      <w:r>
-        <w:rPr>
-          <w:rFonts w:cs="ＭＳ Ｐゴシック"/>
-        </w:rPr>
-        <w:t>3.4 隣接関係の構造化と建設順序の算出</w:t>
-      </w:r>
-    </w:p>
-    <w:p>
-      <w:pPr>
+        <w:t>最終的な建設シーケンスの算出は、関数</w:t>
+      </w:r>
+      <w:r>
+        <w:rPr>
+          <w:rFonts w:cs="ＭＳ Ｐゴシック"/>
+        </w:rPr>
+        <w:t xml:space="preserve"> </w:t>
+      </w:r>
+      <w:proofErr w:type="spellStart"/>
+      <w:r>
+        <w:rPr>
+          <w:rFonts w:cs="ＭＳ Ｐゴシック"/>
+        </w:rPr>
+        <w:t>analyze_tiering_bottom_up</w:t>
+      </w:r>
+      <w:proofErr w:type="spellEnd"/>
+      <w:r>
+        <w:rPr>
+          <w:rFonts w:cs="ＭＳ Ｐゴシック"/>
+        </w:rPr>
+        <w:t xml:space="preserve"> によって、石材間の物理的な接続を検証しながら行われる。</w:t>
+      </w:r>
+    </w:p>
+    <w:p>
+      <w:pPr>
+        <w:rPr>
+          <w:rFonts w:cs="ＭＳ Ｐゴシック"/>
+        </w:rPr>
+      </w:pPr>
+    </w:p>
+    <w:p>
+      <w:pPr>
+        <w:ind w:left="240" w:hangingChars="100" w:hanging="240"/>
         <w:rPr>
           <w:rFonts w:cs="ＭＳ Ｐゴシック"/>
         </w:rPr>
@@ -3931,35 +3822,26 @@
         <w:rPr>
           <w:rFonts w:cs="ＭＳ Ｐゴシック" w:hint="eastAsia"/>
         </w:rPr>
-        <w:t>最終的な建設シーケンスの算出は、関数</w:t>
-      </w:r>
-      <w:r>
-        <w:rPr>
-          <w:rFonts w:cs="ＭＳ Ｐゴシック"/>
-        </w:rPr>
-        <w:t xml:space="preserve"> </w:t>
-      </w:r>
-      <w:proofErr w:type="spellStart"/>
-      <w:r>
-        <w:rPr>
-          <w:rFonts w:cs="ＭＳ Ｐゴシック"/>
-        </w:rPr>
-        <w:t>analyze_tiering_bottom_up</w:t>
-      </w:r>
-      <w:proofErr w:type="spellEnd"/>
-      <w:r>
-        <w:rPr>
-          <w:rFonts w:cs="ＭＳ Ｐゴシック"/>
-        </w:rPr>
-        <w:t xml:space="preserve"> によって、石材間の物理的な接続を検証しながら行われる。</w:t>
-      </w:r>
-    </w:p>
-    <w:p>
-      <w:pPr>
-        <w:rPr>
-          <w:rFonts w:cs="ＭＳ Ｐゴシック"/>
-        </w:rPr>
-      </w:pPr>
+        <w:t>・</w:t>
+      </w:r>
+      <w:r>
+        <w:rPr>
+          <w:rFonts w:cs="ＭＳ Ｐゴシック"/>
+        </w:rPr>
+        <w:t xml:space="preserve">物理的接触判定（マスク膨張）: </w:t>
+      </w:r>
+      <w:r>
+        <w:rPr>
+          <w:rFonts w:cs="ＭＳ Ｐゴシック"/>
+        </w:rPr>
+        <w:br/>
+      </w:r>
+      <w:r>
+        <w:rPr>
+          <w:rFonts w:cs="ＭＳ Ｐゴシック"/>
+        </w:rPr>
+        <w:t>特定の石材のマスクに対し cv2.dilate による膨張処理を行い、隣接する他の石材マスクと重なり（Intersection）が生じるかを確認する。重なりが検出された場合、それらを「物理的に接合している」と判定する。</w:t>
+      </w:r>
     </w:p>
     <w:p>
       <w:pPr>
@@ -3968,6 +3850,14 @@
           <w:rFonts w:cs="ＭＳ Ｐゴシック"/>
         </w:rPr>
       </w:pPr>
+    </w:p>
+    <w:p>
+      <w:pPr>
+        <w:ind w:left="240" w:hangingChars="100" w:hanging="240"/>
+        <w:rPr>
+          <w:rFonts w:cs="ＭＳ Ｐゴシック"/>
+        </w:rPr>
+      </w:pPr>
       <w:r>
         <w:rPr>
           <w:rFonts w:cs="ＭＳ Ｐゴシック" w:hint="eastAsia"/>
@@ -3976,55 +3866,15 @@
       </w:r>
       <w:r>
         <w:rPr>
-          <w:rFonts w:cs="ＭＳ Ｐゴシック"/>
-        </w:rPr>
-        <w:t xml:space="preserve">物理的接触判定（マスク膨張）: </w:t>
-      </w:r>
-      <w:r>
-        <w:rPr>
-          <w:rFonts w:cs="ＭＳ Ｐゴシック"/>
-        </w:rPr>
-        <w:br/>
-      </w:r>
-      <w:r>
-        <w:rPr>
-          <w:rFonts w:cs="ＭＳ Ｐゴシック"/>
-        </w:rPr>
-        <w:t>特定の石材のマスクに対し cv2.dilate による膨張処理を行い、隣接する他の石材マスクと重なり（Intersection）が生じるかを確認する。重なりが検出された場合、それらを「物理的に接合している」と判定する。</w:t>
-      </w:r>
-    </w:p>
-    <w:p>
-      <w:pPr>
-        <w:ind w:left="240" w:hangingChars="100" w:hanging="240"/>
-        <w:rPr>
           <w:rFonts w:cs="ＭＳ Ｐゴシック" w:hint="eastAsia"/>
-        </w:rPr>
-      </w:pPr>
-    </w:p>
-    <w:p>
-      <w:pPr>
-        <w:ind w:left="240" w:hangingChars="100" w:hanging="240"/>
-        <w:rPr>
-          <w:rFonts w:cs="ＭＳ Ｐゴシック"/>
-        </w:rPr>
-      </w:pPr>
-      <w:r>
-        <w:rPr>
-          <w:rFonts w:cs="ＭＳ Ｐゴシック" w:hint="eastAsia"/>
-        </w:rPr>
-        <w:t>・</w:t>
-      </w:r>
-      <w:r>
-        <w:rPr>
-          <w:rFonts w:cs="ＭＳ Ｐゴシック" w:hint="eastAsia"/>
-          <w:color w:val="EE0000"/>
+          <w:color w:val="000000" w:themeColor="text1"/>
         </w:rPr>
         <w:t>グ</w:t>
       </w:r>
       <w:r>
         <w:rPr>
           <w:rFonts w:cs="ＭＳ Ｐゴシック"/>
-          <w:color w:val="EE0000"/>
+          <w:color w:val="000000" w:themeColor="text1"/>
         </w:rPr>
         <w:t>ラフネットワークの構築</w:t>
       </w:r>
@@ -4427,7 +4277,7 @@
         <w:pStyle w:val="Web"/>
         <w:spacing w:before="0" w:beforeAutospacing="0"/>
         <w:rPr>
-          <w:rFonts w:asciiTheme="minorEastAsia" w:eastAsiaTheme="minorEastAsia" w:hAnsiTheme="minorEastAsia" w:cs="Arial" w:hint="eastAsia"/>
+          <w:rFonts w:asciiTheme="minorEastAsia" w:eastAsiaTheme="minorEastAsia" w:hAnsiTheme="minorEastAsia" w:cs="Arial"/>
         </w:rPr>
       </w:pPr>
     </w:p>
@@ -4556,7 +4406,14 @@
           <w:rFonts w:asciiTheme="minorEastAsia" w:eastAsiaTheme="minorEastAsia" w:hAnsiTheme="minorEastAsia" w:cs="Arial" w:hint="eastAsia"/>
           <w:color w:val="EE0000"/>
         </w:rPr>
-        <w:t>つの画像ここで列挙しとこ</w:t>
+        <w:t>つの画像ここで列挙しと</w:t>
+      </w:r>
+      <w:r>
+        <w:rPr>
+          <w:rFonts w:asciiTheme="minorEastAsia" w:eastAsiaTheme="minorEastAsia" w:hAnsiTheme="minorEastAsia" w:cs="Arial" w:hint="eastAsia"/>
+          <w:color w:val="EE0000"/>
+        </w:rPr>
+        <w:t>く</w:t>
       </w:r>
       <w:r>
         <w:rPr>
@@ -4627,7 +4484,7 @@
         <w:pStyle w:val="Web"/>
         <w:spacing w:before="0" w:beforeAutospacing="0"/>
         <w:rPr>
-          <w:rFonts w:asciiTheme="minorEastAsia" w:eastAsiaTheme="minorEastAsia" w:hAnsiTheme="minorEastAsia" w:cs="Arial" w:hint="eastAsia"/>
+          <w:rFonts w:asciiTheme="minorEastAsia" w:eastAsiaTheme="minorEastAsia" w:hAnsiTheme="minorEastAsia" w:cs="Arial"/>
         </w:rPr>
       </w:pPr>
       <w:r>
@@ -4724,7 +4581,7 @@
         <w:pStyle w:val="Web"/>
         <w:spacing w:before="0" w:beforeAutospacing="0"/>
         <w:rPr>
-          <w:rFonts w:asciiTheme="minorEastAsia" w:eastAsiaTheme="minorEastAsia" w:hAnsiTheme="minorEastAsia" w:cs="Arial" w:hint="eastAsia"/>
+          <w:rFonts w:asciiTheme="minorEastAsia" w:eastAsiaTheme="minorEastAsia" w:hAnsiTheme="minorEastAsia" w:cs="Arial"/>
         </w:rPr>
       </w:pPr>
     </w:p>
@@ -4907,7 +4764,7 @@
         <w:spacing w:before="0" w:beforeAutospacing="0"/>
         <w:ind w:left="360"/>
         <w:rPr>
-          <w:rFonts w:asciiTheme="minorEastAsia" w:eastAsiaTheme="minorEastAsia" w:hAnsiTheme="minorEastAsia" w:cs="Arial" w:hint="eastAsia"/>
+          <w:rFonts w:asciiTheme="minorEastAsia" w:eastAsiaTheme="minorEastAsia" w:hAnsiTheme="minorEastAsia" w:cs="Arial"/>
         </w:rPr>
       </w:pPr>
     </w:p>
@@ -4973,7 +4830,7 @@
           <w:color w:val="EE0000"/>
         </w:rPr>
       </w:pPr>
-      <w:commentRangeStart w:id="6"/>
+      <w:commentRangeStart w:id="10"/>
       <w:r>
         <w:rPr>
           <w:rFonts w:asciiTheme="minorEastAsia" w:eastAsiaTheme="minorEastAsia" w:hAnsiTheme="minorEastAsia" w:cs="Arial"/>
@@ -4981,13 +4838,13 @@
         </w:rPr>
         <w:t>幾何学情報の抽出: マスクデータから、各石材の面積、重心座標、外接矩形などの幾何学パラメーターを算出する。</w:t>
       </w:r>
-      <w:commentRangeEnd w:id="6"/>
+      <w:commentRangeEnd w:id="10"/>
       <w:r>
         <w:rPr>
           <w:rStyle w:val="ae"/>
           <w:rFonts w:asciiTheme="minorEastAsia" w:eastAsiaTheme="minorEastAsia" w:hAnsiTheme="minorEastAsia" w:cstheme="minorBidi"/>
         </w:rPr>
-        <w:commentReference w:id="6"/>
+        <w:commentReference w:id="10"/>
       </w:r>
     </w:p>
     <w:p>
@@ -5120,7 +4977,7 @@
         </w:rPr>
         <w:t>構造石判定</w:t>
       </w:r>
-      <w:commentRangeStart w:id="7"/>
+      <w:commentRangeStart w:id="11"/>
       <w:r>
         <w:rPr>
           <w:rFonts w:asciiTheme="minorEastAsia" w:eastAsiaTheme="minorEastAsia" w:hAnsiTheme="minorEastAsia" w:cs="Arial"/>
@@ -5128,13 +4985,13 @@
         </w:rPr>
         <w:t>閾値</w:t>
       </w:r>
-      <w:commentRangeEnd w:id="7"/>
+      <w:commentRangeEnd w:id="11"/>
       <w:r>
         <w:rPr>
           <w:rStyle w:val="ae"/>
           <w:rFonts w:asciiTheme="minorEastAsia" w:eastAsiaTheme="minorEastAsia" w:hAnsiTheme="minorEastAsia" w:cstheme="minorBidi"/>
         </w:rPr>
-        <w:commentReference w:id="7"/>
+        <w:commentReference w:id="11"/>
       </w:r>
       <w:r>
         <w:rPr>
@@ -5203,7 +5060,7 @@
         <w:spacing w:before="0" w:beforeAutospacing="0"/>
         <w:ind w:left="1440"/>
         <w:rPr>
-          <w:rFonts w:asciiTheme="minorEastAsia" w:eastAsiaTheme="minorEastAsia" w:hAnsiTheme="minorEastAsia" w:cs="Arial" w:hint="eastAsia"/>
+          <w:rFonts w:asciiTheme="minorEastAsia" w:eastAsiaTheme="minorEastAsia" w:hAnsiTheme="minorEastAsia" w:cs="Arial"/>
         </w:rPr>
       </w:pPr>
     </w:p>
@@ -5384,7 +5241,7 @@
         </w:rPr>
         <w:br/>
       </w:r>
-      <w:commentRangeStart w:id="8"/>
+      <w:commentRangeStart w:id="12"/>
       <w:r>
         <w:rPr>
           <w:rFonts w:asciiTheme="minorEastAsia" w:eastAsiaTheme="minorEastAsia" w:hAnsiTheme="minorEastAsia" w:cs="Arial"/>
@@ -5392,13 +5249,13 @@
         </w:rPr>
         <w:t>グラフネットワーク上において、ある石材が配置される際、その下部に「支持点（接合部）」が物理的に存在しているかを評価する。「空中に浮いた状態」での配置が推定された場合は、不整合として計上する。</w:t>
       </w:r>
-      <w:commentRangeEnd w:id="8"/>
+      <w:commentRangeEnd w:id="12"/>
       <w:r>
         <w:rPr>
           <w:rStyle w:val="ae"/>
           <w:rFonts w:asciiTheme="minorEastAsia" w:eastAsiaTheme="minorEastAsia" w:hAnsiTheme="minorEastAsia" w:cstheme="minorBidi"/>
         </w:rPr>
-        <w:commentReference w:id="8"/>
+        <w:commentReference w:id="12"/>
       </w:r>
     </w:p>
     <w:p>
@@ -5522,38 +5379,457 @@
     <w:p>
       <w:pPr>
         <w:rPr>
-          <w:rFonts w:cs="ＭＳ Ｐゴシック" w:hint="eastAsia"/>
-        </w:rPr>
-      </w:pPr>
-    </w:p>
-    <w:p>
-      <w:pPr>
-        <w:rPr>
-          <w:rFonts w:cs="ＭＳ Ｐゴシック"/>
-        </w:rPr>
-      </w:pPr>
-    </w:p>
-    <w:p>
-      <w:pPr>
-        <w:rPr>
-          <w:rFonts w:cs="ＭＳ Ｐゴシック"/>
-        </w:rPr>
-      </w:pPr>
-    </w:p>
-    <w:p>
-      <w:pPr>
-        <w:rPr>
-          <w:rFonts w:cs="ＭＳ Ｐゴシック" w:hint="eastAsia"/>
-        </w:rPr>
-      </w:pPr>
-    </w:p>
-    <w:p>
-      <w:pPr>
+          <w:rFonts w:cs="ＭＳ Ｐゴシック"/>
+        </w:rPr>
+      </w:pPr>
+    </w:p>
+    <w:p>
+      <w:pPr>
+        <w:rPr>
+          <w:rFonts w:cs="ＭＳ Ｐゴシック"/>
+        </w:rPr>
+      </w:pPr>
+    </w:p>
+    <w:p>
+      <w:pPr>
+        <w:rPr>
+          <w:rFonts w:cs="ＭＳ Ｐゴシック"/>
+        </w:rPr>
+      </w:pPr>
+    </w:p>
+    <w:p>
+      <w:pPr>
+        <w:rPr>
+          <w:rFonts w:cs="ＭＳ Ｐゴシック"/>
+        </w:rPr>
+      </w:pPr>
+    </w:p>
+    <w:p>
+      <w:pPr>
+        <w:rPr>
+          <w:rFonts w:cs="ＭＳ Ｐゴシック"/>
+          <w:sz w:val="32"/>
+          <w:szCs w:val="32"/>
+        </w:rPr>
+      </w:pPr>
+      <w:r>
         <w:rPr>
           <w:rFonts w:cs="ＭＳ Ｐゴシック" w:hint="eastAsia"/>
           <w:sz w:val="32"/>
           <w:szCs w:val="32"/>
         </w:rPr>
+        <w:lastRenderedPageBreak/>
+        <w:t>第</w:t>
+      </w:r>
+      <w:r>
+        <w:rPr>
+          <w:rFonts w:cs="ＭＳ Ｐゴシック"/>
+          <w:sz w:val="32"/>
+          <w:szCs w:val="32"/>
+        </w:rPr>
+        <w:t>5章 実験結果</w:t>
+      </w:r>
+    </w:p>
+    <w:p>
+      <w:pPr>
+        <w:rPr>
+          <w:rFonts w:cs="ＭＳ Ｐゴシック"/>
+        </w:rPr>
+      </w:pPr>
+    </w:p>
+    <w:p>
+      <w:pPr>
+        <w:rPr>
+          <w:rFonts w:cs="ＭＳ Ｐゴシック"/>
+        </w:rPr>
+      </w:pPr>
+      <w:r>
+        <w:rPr>
+          <w:rFonts w:cs="ＭＳ Ｐゴシック" w:hint="eastAsia"/>
+        </w:rPr>
+        <w:t>・</w:t>
+      </w:r>
+      <w:r>
+        <w:rPr>
+          <w:rFonts w:cs="ＭＳ Ｐゴシック"/>
+        </w:rPr>
+        <w:t>Sam</w:t>
+      </w:r>
+      <w:r>
+        <w:rPr>
+          <w:rFonts w:cs="ＭＳ Ｐゴシック" w:hint="eastAsia"/>
+        </w:rPr>
+        <w:t>の認識精度</w:t>
+      </w:r>
+      <w:r>
+        <w:rPr>
+          <w:rFonts w:cs="ＭＳ Ｐゴシック"/>
+        </w:rPr>
+        <w:t>(</w:t>
+      </w:r>
+      <w:r>
+        <w:rPr>
+          <w:rFonts w:cs="ＭＳ Ｐゴシック" w:hint="eastAsia"/>
+        </w:rPr>
+        <w:t>石の数、段数における一致率</w:t>
+      </w:r>
+      <w:r>
+        <w:rPr>
+          <w:rFonts w:cs="ＭＳ Ｐゴシック"/>
+        </w:rPr>
+        <w:t>)</w:t>
+      </w:r>
+    </w:p>
+    <w:p>
+      <w:pPr>
+        <w:rPr>
+          <w:rFonts w:cs="ＭＳ Ｐゴシック"/>
+        </w:rPr>
+      </w:pPr>
+      <w:r>
+        <w:rPr>
+          <w:rFonts w:cs="ＭＳ Ｐゴシック" w:hint="eastAsia"/>
+        </w:rPr>
+        <w:t>・</w:t>
+      </w:r>
+      <w:r>
+        <w:rPr>
+          <w:rFonts w:cs="ＭＳ Ｐゴシック"/>
+        </w:rPr>
+        <w:t>Sam</w:t>
+      </w:r>
+      <w:r>
+        <w:rPr>
+          <w:rFonts w:cs="ＭＳ Ｐゴシック" w:hint="eastAsia"/>
+        </w:rPr>
+        <w:t>の石の認識</w:t>
+      </w:r>
+      <w:r>
+        <w:rPr>
+          <w:rFonts w:cs="ＭＳ Ｐゴシック"/>
+        </w:rPr>
+        <w:t>(before)</w:t>
+      </w:r>
+      <w:r>
+        <w:rPr>
+          <w:rFonts w:cs="ＭＳ Ｐゴシック" w:hint="eastAsia"/>
+        </w:rPr>
+        <w:t>と修正後</w:t>
+      </w:r>
+      <w:r>
+        <w:rPr>
+          <w:rFonts w:cs="ＭＳ Ｐゴシック"/>
+        </w:rPr>
+        <w:t>(after)</w:t>
+      </w:r>
+      <w:r>
+        <w:rPr>
+          <w:rFonts w:cs="ＭＳ Ｐゴシック" w:hint="eastAsia"/>
+        </w:rPr>
+        <w:t>の画像</w:t>
+      </w:r>
+    </w:p>
+    <w:p>
+      <w:pPr>
+        <w:rPr>
+          <w:rFonts w:cs="ＭＳ Ｐゴシック"/>
+        </w:rPr>
+      </w:pPr>
+      <w:r>
+        <w:rPr>
+          <w:rFonts w:cs="ＭＳ Ｐゴシック" w:hint="eastAsia"/>
+        </w:rPr>
+        <w:t>・段数解析におけるグラフ</w:t>
+      </w:r>
+    </w:p>
+    <w:p>
+      <w:pPr>
+        <w:rPr>
+          <w:rFonts w:cs="ＭＳ Ｐゴシック"/>
+        </w:rPr>
+      </w:pPr>
+      <w:r>
+        <w:rPr>
+          <w:rFonts w:cs="ＭＳ Ｐゴシック" w:hint="eastAsia"/>
+        </w:rPr>
+        <w:t>・最終的なグラフ</w:t>
+      </w:r>
+      <w:r>
+        <w:rPr>
+          <w:rFonts w:cs="ＭＳ Ｐゴシック"/>
+        </w:rPr>
+        <w:t>(</w:t>
+      </w:r>
+      <w:r>
+        <w:rPr>
+          <w:rFonts w:cs="ＭＳ Ｐゴシック" w:hint="eastAsia"/>
+        </w:rPr>
+        <w:t>画像上にノードとエッジを描画したもの)</w:t>
+      </w:r>
+    </w:p>
+    <w:p>
+      <w:pPr>
+        <w:rPr>
+          <w:rFonts w:cs="ＭＳ Ｐゴシック"/>
+        </w:rPr>
+      </w:pPr>
+    </w:p>
+    <w:p>
+      <w:pPr>
+        <w:rPr>
+          <w:rFonts w:cs="ＭＳ Ｐゴシック"/>
+        </w:rPr>
+      </w:pPr>
+      <w:r>
+        <w:rPr>
+          <w:rFonts w:cs="ＭＳ Ｐゴシック" w:hint="eastAsia"/>
+        </w:rPr>
+        <w:t>などを載せる予定</w:t>
+      </w:r>
+    </w:p>
+    <w:p>
+      <w:pPr>
+        <w:rPr>
+          <w:rFonts w:cs="ＭＳ Ｐゴシック"/>
+        </w:rPr>
+      </w:pPr>
+    </w:p>
+    <w:p>
+      <w:pPr>
+        <w:rPr>
+          <w:rFonts w:cs="ＭＳ Ｐゴシック"/>
+        </w:rPr>
+      </w:pPr>
+      <w:r>
+        <w:rPr>
+          <w:rFonts w:cs="ＭＳ Ｐゴシック"/>
+        </w:rPr>
+        <w:t>(</w:t>
+      </w:r>
+      <w:r>
+        <w:rPr>
+          <w:rFonts w:cs="ＭＳ Ｐゴシック" w:hint="eastAsia"/>
+        </w:rPr>
+        <w:t>例</w:t>
+      </w:r>
+      <w:r>
+        <w:rPr>
+          <w:rFonts w:cs="ＭＳ Ｐゴシック"/>
+        </w:rPr>
+        <w:t>)</w:t>
+      </w:r>
+    </w:p>
+    <w:p>
+      <w:pPr>
+        <w:rPr>
+          <w:rFonts w:cs="ＭＳ Ｐゴシック"/>
+        </w:rPr>
+      </w:pPr>
+      <w:r>
+        <w:rPr>
+          <w:rFonts w:cs="ＭＳ Ｐゴシック" w:hint="eastAsia"/>
+          <w:noProof/>
+        </w:rPr>
+        <w:drawing>
+          <wp:inline distT="0" distB="0" distL="0" distR="0" wp14:anchorId="4515D3EB" wp14:editId="0D25CD7F">
+            <wp:extent cx="2651760" cy="2450465"/>
+            <wp:effectExtent l="0" t="0" r="2540" b="635"/>
+            <wp:docPr id="1863034066" name="図 2" descr="ボックス, 食品, 容器, 異なる が含まれている画像&#10;&#10;AI 生成コンテンツは誤りを含む可能性があります。"/>
+            <wp:cNvGraphicFramePr>
+              <a:graphicFrameLocks xmlns:a="http://schemas.openxmlformats.org/drawingml/2006/main" noChangeAspect="1"/>
+            </wp:cNvGraphicFramePr>
+            <a:graphic xmlns:a="http://schemas.openxmlformats.org/drawingml/2006/main">
+              <a:graphicData uri="http://schemas.openxmlformats.org/drawingml/2006/picture">
+                <pic:pic xmlns:pic="http://schemas.openxmlformats.org/drawingml/2006/picture">
+                  <pic:nvPicPr>
+                    <pic:cNvPr id="1863034066" name="図 2" descr="ボックス, 食品, 容器, 異なる が含まれている画像&#10;&#10;AI 生成コンテンツは誤りを含む可能性があります。"/>
+                    <pic:cNvPicPr/>
+                  </pic:nvPicPr>
+                  <pic:blipFill>
+                    <a:blip r:embed="rId17" cstate="print">
+                      <a:extLst>
+                        <a:ext uri="{28A0092B-C50C-407E-A947-70E740481C1C}">
+                          <a14:useLocalDpi xmlns:a14="http://schemas.microsoft.com/office/drawing/2010/main" val="0"/>
+                        </a:ext>
+                      </a:extLst>
+                    </a:blip>
+                    <a:stretch>
+                      <a:fillRect/>
+                    </a:stretch>
+                  </pic:blipFill>
+                  <pic:spPr>
+                    <a:xfrm>
+                      <a:off x="0" y="0"/>
+                      <a:ext cx="2664934" cy="2462639"/>
+                    </a:xfrm>
+                    <a:prstGeom prst="rect">
+                      <a:avLst/>
+                    </a:prstGeom>
+                  </pic:spPr>
+                </pic:pic>
+              </a:graphicData>
+            </a:graphic>
+          </wp:inline>
+        </w:drawing>
+      </w:r>
+      <w:r>
+        <w:rPr>
+          <w:rFonts w:cs="ＭＳ Ｐゴシック" w:hint="eastAsia"/>
+          <w:noProof/>
+        </w:rPr>
+        <w:drawing>
+          <wp:inline distT="0" distB="0" distL="0" distR="0" wp14:anchorId="3543DAD9" wp14:editId="2870DEF3">
+            <wp:extent cx="2692400" cy="2448186"/>
+            <wp:effectExtent l="0" t="0" r="0" b="3175"/>
+            <wp:docPr id="1723380460" name="図 3"/>
+            <wp:cNvGraphicFramePr>
+              <a:graphicFrameLocks xmlns:a="http://schemas.openxmlformats.org/drawingml/2006/main" noChangeAspect="1"/>
+            </wp:cNvGraphicFramePr>
+            <a:graphic xmlns:a="http://schemas.openxmlformats.org/drawingml/2006/main">
+              <a:graphicData uri="http://schemas.openxmlformats.org/drawingml/2006/picture">
+                <pic:pic xmlns:pic="http://schemas.openxmlformats.org/drawingml/2006/picture">
+                  <pic:nvPicPr>
+                    <pic:cNvPr id="1723380460" name="図 1723380460"/>
+                    <pic:cNvPicPr/>
+                  </pic:nvPicPr>
+                  <pic:blipFill>
+                    <a:blip r:embed="rId18" cstate="print">
+                      <a:extLst>
+                        <a:ext uri="{28A0092B-C50C-407E-A947-70E740481C1C}">
+                          <a14:useLocalDpi xmlns:a14="http://schemas.microsoft.com/office/drawing/2010/main" val="0"/>
+                        </a:ext>
+                      </a:extLst>
+                    </a:blip>
+                    <a:stretch>
+                      <a:fillRect/>
+                    </a:stretch>
+                  </pic:blipFill>
+                  <pic:spPr>
+                    <a:xfrm>
+                      <a:off x="0" y="0"/>
+                      <a:ext cx="2714858" cy="2468607"/>
+                    </a:xfrm>
+                    <a:prstGeom prst="rect">
+                      <a:avLst/>
+                    </a:prstGeom>
+                  </pic:spPr>
+                </pic:pic>
+              </a:graphicData>
+            </a:graphic>
+          </wp:inline>
+        </w:drawing>
+      </w:r>
+    </w:p>
+    <w:p>
+      <w:pPr>
+        <w:rPr>
+          <w:rFonts w:cs="ＭＳ Ｐゴシック"/>
+        </w:rPr>
+      </w:pPr>
+      <w:r>
+        <w:rPr>
+          <w:rFonts w:cs="ＭＳ Ｐゴシック" w:hint="eastAsia"/>
+          <w:noProof/>
+        </w:rPr>
+        <w:drawing>
+          <wp:inline distT="0" distB="0" distL="0" distR="0" wp14:anchorId="5FB05CB7" wp14:editId="3B0420F3">
+            <wp:extent cx="5222240" cy="2303700"/>
+            <wp:effectExtent l="0" t="0" r="0" b="0"/>
+            <wp:docPr id="1469696731" name="図 1" descr="グラフ, 散布図&#10;&#10;AI 生成コンテンツは誤りを含む可能性があります。"/>
+            <wp:cNvGraphicFramePr>
+              <a:graphicFrameLocks xmlns:a="http://schemas.openxmlformats.org/drawingml/2006/main" noChangeAspect="1"/>
+            </wp:cNvGraphicFramePr>
+            <a:graphic xmlns:a="http://schemas.openxmlformats.org/drawingml/2006/main">
+              <a:graphicData uri="http://schemas.openxmlformats.org/drawingml/2006/picture">
+                <pic:pic xmlns:pic="http://schemas.openxmlformats.org/drawingml/2006/picture">
+                  <pic:nvPicPr>
+                    <pic:cNvPr id="1469696731" name="図 1" descr="グラフ, 散布図&#10;&#10;AI 生成コンテンツは誤りを含む可能性があります。"/>
+                    <pic:cNvPicPr/>
+                  </pic:nvPicPr>
+                  <pic:blipFill>
+                    <a:blip r:embed="rId19" cstate="print">
+                      <a:extLst>
+                        <a:ext uri="{28A0092B-C50C-407E-A947-70E740481C1C}">
+                          <a14:useLocalDpi xmlns:a14="http://schemas.microsoft.com/office/drawing/2010/main" val="0"/>
+                        </a:ext>
+                      </a:extLst>
+                    </a:blip>
+                    <a:stretch>
+                      <a:fillRect/>
+                    </a:stretch>
+                  </pic:blipFill>
+                  <pic:spPr>
+                    <a:xfrm>
+                      <a:off x="0" y="0"/>
+                      <a:ext cx="5265596" cy="2322826"/>
+                    </a:xfrm>
+                    <a:prstGeom prst="rect">
+                      <a:avLst/>
+                    </a:prstGeom>
+                  </pic:spPr>
+                </pic:pic>
+              </a:graphicData>
+            </a:graphic>
+          </wp:inline>
+        </w:drawing>
+      </w:r>
+    </w:p>
+    <w:p>
+      <w:pPr>
+        <w:rPr>
+          <w:rFonts w:cs="ＭＳ Ｐゴシック"/>
+        </w:rPr>
+      </w:pPr>
+    </w:p>
+    <w:p>
+      <w:pPr>
+        <w:rPr>
+          <w:rFonts w:cs="ＭＳ Ｐゴシック"/>
+        </w:rPr>
+      </w:pPr>
+    </w:p>
+    <w:p>
+      <w:pPr>
+        <w:rPr>
+          <w:rFonts w:cs="ＭＳ Ｐゴシック"/>
+        </w:rPr>
+      </w:pPr>
+    </w:p>
+    <w:p>
+      <w:pPr>
+        <w:rPr>
+          <w:rFonts w:cs="ＭＳ Ｐゴシック"/>
+        </w:rPr>
+      </w:pPr>
+    </w:p>
+    <w:p>
+      <w:pPr>
+        <w:rPr>
+          <w:rFonts w:cs="ＭＳ Ｐゴシック"/>
+        </w:rPr>
+      </w:pPr>
+    </w:p>
+    <w:p>
+      <w:pPr>
+        <w:rPr>
+          <w:rFonts w:cs="ＭＳ Ｐゴシック"/>
+        </w:rPr>
+      </w:pPr>
+    </w:p>
+    <w:p>
+      <w:pPr>
+        <w:rPr>
+          <w:rFonts w:cs="ＭＳ Ｐゴシック"/>
+        </w:rPr>
+      </w:pPr>
+    </w:p>
+    <w:p>
+      <w:pPr>
+        <w:rPr>
+          <w:rFonts w:cs="ＭＳ Ｐゴシック"/>
+          <w:sz w:val="32"/>
+          <w:szCs w:val="32"/>
+        </w:rPr>
       </w:pPr>
       <w:r>
         <w:rPr>
@@ -5561,7 +5837,6 @@
           <w:sz w:val="32"/>
           <w:szCs w:val="32"/>
         </w:rPr>
-        <w:lastRenderedPageBreak/>
         <w:t>第</w:t>
       </w:r>
       <w:r>
@@ -5570,87 +5845,15 @@
           <w:sz w:val="32"/>
           <w:szCs w:val="32"/>
         </w:rPr>
-        <w:t>5章 実験結果</w:t>
-      </w:r>
-    </w:p>
-    <w:p>
-      <w:pPr>
-        <w:rPr>
-          <w:rFonts w:cs="ＭＳ Ｐゴシック"/>
-        </w:rPr>
-      </w:pPr>
-    </w:p>
-    <w:p>
-      <w:pPr>
-        <w:rPr>
-          <w:rFonts w:cs="ＭＳ Ｐゴシック"/>
-        </w:rPr>
-      </w:pPr>
-    </w:p>
-    <w:p>
-      <w:pPr>
-        <w:rPr>
-          <w:rFonts w:cs="ＭＳ Ｐゴシック"/>
-        </w:rPr>
-      </w:pPr>
-    </w:p>
-    <w:p>
-      <w:pPr>
-        <w:rPr>
-          <w:rFonts w:cs="ＭＳ Ｐゴシック"/>
-        </w:rPr>
-      </w:pPr>
-    </w:p>
-    <w:p>
-      <w:pPr>
-        <w:rPr>
-          <w:rFonts w:cs="ＭＳ Ｐゴシック"/>
-        </w:rPr>
-      </w:pPr>
-    </w:p>
-    <w:p>
-      <w:pPr>
-        <w:rPr>
-          <w:rFonts w:cs="ＭＳ Ｐゴシック"/>
-        </w:rPr>
-      </w:pPr>
-    </w:p>
-    <w:p>
-      <w:pPr>
-        <w:rPr>
-          <w:rFonts w:cs="ＭＳ Ｐゴシック"/>
-        </w:rPr>
-      </w:pPr>
-    </w:p>
-    <w:p>
-      <w:pPr>
-        <w:rPr>
-          <w:rFonts w:cs="ＭＳ Ｐゴシック"/>
-        </w:rPr>
-      </w:pPr>
-    </w:p>
-    <w:p>
-      <w:pPr>
-        <w:rPr>
-          <w:rFonts w:cs="ＭＳ Ｐゴシック" w:hint="eastAsia"/>
-        </w:rPr>
-      </w:pPr>
-    </w:p>
-    <w:p>
-      <w:pPr>
-        <w:rPr>
-          <w:rFonts w:cs="ＭＳ Ｐゴシック"/>
-          <w:sz w:val="32"/>
-          <w:szCs w:val="32"/>
-        </w:rPr>
-      </w:pPr>
+        <w:t>6章</w:t>
+      </w:r>
       <w:r>
         <w:rPr>
           <w:rFonts w:cs="ＭＳ Ｐゴシック" w:hint="eastAsia"/>
           <w:sz w:val="32"/>
           <w:szCs w:val="32"/>
         </w:rPr>
-        <w:t>第</w:t>
+        <w:t xml:space="preserve">　</w:t>
       </w:r>
       <w:r>
         <w:rPr>
@@ -5658,15 +5861,134 @@
           <w:sz w:val="32"/>
           <w:szCs w:val="32"/>
         </w:rPr>
-        <w:t>6章</w:t>
-      </w:r>
+        <w:t>考察</w:t>
+      </w:r>
+    </w:p>
+    <w:p>
+      <w:pPr>
+        <w:rPr>
+          <w:rFonts w:cs="ＭＳ Ｐゴシック"/>
+          <w:sz w:val="32"/>
+          <w:szCs w:val="32"/>
+        </w:rPr>
+      </w:pPr>
+    </w:p>
+    <w:p>
+      <w:pPr>
+        <w:ind w:firstLineChars="50" w:firstLine="120"/>
+        <w:rPr>
+          <w:rFonts w:cs="ＭＳ Ｐゴシック"/>
+        </w:rPr>
+      </w:pPr>
+      <w:r>
+        <w:rPr>
+          <w:rFonts w:cs="ＭＳ Ｐゴシック" w:hint="eastAsia"/>
+        </w:rPr>
+        <w:t>実験における各モデルの推定精度を分析すると、事前に仮定した構築難易度の上昇に伴い一致率が変動する傾向が確認された。レンガ積みにおいて極めて高い一致率が得られたのは、各石材の形状が均一であり、水平・垂直方向の境界線が明瞭であったためである。これは、本プログラムの核である</w:t>
+      </w:r>
+      <w:r>
+        <w:rPr>
+          <w:rFonts w:cs="ＭＳ Ｐゴシック"/>
+        </w:rPr>
+        <w:t>KDE（核密度推定）を用いた段の自動判定が、規則的な構造に対して極めて有効に機能したことを示唆している。一方で、石垣ではレンガ積みに比べ精度が微減する結果となった。これは石材の形状が不揃いであり、一つの石材が複数の段にまたがって配置される「噛み</w:t>
+      </w:r>
+      <w:r>
+        <w:rPr>
+          <w:rFonts w:cs="ＭＳ Ｐゴシック" w:hint="eastAsia"/>
+        </w:rPr>
+        <w:t>合わせ」構造が影響していると考える。特に、構造石の</w:t>
+      </w:r>
+      <w:r>
+        <w:rPr>
+          <w:rFonts w:cs="ＭＳ Ｐゴシック" w:hint="eastAsia"/>
+        </w:rPr>
+        <w:t>重心の</w:t>
+      </w:r>
+      <w:r>
+        <w:rPr>
+          <w:rFonts w:cs="ＭＳ Ｐゴシック"/>
+        </w:rPr>
+        <w:t>y座標の密度が分散した際、KDEが極小値を正確に捉えきれず、段の境界線が実際の設計とわずかに乖離したことが精度低下の主な要因と考えられる。さらに、ピラミッドモデルでは、上層に行くほど石材数が減少する特有の形状に対し、水平ランクの算出ロジックが一部適合しなかった可能性や、コーナー部の特殊な配置パターンを一律の水平移動として処理したことに起因して、3つのモデルの中で最も低い一致率となったと推測される。</w:t>
+      </w:r>
+    </w:p>
+    <w:p>
+      <w:pPr>
+        <w:ind w:firstLineChars="50" w:firstLine="120"/>
+        <w:rPr>
+          <w:rFonts w:cs="ＭＳ Ｐゴシック"/>
+        </w:rPr>
+      </w:pPr>
+      <w:r>
+        <w:rPr>
+          <w:rFonts w:cs="ＭＳ Ｐゴシック" w:hint="eastAsia"/>
+        </w:rPr>
+        <w:t>次に、本研究で採用した技術的アプローチの有効性について検討する。面積の大きな石材を基準に段を判定する手法は、小規模な石材やノイズに惑わされない安定した解析を可能にした。これは、考古学者が現場で「大きな石の流れ」を見て層を判断する経験的プロセスを、数学的に再現できている点に価値があると言える。また、マスク膨張による接触判定は、画像解像度の限界による微細な隙間を許容し、物理的な隣接関係をグラフ構造として抽出するのに寄与した。しかし、石材間の影が深い箇所ではマスクが不連続になりやすく、グラフのエッジが欠落することで順序推定に悪影響を及ぼすケースも確認されており、画像品質が解析精度に直結する点には注意が必要である。</w:t>
+      </w:r>
+    </w:p>
+    <w:p>
+      <w:pPr>
+        <w:ind w:firstLineChars="50" w:firstLine="120"/>
+        <w:rPr>
+          <w:rFonts w:cs="ＭＳ Ｐゴシック"/>
+        </w:rPr>
+      </w:pPr>
+      <w:r>
+        <w:rPr>
+          <w:rFonts w:cs="ＭＳ Ｐゴシック" w:hint="eastAsia"/>
+        </w:rPr>
+        <w:t>考古学的および実用的な視点から本システムを評価すると、算出されたステップ数と水平ランクの組み合わせは、人間が無意識に行う「下から積む」「左から並べる」といった施工の論理を数値化したものと言い換えられる。一致率が高い箇所は当時の標準的な施工ルールを裏付ける一方で、逆に一致率が低い箇所、すなわち論理的な推定から外れる配置は、地形の影響や急な設計変更といった「特異な歴史的事実」を示唆する客観的な指標になり得る。また、対話的フィルタリング機能の実装により、人間が数時間を要していたラベリング作業を大幅に短縮できた点は、未調査の遺構が多数存在する現状において極めて実用的な成果であると考える。</w:t>
+      </w:r>
+    </w:p>
+    <w:p>
+      <w:pPr>
+        <w:rPr>
+          <w:rFonts w:cs="ＭＳ Ｐゴシック"/>
+        </w:rPr>
+      </w:pPr>
+    </w:p>
+    <w:p>
+      <w:pPr>
+        <w:rPr>
+          <w:rFonts w:cs="ＭＳ Ｐゴシック"/>
+        </w:rPr>
+      </w:pPr>
+    </w:p>
+    <w:p>
+      <w:pPr>
+        <w:rPr>
+          <w:rFonts w:cs="ＭＳ Ｐゴシック"/>
+        </w:rPr>
+      </w:pPr>
+    </w:p>
+    <w:p>
+      <w:pPr>
+        <w:rPr>
+          <w:rFonts w:cs="ＭＳ Ｐゴシック"/>
+        </w:rPr>
+      </w:pPr>
+    </w:p>
+    <w:p>
+      <w:pPr>
+        <w:rPr>
+          <w:rFonts w:cs="ＭＳ Ｐゴシック"/>
+        </w:rPr>
+      </w:pPr>
+    </w:p>
+    <w:p>
+      <w:pPr>
+        <w:rPr>
+          <w:rFonts w:cs="ＭＳ Ｐゴシック"/>
+          <w:sz w:val="32"/>
+          <w:szCs w:val="32"/>
+        </w:rPr>
+      </w:pPr>
       <w:r>
         <w:rPr>
           <w:rFonts w:cs="ＭＳ Ｐゴシック" w:hint="eastAsia"/>
           <w:sz w:val="32"/>
           <w:szCs w:val="32"/>
         </w:rPr>
-        <w:t xml:space="preserve">　</w:t>
+        <w:t>第</w:t>
       </w:r>
       <w:r>
         <w:rPr>
@@ -5674,7 +5996,7 @@
           <w:sz w:val="32"/>
           <w:szCs w:val="32"/>
         </w:rPr>
-        <w:t>考察</w:t>
+        <w:t>7章 結論</w:t>
       </w:r>
     </w:p>
     <w:p>
@@ -5688,7 +6010,6 @@
     </w:p>
     <w:p>
       <w:pPr>
-        <w:ind w:firstLineChars="50" w:firstLine="120"/>
         <w:rPr>
           <w:rFonts w:cs="ＭＳ Ｐゴシック"/>
         </w:rPr>
@@ -5697,102 +6018,335 @@
         <w:rPr>
           <w:rFonts w:cs="ＭＳ Ｐゴシック" w:hint="eastAsia"/>
         </w:rPr>
-        <w:t>実験における各モデルの推定精度を分析すると、事前に仮定した構築難易度の上昇に伴い一致率が変動する傾向が確認された。レンガ積みにおいて極めて高い一致率が得られたのは、各石材の形状が均一であり、水平・垂直方向の境界線が明瞭であったためである。これは、本プログラムの核である</w:t>
-      </w:r>
-      <w:r>
-        <w:rPr>
-          <w:rFonts w:cs="ＭＳ Ｐゴシック"/>
-        </w:rPr>
-        <w:t>KDE（核密度推定）を用いた段の自動判定が、規則的な構造に対して極めて有効に機能したことを示唆している。一方で、石垣ではレンガ積みに比べ精度が微減する結果となった。これは石材の形状が不揃いであり、一つの石材が複数の段にまたがって配置される「噛み</w:t>
-      </w:r>
+        <w:t>本研究より、画像・機械学習を用いることで、</w:t>
+      </w:r>
+      <w:commentRangeStart w:id="13"/>
       <w:r>
         <w:rPr>
           <w:rFonts w:cs="ＭＳ Ｐゴシック" w:hint="eastAsia"/>
         </w:rPr>
-        <w:t>合わせ」構造が影響していると考える。特に、構造石の</w:t>
-      </w:r>
-      <w:proofErr w:type="gramStart"/>
-      <w:r>
-        <w:rPr>
-          <w:rFonts w:cs="ＭＳ Ｐゴシック"/>
-        </w:rPr>
-        <w:t>y</w:t>
-      </w:r>
-      <w:proofErr w:type="gramEnd"/>
-      <w:r>
-        <w:rPr>
-          <w:rFonts w:cs="ＭＳ Ｐゴシック"/>
-        </w:rPr>
-        <w:t>座標の密度が分散した際、KDEが極小値を正確に捉えきれず、段の境界線が実際の設計とわずかに乖離したことが精度低下の主な要因と考えられる。さらに、ピラミッドモデルでは、上層に行くほど石材数が減少する特有の形状に対し、水平ランクの算出ロジックが一部適合しなかった可能性や、コーナー部の特殊な配置パターンを一律の水平移動として処理したことに起因して、3つのモデルの中で最も低い一致率となったと推測される。</w:t>
-      </w:r>
-    </w:p>
-    <w:p>
-      <w:pPr>
-        <w:ind w:firstLineChars="50" w:firstLine="120"/>
-        <w:rPr>
-          <w:rFonts w:cs="ＭＳ Ｐゴシック"/>
-        </w:rPr>
-      </w:pPr>
+        <w:t>従来の目視調査では判別できなかった微細な建設痕跡を広範囲かつ高精度に検出可能</w:t>
+      </w:r>
+      <w:commentRangeEnd w:id="13"/>
+      <w:r>
+        <w:rPr>
+          <w:rStyle w:val="ae"/>
+        </w:rPr>
+        <w:commentReference w:id="13"/>
+      </w:r>
       <w:r>
         <w:rPr>
           <w:rFonts w:cs="ＭＳ Ｐゴシック" w:hint="eastAsia"/>
         </w:rPr>
-        <w:t>次に、本研究で採用した技術的アプローチの有効性について検討する。面積の大きな石材を基準に段を判定する手法は、小規模な石材やノイズに惑わされない安定した解析を可能にした。これは、考古学者が現場で「大きな石の流れ」を見て層を判断する経験的プロセスを、数学的に再現できている点に価値があると言える。また、マスク膨張による接触判定は、画像解像度の限界による微細な隙間を許容し、物理的な隣接関係をグラフ構造として抽出するのに寄与した。しかし、石材間の影が深い箇所ではマスクが不連続になりやすく、グラフのエッジが欠落することで順序推定に悪影響を及ぼすケースも確認されており、画像品質が解析精度に直結する点には注意が必要である。</w:t>
-      </w:r>
-    </w:p>
-    <w:p>
-      <w:pPr>
-        <w:ind w:firstLineChars="50" w:firstLine="120"/>
-        <w:rPr>
-          <w:rFonts w:cs="ＭＳ Ｐゴシック"/>
-        </w:rPr>
-      </w:pPr>
+        <w:t>であることが示された。</w:t>
+      </w:r>
+    </w:p>
+    <w:p>
+      <w:pPr>
+        <w:rPr>
+          <w:rFonts w:cs="ＭＳ Ｐゴシック"/>
+        </w:rPr>
+      </w:pPr>
+    </w:p>
+    <w:p>
+      <w:pPr>
+        <w:rPr>
+          <w:rFonts w:cs="ＭＳ Ｐゴシック"/>
+        </w:rPr>
+      </w:pPr>
+      <w:r>
+        <w:rPr>
+          <w:rFonts w:cs="ＭＳ Ｐゴシック"/>
+        </w:rPr>
+        <w:t>本研究の手法は、非破壊かつ低コストで実施可能であるため、他のピラミッドや巨大遺跡の調査にも適用可能であり、考古学的な建設プロセスの解明に新たな科学的根拠を提供できると考えられる。本研究では、機械学習を用いた石造建造物の建設順序推定手法を確立し、**[対象ピラ</w:t>
+      </w:r>
       <w:r>
         <w:rPr>
           <w:rFonts w:cs="ＭＳ Ｐゴシック" w:hint="eastAsia"/>
         </w:rPr>
-        <w:t>考古学的および実用的な視点から本システムを評価すると、算出されたステップ数と水平ランクの組み合わせは、人間が無意識に行う「下から積む」「左から並べる」といった施工の論理を数値化したものと言い換えられる。一致率が高い箇所は当時の標準的</w:t>
-      </w:r>
+        <w:t>ミッド</w:t>
+      </w:r>
+      <w:r>
+        <w:rPr>
+          <w:rFonts w:cs="ＭＳ Ｐゴシック"/>
+        </w:rPr>
+        <w:t>]**に適用することで、その建設プロセスに関する新たな知見を得るとともに、考古学分野における情報工学技術の有用性を示した。</w:t>
+      </w:r>
+    </w:p>
+    <w:p>
+      <w:pPr>
+        <w:rPr>
+          <w:rFonts w:cs="ＭＳ Ｐゴシック"/>
+        </w:rPr>
+      </w:pPr>
+    </w:p>
+    <w:p>
+      <w:pPr>
+        <w:rPr>
+          <w:rFonts w:cs="ＭＳ Ｐゴシック"/>
+        </w:rPr>
+      </w:pPr>
+    </w:p>
+    <w:p>
+      <w:pPr>
+        <w:rPr>
+          <w:rFonts w:cs="ＭＳ Ｐゴシック"/>
+          <w:color w:val="EE0000"/>
+        </w:rPr>
+      </w:pPr>
       <w:r>
         <w:rPr>
           <w:rFonts w:cs="ＭＳ Ｐゴシック" w:hint="eastAsia"/>
+          <w:color w:val="EE0000"/>
+        </w:rPr>
+        <w:t>これも組み込んでいいよ↓</w:t>
+      </w:r>
+    </w:p>
+    <w:p>
+      <w:pPr>
+        <w:rPr>
+          <w:rFonts w:cs="ＭＳ Ｐゴシック"/>
+          <w:color w:val="EE0000"/>
+        </w:rPr>
+      </w:pPr>
+      <w:r>
+        <w:rPr>
+          <w:rFonts w:cs="ＭＳ Ｐゴシック" w:hint="eastAsia"/>
+          <w:color w:val="EE0000"/>
+        </w:rPr>
+        <w:t>本手法の限界と今後の展望を述べる。本研究は</w:t>
+      </w:r>
+      <w:r>
+        <w:rPr>
+          <w:rFonts w:cs="ＭＳ Ｐゴシック"/>
+          <w:color w:val="EE0000"/>
+        </w:rPr>
+        <w:t>2次元画像のみに基づいているため、石材の奥行きを考慮した依存関係の判定には原理的な限界がある。また、実験モデルとは異なり実際の古代遺構は石材が欠損している場合も多いため、不完全なデータに対してグラフ構造を論理的に補完するアルゴリズムの検討が必要である。さらに、光の当たり方や撮影角度といった撮影環境の影響によりセグメンテーションの精度が左右されるため、画像前処理の自動化および堅牢性の向上を今後の課題としたい。</w:t>
+      </w:r>
+    </w:p>
+    <w:p>
+      <w:pPr>
+        <w:rPr>
+          <w:rFonts w:cs="ＭＳ Ｐゴシック"/>
+        </w:rPr>
+      </w:pPr>
+    </w:p>
+    <w:p>
+      <w:pPr>
+        <w:rPr>
+          <w:rFonts w:cs="ＭＳ Ｐゴシック"/>
+        </w:rPr>
+      </w:pPr>
+    </w:p>
+    <w:p>
+      <w:pPr>
+        <w:rPr>
+          <w:rFonts w:cs="ＭＳ Ｐゴシック"/>
+        </w:rPr>
+      </w:pPr>
+    </w:p>
+    <w:p>
+      <w:pPr>
+        <w:rPr>
+          <w:rFonts w:cs="ＭＳ Ｐゴシック"/>
+          <w:color w:val="EE0000"/>
+        </w:rPr>
+      </w:pPr>
+      <w:r>
+        <w:rPr>
+          <w:rFonts w:cs="ＭＳ Ｐゴシック" w:hint="eastAsia"/>
+          <w:color w:val="EE0000"/>
+        </w:rPr>
+        <w:t>以下、今後の展望的なまとめ。好きな風にまとめ</w:t>
+      </w:r>
+      <w:r>
+        <w:rPr>
+          <w:rFonts w:cs="ＭＳ Ｐゴシック" w:hint="eastAsia"/>
+          <w:color w:val="EE0000"/>
+        </w:rPr>
+        <w:t>る</w:t>
+      </w:r>
+    </w:p>
+    <w:p>
+      <w:pPr>
+        <w:rPr>
+          <w:rFonts w:cs="ＭＳ Ｐゴシック"/>
+          <w:color w:val="EE0000"/>
+        </w:rPr>
+      </w:pPr>
+      <w:r>
+        <w:rPr>
+          <w:rFonts w:cs="ＭＳ Ｐゴシック" w:hint="eastAsia"/>
+          <w:color w:val="EE0000"/>
+        </w:rPr>
+        <w:t>パターン</w:t>
+      </w:r>
+      <w:r>
+        <w:rPr>
+          <w:rFonts w:cs="ＭＳ Ｐゴシック"/>
+          <w:color w:val="EE0000"/>
+        </w:rPr>
+        <w:t>1：【王道】基礎検証から発展へのステップアップとして書く</w:t>
+      </w:r>
+    </w:p>
+    <w:p>
+      <w:pPr>
+        <w:rPr>
+          <w:rFonts w:cs="ＭＳ Ｐゴシック"/>
+          <w:color w:val="EE0000"/>
+        </w:rPr>
+      </w:pPr>
+      <w:r>
+        <w:rPr>
+          <w:rFonts w:cs="ＭＳ Ｐゴシック" w:hint="eastAsia"/>
+          <w:color w:val="EE0000"/>
+        </w:rPr>
+        <w:t>最も汎用的で、ポジティブな印象を与える書き方です。「あえて今回は</w:t>
+      </w:r>
+      <w:r>
+        <w:rPr>
+          <w:rFonts w:cs="ＭＳ Ｐゴシック"/>
+          <w:color w:val="EE0000"/>
+        </w:rPr>
+        <w:t>2Dに絞った」というニュアンスを出します。</w:t>
+      </w:r>
+    </w:p>
+    <w:p>
+      <w:pPr>
+        <w:rPr>
+          <w:rFonts w:cs="ＭＳ Ｐゴシック"/>
+          <w:color w:val="EE0000"/>
+        </w:rPr>
+      </w:pPr>
+    </w:p>
+    <w:p>
+      <w:pPr>
+        <w:rPr>
+          <w:rFonts w:cs="ＭＳ Ｐゴシック"/>
+          <w:color w:val="EE0000"/>
+        </w:rPr>
+      </w:pPr>
+    </w:p>
+    <w:p>
+      <w:pPr>
+        <w:rPr>
+          <w:rFonts w:cs="ＭＳ Ｐゴシック"/>
+          <w:color w:val="EE0000"/>
+        </w:rPr>
+      </w:pPr>
+      <w:r>
+        <w:rPr>
+          <w:rFonts w:cs="ＭＳ Ｐゴシック" w:hint="eastAsia"/>
+          <w:color w:val="EE0000"/>
+        </w:rPr>
+        <w:t>本研究では、石積み構造解析の基礎的検討として、</w:t>
+      </w:r>
+      <w:r>
+        <w:rPr>
+          <w:rFonts w:cs="ＭＳ Ｐゴシック"/>
+          <w:color w:val="EE0000"/>
+        </w:rPr>
+        <w:t>2次元画像を用いたセグメンテーション（領域抽出）手法の有効性を検証した。 今後の展望として、本手法を3次元データへと拡張することを予定している。LiDAR等により取得した3次元点群データを用いることで、深度（Depth）情報や石の立体的な形状特性を考慮することが可能となる。これにより、2次元画像のみでは判別が困難であった石同士の複雑な重なりや前後関係の推定精度が、飛躍的に向上することが期待される。</w:t>
+      </w:r>
+    </w:p>
+    <w:p>
+      <w:pPr>
+        <w:rPr>
+          <w:rFonts w:cs="ＭＳ Ｐゴシック"/>
+          <w:color w:val="EE0000"/>
+        </w:rPr>
+      </w:pPr>
+      <w:r>
+        <w:rPr>
+          <w:rFonts w:cs="ＭＳ Ｐゴシック" w:hint="eastAsia"/>
+          <w:color w:val="EE0000"/>
+        </w:rPr>
+        <w:t>パターン</w:t>
+      </w:r>
+      <w:r>
+        <w:rPr>
+          <w:rFonts w:cs="ＭＳ Ｐゴシック"/>
+          <w:color w:val="EE0000"/>
+        </w:rPr>
+        <w:t>2：【課題解決型】2Dの限界を指摘し、解決策として3Dを提示する</w:t>
+      </w:r>
+    </w:p>
+    <w:p>
+      <w:pPr>
+        <w:rPr>
+          <w:rFonts w:cs="ＭＳ Ｐゴシック"/>
+          <w:color w:val="EE0000"/>
+        </w:rPr>
+      </w:pPr>
+      <w:r>
+        <w:rPr>
+          <w:rFonts w:cs="ＭＳ Ｐゴシック" w:hint="eastAsia"/>
+          <w:color w:val="EE0000"/>
         </w:rPr>
         <w:lastRenderedPageBreak/>
-        <w:t>な施工ルールを裏付ける一方で、逆に一致率が低い箇所、すなわち論理的な推定から外れる配置は、地形の影響や急な設計変更といった「特異な歴史的事実」を示唆する客観的な指標になり得る。また、対話的フィルタリング機能の実装により、人間が数時間を要していたラベリング作業を大幅に短縮できた点は、未調査の遺構が多数存在する現状において極めて実用的な成果であると考える。</w:t>
-      </w:r>
-    </w:p>
-    <w:p>
-      <w:pPr>
-        <w:rPr>
-          <w:rFonts w:cs="ＭＳ Ｐゴシック"/>
-        </w:rPr>
-      </w:pPr>
-    </w:p>
-    <w:p>
-      <w:pPr>
-        <w:rPr>
-          <w:rFonts w:cs="ＭＳ Ｐゴシック"/>
-        </w:rPr>
-      </w:pPr>
-    </w:p>
-    <w:p>
-      <w:pPr>
-        <w:rPr>
-          <w:rFonts w:cs="ＭＳ Ｐゴシック"/>
-        </w:rPr>
-      </w:pPr>
-    </w:p>
-    <w:p>
-      <w:pPr>
-        <w:rPr>
-          <w:rFonts w:cs="ＭＳ Ｐゴシック"/>
-        </w:rPr>
-      </w:pPr>
-    </w:p>
-    <w:p>
-      <w:pPr>
+        <w:t>技術的な課題を明確にし、それを解決するための手段として</w:t>
+      </w:r>
+      <w:r>
+        <w:rPr>
+          <w:rFonts w:cs="ＭＳ Ｐゴシック"/>
+          <w:color w:val="EE0000"/>
+        </w:rPr>
+        <w:t>3Dを位置づける書き方です。工学系で好まれます。</w:t>
+      </w:r>
+    </w:p>
+    <w:p>
+      <w:pPr>
+        <w:rPr>
+          <w:rFonts w:cs="ＭＳ Ｐゴシック"/>
+          <w:color w:val="EE0000"/>
+        </w:rPr>
+      </w:pPr>
+      <w:r>
         <w:rPr>
           <w:rFonts w:cs="ＭＳ Ｐゴシック" w:hint="eastAsia"/>
+          <w:color w:val="EE0000"/>
+        </w:rPr>
+        <w:t>画像処理による石の輪郭抽出においては、本研究で用いた</w:t>
+      </w:r>
+      <w:r>
+        <w:rPr>
+          <w:rFonts w:cs="ＭＳ Ｐゴシック"/>
+          <w:color w:val="EE0000"/>
+        </w:rPr>
+        <w:t>2次元情報のみでは奥行き方向の重なり判定に物理的な限界があることが確認された。 したがって、大学院における継続研究では、写真測量やレーザースキャナによる3次元空間情報の統合を計画している。深度情報を特徴量として加えることで、積み石の前後関係（スタッキングオーダー）の推定ロバスト性を高め、より実環境に適応した解析システムの構築を目指す。</w:t>
+      </w:r>
+    </w:p>
+    <w:p>
+      <w:pPr>
+        <w:rPr>
+          <w:rFonts w:cs="ＭＳ Ｐゴシック"/>
+        </w:rPr>
+      </w:pPr>
+    </w:p>
+    <w:p>
+      <w:pPr>
+        <w:rPr>
+          <w:rFonts w:cs="ＭＳ Ｐゴシック"/>
+        </w:rPr>
+      </w:pPr>
+      <w:r>
+        <w:rPr>
+          <w:rFonts w:cs="ＭＳ Ｐゴシック"/>
+        </w:rPr>
+        <w:t> </w:t>
+      </w:r>
+    </w:p>
+    <w:p>
+      <w:pPr>
+        <w:rPr>
+          <w:rFonts w:cs="ＭＳ Ｐゴシック"/>
+        </w:rPr>
+      </w:pPr>
+    </w:p>
+    <w:p>
+      <w:pPr>
+        <w:rPr>
+          <w:rFonts w:cs="ＭＳ Ｐゴシック"/>
         </w:rPr>
       </w:pPr>
     </w:p>
@@ -5810,584 +6364,255 @@
           <w:sz w:val="32"/>
           <w:szCs w:val="32"/>
         </w:rPr>
-        <w:t>第</w:t>
-      </w:r>
-      <w:r>
+        <w:t>謝辞</w:t>
+      </w:r>
+    </w:p>
+    <w:p>
+      <w:pPr>
         <w:rPr>
           <w:rFonts w:cs="ＭＳ Ｐゴシック"/>
           <w:sz w:val="32"/>
           <w:szCs w:val="32"/>
         </w:rPr>
-        <w:t>7章 結論</w:t>
-      </w:r>
-    </w:p>
-    <w:p>
-      <w:pPr>
+      </w:pPr>
+    </w:p>
+    <w:p>
+      <w:pPr>
+        <w:rPr>
+          <w:rFonts w:cs="ＭＳ Ｐゴシック"/>
+        </w:rPr>
+      </w:pPr>
+      <w:r>
+        <w:rPr>
+          <w:rFonts w:cs="ＭＳ Ｐゴシック" w:hint="eastAsia"/>
+        </w:rPr>
+        <w:t>本研究の遂行にあたり、多大なるご指導とご協力を賜りました関係各位に、深く感謝の意を表します。</w:t>
+      </w:r>
+    </w:p>
+    <w:p>
+      <w:pPr>
+        <w:rPr>
+          <w:rFonts w:cs="ＭＳ Ｐゴシック"/>
+        </w:rPr>
+      </w:pPr>
+      <w:r>
+        <w:rPr>
+          <w:rFonts w:cs="ＭＳ Ｐゴシック" w:hint="eastAsia"/>
+        </w:rPr>
+        <w:t>まず、指導教員である金谷一朗教授には、研究の構想段階から本論文の完成に至るまで、終始懇切丁寧なご指導を賜りました。先生から頂いた的確なご助言と、研究に対する真摯な姿勢に触れられたことは、私にとってかけがえのない財産となり、大きな支えとなりました。ここに深甚なる謝意を表します。</w:t>
+      </w:r>
+    </w:p>
+    <w:p>
+      <w:pPr>
+        <w:rPr>
+          <w:rFonts w:cs="ＭＳ Ｐゴシック"/>
+        </w:rPr>
+      </w:pPr>
+      <w:r>
+        <w:rPr>
+          <w:rFonts w:cs="ＭＳ Ｐゴシック" w:hint="eastAsia"/>
+        </w:rPr>
+        <w:t>また、金谷研究室の皆様には、日々の研究生活において活発な議論を交わし、多くの刺激や有益な知見をいただきました。困難に直面した際にも親身に相談に乗っていただき、研究活動を支えてくださったことに深く感謝いたします。</w:t>
+      </w:r>
+    </w:p>
+    <w:p>
+      <w:pPr>
+        <w:rPr>
+          <w:rFonts w:cs="ＭＳ Ｐゴシック"/>
+        </w:rPr>
+      </w:pPr>
+      <w:r>
+        <w:rPr>
+          <w:rFonts w:cs="ＭＳ Ｐゴシック" w:hint="eastAsia"/>
+        </w:rPr>
+        <w:t>さらに、本論文の副査を務めていただいた尾崎先生には、多忙な中、本研究に対して多角的な視点から貴重なご意見を賜りました。厚く御礼申し上げます。</w:t>
+      </w:r>
+    </w:p>
+    <w:p>
+      <w:pPr>
+        <w:rPr>
+          <w:rFonts w:cs="ＭＳ Ｐゴシック"/>
+        </w:rPr>
+      </w:pPr>
+      <w:r>
+        <w:rPr>
+          <w:rFonts w:cs="ＭＳ Ｐゴシック" w:hint="eastAsia"/>
+        </w:rPr>
+        <w:t>最後に、長い学生生活を温かく見守り、精神的な支えとなってくれた家族および友人に、心からの感謝を捧げます。</w:t>
+      </w:r>
+    </w:p>
+    <w:p>
+      <w:pPr>
+        <w:rPr>
+          <w:rFonts w:cs="ＭＳ Ｐゴシック"/>
+        </w:rPr>
+      </w:pPr>
+    </w:p>
+    <w:p>
+      <w:pPr>
+        <w:rPr>
+          <w:rFonts w:cs="ＭＳ Ｐゴシック"/>
+        </w:rPr>
+      </w:pPr>
+      <w:r>
+        <w:rPr>
+          <w:rFonts w:cs="ＭＳ Ｐゴシック"/>
+        </w:rPr>
+        <w:t> </w:t>
+      </w:r>
+    </w:p>
+    <w:p>
+      <w:pPr>
+        <w:rPr>
+          <w:rFonts w:cs="ＭＳ Ｐゴシック"/>
+        </w:rPr>
+      </w:pPr>
+    </w:p>
+    <w:p>
+      <w:pPr>
+        <w:rPr>
+          <w:rFonts w:cs="ＭＳ Ｐゴシック"/>
+        </w:rPr>
+      </w:pPr>
+    </w:p>
+    <w:p>
+      <w:pPr>
+        <w:rPr>
+          <w:rFonts w:cs="ＭＳ Ｐゴシック"/>
+        </w:rPr>
+      </w:pPr>
+    </w:p>
+    <w:p>
+      <w:pPr>
+        <w:rPr>
+          <w:rFonts w:cs="ＭＳ Ｐゴシック"/>
+        </w:rPr>
+      </w:pPr>
+    </w:p>
+    <w:p>
+      <w:pPr>
+        <w:rPr>
+          <w:rFonts w:cs="ＭＳ Ｐゴシック"/>
+        </w:rPr>
+      </w:pPr>
+    </w:p>
+    <w:p>
+      <w:pPr>
+        <w:rPr>
+          <w:rFonts w:cs="ＭＳ Ｐゴシック"/>
+        </w:rPr>
+      </w:pPr>
+    </w:p>
+    <w:p>
+      <w:pPr>
+        <w:rPr>
+          <w:rFonts w:cs="ＭＳ Ｐゴシック"/>
+        </w:rPr>
+      </w:pPr>
+    </w:p>
+    <w:p>
+      <w:pPr>
+        <w:rPr>
+          <w:rFonts w:cs="ＭＳ Ｐゴシック"/>
+        </w:rPr>
+      </w:pPr>
+    </w:p>
+    <w:p>
+      <w:pPr>
+        <w:rPr>
+          <w:rFonts w:cs="ＭＳ Ｐゴシック"/>
+        </w:rPr>
+      </w:pPr>
+    </w:p>
+    <w:p>
+      <w:pPr>
+        <w:rPr>
+          <w:rFonts w:cs="ＭＳ Ｐゴシック"/>
+        </w:rPr>
+      </w:pPr>
+    </w:p>
+    <w:p>
+      <w:pPr>
+        <w:rPr>
+          <w:rFonts w:cs="ＭＳ Ｐゴシック"/>
+        </w:rPr>
+      </w:pPr>
+    </w:p>
+    <w:p>
+      <w:pPr>
+        <w:rPr>
+          <w:rFonts w:cs="ＭＳ Ｐゴシック"/>
+        </w:rPr>
+      </w:pPr>
+    </w:p>
+    <w:p>
+      <w:pPr>
+        <w:rPr>
+          <w:rFonts w:cs="ＭＳ Ｐゴシック"/>
+        </w:rPr>
+      </w:pPr>
+    </w:p>
+    <w:p>
+      <w:pPr>
+        <w:rPr>
+          <w:rFonts w:cs="ＭＳ Ｐゴシック"/>
+        </w:rPr>
+      </w:pPr>
+    </w:p>
+    <w:p>
+      <w:pPr>
+        <w:rPr>
+          <w:rFonts w:cs="ＭＳ Ｐゴシック"/>
+        </w:rPr>
+      </w:pPr>
+    </w:p>
+    <w:p>
+      <w:pPr>
+        <w:rPr>
+          <w:rFonts w:cs="ＭＳ Ｐゴシック"/>
+        </w:rPr>
+      </w:pPr>
+    </w:p>
+    <w:p>
+      <w:pPr>
+        <w:rPr>
+          <w:rFonts w:cs="ＭＳ Ｐゴシック"/>
+        </w:rPr>
+      </w:pPr>
+    </w:p>
+    <w:p>
+      <w:pPr>
+        <w:rPr>
+          <w:rFonts w:cs="ＭＳ Ｐゴシック"/>
+        </w:rPr>
+      </w:pPr>
+    </w:p>
+    <w:p>
+      <w:pPr>
+        <w:rPr>
+          <w:rFonts w:cs="ＭＳ Ｐゴシック"/>
+        </w:rPr>
+      </w:pPr>
+    </w:p>
+    <w:p>
+      <w:pPr>
+        <w:rPr>
+          <w:rFonts w:cs="ＭＳ Ｐゴシック"/>
+        </w:rPr>
+      </w:pPr>
+    </w:p>
+    <w:p>
+      <w:pPr>
+        <w:rPr>
+          <w:rFonts w:asciiTheme="minorHAnsi" w:hAnsiTheme="minorHAnsi" w:cstheme="minorHAnsi"/>
+        </w:rPr>
+      </w:pPr>
+      <w:r>
         <w:rPr>
           <w:rFonts w:cs="ＭＳ Ｐゴシック" w:hint="eastAsia"/>
           <w:sz w:val="32"/>
           <w:szCs w:val="32"/>
         </w:rPr>
-      </w:pPr>
-    </w:p>
-    <w:p>
-      <w:pPr>
-        <w:rPr>
-          <w:rFonts w:cs="ＭＳ Ｐゴシック"/>
-        </w:rPr>
-      </w:pPr>
-      <w:r>
-        <w:rPr>
-          <w:rFonts w:cs="ＭＳ Ｐゴシック" w:hint="eastAsia"/>
-        </w:rPr>
-        <w:t>本研究より、画像・機械学習を用いることで、従来の目視調査では判別できなかった微細な建設痕跡を広範囲かつ高精度に検出可能であることが示された。</w:t>
-      </w:r>
-    </w:p>
-    <w:p>
-      <w:pPr>
-        <w:rPr>
-          <w:rFonts w:cs="ＭＳ Ｐゴシック"/>
-        </w:rPr>
-      </w:pPr>
-    </w:p>
-    <w:p>
-      <w:pPr>
-        <w:rPr>
-          <w:rFonts w:cs="ＭＳ Ｐゴシック"/>
-        </w:rPr>
-      </w:pPr>
-      <w:r>
-        <w:rPr>
-          <w:rFonts w:cs="ＭＳ Ｐゴシック" w:hint="eastAsia"/>
-        </w:rPr>
-        <w:t>特に、</w:t>
-      </w:r>
-      <w:r>
-        <w:rPr>
-          <w:rFonts w:cs="ＭＳ Ｐゴシック"/>
-        </w:rPr>
-        <w:t>[考察の要約、例：特定高度における石積みの不連続性は、建設用スロープの切り替え時期と一致する可能性が高い]。本研究の手法は、非破壊かつ低コストで実施可能であるため、他のピラミッドや巨大遺跡の調査にも適用可能であり、考古学的な建設プロセスの解明に新たな科学的根拠を提供できると考えられる。本研究では、機械学習を用いた石造建造物の建設順序推定手法を確立し、**[対象ピラ</w:t>
-      </w:r>
-      <w:r>
-        <w:rPr>
-          <w:rFonts w:cs="ＭＳ Ｐゴシック" w:hint="eastAsia"/>
-        </w:rPr>
-        <w:t>ミッド</w:t>
-      </w:r>
-      <w:r>
-        <w:rPr>
-          <w:rFonts w:cs="ＭＳ Ｐゴシック"/>
-        </w:rPr>
-        <w:t>]**に適用することで、その建設プロセスに関する新たな知見を得るとともに、考古学分野における情報工学技術の有用性を示した。</w:t>
-      </w:r>
-    </w:p>
-    <w:p>
-      <w:pPr>
-        <w:rPr>
-          <w:rFonts w:cs="ＭＳ Ｐゴシック"/>
-        </w:rPr>
-      </w:pPr>
-    </w:p>
-    <w:p>
-      <w:pPr>
-        <w:rPr>
-          <w:rFonts w:cs="ＭＳ Ｐゴシック"/>
-        </w:rPr>
-      </w:pPr>
-    </w:p>
-    <w:p>
-      <w:pPr>
-        <w:rPr>
-          <w:rFonts w:cs="ＭＳ Ｐゴシック"/>
-        </w:rPr>
-      </w:pPr>
-      <w:r>
-        <w:rPr>
-          <w:rFonts w:cs="ＭＳ Ｐゴシック" w:hint="eastAsia"/>
-        </w:rPr>
-        <w:t>これも組み込んでいいよ↓</w:t>
-      </w:r>
-    </w:p>
-    <w:p>
-      <w:pPr>
-        <w:rPr>
-          <w:rFonts w:cs="ＭＳ Ｐゴシック"/>
-        </w:rPr>
-      </w:pPr>
-      <w:r>
-        <w:rPr>
-          <w:rFonts w:cs="ＭＳ Ｐゴシック" w:hint="eastAsia"/>
-        </w:rPr>
-        <w:t>本手法の限界と今後の展望を述べる。本研究は</w:t>
-      </w:r>
-      <w:r>
-        <w:rPr>
-          <w:rFonts w:cs="ＭＳ Ｐゴシック"/>
-        </w:rPr>
-        <w:t>2次元画像のみに基づいているため、石材の奥行きを考慮した依存関係の判定には原理的な限界がある。また、実験モデルとは異なり実際の古代遺構は石材が欠損している場合も多いため、不完全なデータに対してグラフ構造を論理的に補完するアルゴリズムの検討が必要である。さらに、光の当たり方や撮影角度といった撮影環境の影響によりセグメンテーションの精度が左右されるため、画像前処理の自動化および堅牢性の向上を今後の課題としたい。</w:t>
-      </w:r>
-    </w:p>
-    <w:p>
-      <w:pPr>
-        <w:rPr>
-          <w:rFonts w:cs="ＭＳ Ｐゴシック"/>
-        </w:rPr>
-      </w:pPr>
-    </w:p>
-    <w:p>
-      <w:pPr>
-        <w:rPr>
-          <w:rFonts w:cs="ＭＳ Ｐゴシック"/>
-        </w:rPr>
-      </w:pPr>
-    </w:p>
-    <w:p>
-      <w:pPr>
-        <w:rPr>
-          <w:rFonts w:cs="ＭＳ Ｐゴシック"/>
-        </w:rPr>
-      </w:pPr>
-    </w:p>
-    <w:p>
-      <w:pPr>
-        <w:rPr>
-          <w:rFonts w:cs="ＭＳ Ｐゴシック"/>
-        </w:rPr>
-      </w:pPr>
-      <w:r>
-        <w:rPr>
-          <w:rFonts w:cs="ＭＳ Ｐゴシック" w:hint="eastAsia"/>
-        </w:rPr>
-        <w:t>以下、今後の展望的なまとめです。好きな風にまとめて</w:t>
-      </w:r>
-    </w:p>
-    <w:p>
-      <w:pPr>
-        <w:rPr>
-          <w:rFonts w:cs="ＭＳ Ｐゴシック"/>
-        </w:rPr>
-      </w:pPr>
-      <w:r>
-        <w:rPr>
-          <w:rFonts w:cs="ＭＳ Ｐゴシック" w:hint="eastAsia"/>
-        </w:rPr>
-        <w:t>パターン</w:t>
-      </w:r>
-      <w:r>
-        <w:rPr>
-          <w:rFonts w:cs="ＭＳ Ｐゴシック"/>
-        </w:rPr>
-        <w:t>1：【王道】基礎検証から発展へのステップアップとして書く</w:t>
-      </w:r>
-    </w:p>
-    <w:p>
-      <w:pPr>
-        <w:rPr>
-          <w:rFonts w:cs="ＭＳ Ｐゴシック" w:hint="eastAsia"/>
-        </w:rPr>
-      </w:pPr>
-      <w:r>
-        <w:rPr>
-          <w:rFonts w:cs="ＭＳ Ｐゴシック" w:hint="eastAsia"/>
-        </w:rPr>
-        <w:lastRenderedPageBreak/>
-        <w:t>最も汎用的で、ポジティブな印象を与える書き方です。「あえて今回は</w:t>
-      </w:r>
-      <w:r>
-        <w:rPr>
-          <w:rFonts w:cs="ＭＳ Ｐゴシック"/>
-        </w:rPr>
-        <w:t>2Dに絞った」というニュアンスを出します。</w:t>
-      </w:r>
-    </w:p>
-    <w:p>
-      <w:pPr>
-        <w:rPr>
-          <w:rFonts w:cs="ＭＳ Ｐゴシック"/>
-        </w:rPr>
-      </w:pPr>
-    </w:p>
-    <w:p>
-      <w:pPr>
-        <w:rPr>
-          <w:rFonts w:cs="ＭＳ Ｐゴシック" w:hint="eastAsia"/>
-        </w:rPr>
-      </w:pPr>
-    </w:p>
-    <w:p>
-      <w:pPr>
-        <w:rPr>
-          <w:rFonts w:cs="ＭＳ Ｐゴシック"/>
-        </w:rPr>
-      </w:pPr>
-      <w:r>
-        <w:rPr>
-          <w:rFonts w:cs="ＭＳ Ｐゴシック" w:hint="eastAsia"/>
-        </w:rPr>
-        <w:t>本研究では、石積み構造解析の基礎的検討として、</w:t>
-      </w:r>
-      <w:r>
-        <w:rPr>
-          <w:rFonts w:cs="ＭＳ Ｐゴシック"/>
-        </w:rPr>
-        <w:t>2次元画像を用いたセグメンテーション（領域抽出）手法の有効性を検証した。 今後の展望として、本手法を3次元データへと拡張することを予定している。LiDAR等により取得した3次元点群データを用いることで、深度（Depth）情報や石の立体的な形状特性を考慮することが可能となる。これにより、2次元画像のみでは判別が困難であった石同士の複雑な重なりや前後関係の推定精度が、飛躍的に向上することが期待される。</w:t>
-      </w:r>
-    </w:p>
-    <w:p>
-      <w:pPr>
-        <w:rPr>
-          <w:rFonts w:cs="ＭＳ Ｐゴシック"/>
-        </w:rPr>
-      </w:pPr>
-      <w:r>
-        <w:rPr>
-          <w:rFonts w:cs="ＭＳ Ｐゴシック" w:hint="eastAsia"/>
-        </w:rPr>
-        <w:t>パターン</w:t>
-      </w:r>
-      <w:r>
-        <w:rPr>
-          <w:rFonts w:cs="ＭＳ Ｐゴシック"/>
-        </w:rPr>
-        <w:t>2：【課題解決型】2Dの限界を指摘し、解決策として3Dを提示する</w:t>
-      </w:r>
-    </w:p>
-    <w:p>
-      <w:pPr>
-        <w:rPr>
-          <w:rFonts w:cs="ＭＳ Ｐゴシック"/>
-        </w:rPr>
-      </w:pPr>
-      <w:r>
-        <w:rPr>
-          <w:rFonts w:cs="ＭＳ Ｐゴシック" w:hint="eastAsia"/>
-        </w:rPr>
-        <w:t>技術的な課題を明確にし、それを解決するための手段として</w:t>
-      </w:r>
-      <w:r>
-        <w:rPr>
-          <w:rFonts w:cs="ＭＳ Ｐゴシック"/>
-        </w:rPr>
-        <w:t>3Dを位置づける書き方です。工学系で好まれます。</w:t>
-      </w:r>
-    </w:p>
-    <w:p>
-      <w:pPr>
-        <w:rPr>
-          <w:rFonts w:cs="ＭＳ Ｐゴシック"/>
-        </w:rPr>
-      </w:pPr>
-      <w:r>
-        <w:rPr>
-          <w:rFonts w:cs="ＭＳ Ｐゴシック" w:hint="eastAsia"/>
-        </w:rPr>
-        <w:t>画像処理による石の輪郭抽出においては、本研究で用いた</w:t>
-      </w:r>
-      <w:r>
-        <w:rPr>
-          <w:rFonts w:cs="ＭＳ Ｐゴシック"/>
-        </w:rPr>
-        <w:t>2次元情報のみでは奥行き方向の重なり判定に物理的な限界があることが確認された。 したがって、大学院における継続研究では、写真測量やレーザースキャナによる3次元空間情報の統合を計画している。深度情報を特徴量として加えることで、積み石の前後関係（スタッキングオーダー）の推定ロバスト性を高め、より実環境に適応した解析システムの構築を目指す。</w:t>
-      </w:r>
-    </w:p>
-    <w:p>
-      <w:pPr>
-        <w:rPr>
-          <w:rFonts w:cs="ＭＳ Ｐゴシック" w:hint="eastAsia"/>
-        </w:rPr>
-      </w:pPr>
-    </w:p>
-    <w:p>
-      <w:pPr>
-        <w:rPr>
-          <w:rFonts w:cs="ＭＳ Ｐゴシック"/>
-        </w:rPr>
-      </w:pPr>
-      <w:r>
-        <w:rPr>
-          <w:rFonts w:cs="ＭＳ Ｐゴシック"/>
-        </w:rPr>
-        <w:t> </w:t>
-      </w:r>
-    </w:p>
-    <w:p>
-      <w:pPr>
-        <w:rPr>
-          <w:rFonts w:cs="ＭＳ Ｐゴシック"/>
-        </w:rPr>
-      </w:pPr>
-    </w:p>
-    <w:p>
-      <w:pPr>
-        <w:rPr>
-          <w:rFonts w:cs="ＭＳ Ｐゴシック"/>
-        </w:rPr>
-      </w:pPr>
-    </w:p>
-    <w:p>
-      <w:pPr>
-        <w:rPr>
-          <w:rFonts w:cs="ＭＳ Ｐゴシック"/>
-          <w:sz w:val="32"/>
-          <w:szCs w:val="32"/>
-        </w:rPr>
-      </w:pPr>
-      <w:r>
-        <w:rPr>
-          <w:rFonts w:cs="ＭＳ Ｐゴシック" w:hint="eastAsia"/>
-          <w:sz w:val="32"/>
-          <w:szCs w:val="32"/>
-        </w:rPr>
-        <w:t>謝辞</w:t>
-      </w:r>
-    </w:p>
-    <w:p>
-      <w:pPr>
-        <w:rPr>
-          <w:rFonts w:cs="ＭＳ Ｐゴシック"/>
-          <w:sz w:val="32"/>
-          <w:szCs w:val="32"/>
-        </w:rPr>
-      </w:pPr>
-    </w:p>
-    <w:p>
-      <w:pPr>
-        <w:rPr>
-          <w:rFonts w:cs="ＭＳ Ｐゴシック"/>
-        </w:rPr>
-      </w:pPr>
-      <w:r>
-        <w:rPr>
-          <w:rFonts w:cs="ＭＳ Ｐゴシック" w:hint="eastAsia"/>
-        </w:rPr>
-        <w:t>本研究の遂行にあたり、多大なるご指導とご協力を賜りました関係各位に、深く感謝の意を表します。</w:t>
-      </w:r>
-    </w:p>
-    <w:p>
-      <w:pPr>
-        <w:rPr>
-          <w:rFonts w:cs="ＭＳ Ｐゴシック"/>
-        </w:rPr>
-      </w:pPr>
-      <w:r>
-        <w:rPr>
-          <w:rFonts w:cs="ＭＳ Ｐゴシック" w:hint="eastAsia"/>
-        </w:rPr>
-        <w:t>まず、指導教員である金谷一朗教授には、研究の構想段階から本論文の完成に至るまで、終始懇切丁寧なご指導を賜りました。先生から頂いた的確なご助言と、研究に対する真摯な姿勢に触れられたことは、私にとってかけがえのない財産となり、大きな支えとなりました。ここに深甚なる謝意を表します。</w:t>
-      </w:r>
-    </w:p>
-    <w:p>
-      <w:pPr>
-        <w:rPr>
-          <w:rFonts w:cs="ＭＳ Ｐゴシック"/>
-        </w:rPr>
-      </w:pPr>
-      <w:r>
-        <w:rPr>
-          <w:rFonts w:cs="ＭＳ Ｐゴシック" w:hint="eastAsia"/>
-        </w:rPr>
-        <w:t>また、金谷研究室の皆様には、日々の研究生活において活発な議論を交わし、多くの刺激や有益な知見をいただきました。困難に直面した際にも親身に相談に乗っていただき、研究活動を支えてくださったことに深く感謝いたします。</w:t>
-      </w:r>
-    </w:p>
-    <w:p>
-      <w:pPr>
-        <w:rPr>
-          <w:rFonts w:cs="ＭＳ Ｐゴシック"/>
-        </w:rPr>
-      </w:pPr>
-      <w:r>
-        <w:rPr>
-          <w:rFonts w:cs="ＭＳ Ｐゴシック" w:hint="eastAsia"/>
-        </w:rPr>
-        <w:t>さらに、本論文の副査を務めていただいた尾崎先生には、多忙な中、本研究に対して多角的な視点から貴重なご意見を賜りました。厚く御礼申し上げます。</w:t>
-      </w:r>
-    </w:p>
-    <w:p>
-      <w:pPr>
-        <w:rPr>
-          <w:rFonts w:cs="ＭＳ Ｐゴシック"/>
-        </w:rPr>
-      </w:pPr>
-      <w:r>
-        <w:rPr>
-          <w:rFonts w:cs="ＭＳ Ｐゴシック" w:hint="eastAsia"/>
-        </w:rPr>
-        <w:lastRenderedPageBreak/>
-        <w:t>最後に、長い学生生活を温かく見守り、精神的な支えとなってくれた家族および友人に、心からの感謝を捧げます。</w:t>
-      </w:r>
-    </w:p>
-    <w:p>
-      <w:pPr>
-        <w:rPr>
-          <w:rFonts w:cs="ＭＳ Ｐゴシック"/>
-        </w:rPr>
-      </w:pPr>
-    </w:p>
-    <w:p>
-      <w:pPr>
-        <w:rPr>
-          <w:rFonts w:cs="ＭＳ Ｐゴシック"/>
-        </w:rPr>
-      </w:pPr>
-      <w:r>
-        <w:rPr>
-          <w:rFonts w:cs="ＭＳ Ｐゴシック"/>
-        </w:rPr>
-        <w:t> </w:t>
-      </w:r>
-    </w:p>
-    <w:p>
-      <w:pPr>
-        <w:rPr>
-          <w:rFonts w:cs="ＭＳ Ｐゴシック"/>
-        </w:rPr>
-      </w:pPr>
-    </w:p>
-    <w:p>
-      <w:pPr>
-        <w:rPr>
-          <w:rFonts w:cs="ＭＳ Ｐゴシック"/>
-        </w:rPr>
-      </w:pPr>
-    </w:p>
-    <w:p>
-      <w:pPr>
-        <w:rPr>
-          <w:rFonts w:cs="ＭＳ Ｐゴシック"/>
-        </w:rPr>
-      </w:pPr>
-    </w:p>
-    <w:p>
-      <w:pPr>
-        <w:rPr>
-          <w:rFonts w:cs="ＭＳ Ｐゴシック"/>
-        </w:rPr>
-      </w:pPr>
-    </w:p>
-    <w:p>
-      <w:pPr>
-        <w:rPr>
-          <w:rFonts w:cs="ＭＳ Ｐゴシック"/>
-        </w:rPr>
-      </w:pPr>
-    </w:p>
-    <w:p>
-      <w:pPr>
-        <w:rPr>
-          <w:rFonts w:cs="ＭＳ Ｐゴシック"/>
-        </w:rPr>
-      </w:pPr>
-    </w:p>
-    <w:p>
-      <w:pPr>
-        <w:rPr>
-          <w:rFonts w:cs="ＭＳ Ｐゴシック"/>
-        </w:rPr>
-      </w:pPr>
-    </w:p>
-    <w:p>
-      <w:pPr>
-        <w:rPr>
-          <w:rFonts w:cs="ＭＳ Ｐゴシック"/>
-        </w:rPr>
-      </w:pPr>
-    </w:p>
-    <w:p>
-      <w:pPr>
-        <w:rPr>
-          <w:rFonts w:cs="ＭＳ Ｐゴシック"/>
-        </w:rPr>
-      </w:pPr>
-    </w:p>
-    <w:p>
-      <w:pPr>
-        <w:rPr>
-          <w:rFonts w:cs="ＭＳ Ｐゴシック"/>
-        </w:rPr>
-      </w:pPr>
-    </w:p>
-    <w:p>
-      <w:pPr>
-        <w:rPr>
-          <w:rFonts w:cs="ＭＳ Ｐゴシック"/>
-        </w:rPr>
-      </w:pPr>
-    </w:p>
-    <w:p>
-      <w:pPr>
-        <w:rPr>
-          <w:rFonts w:cs="ＭＳ Ｐゴシック"/>
-        </w:rPr>
-      </w:pPr>
-    </w:p>
-    <w:p>
-      <w:pPr>
-        <w:rPr>
-          <w:rFonts w:cs="ＭＳ Ｐゴシック"/>
-        </w:rPr>
-      </w:pPr>
-    </w:p>
-    <w:p>
-      <w:pPr>
-        <w:rPr>
-          <w:rFonts w:cs="ＭＳ Ｐゴシック"/>
-        </w:rPr>
-      </w:pPr>
-    </w:p>
-    <w:p>
-      <w:pPr>
-        <w:rPr>
-          <w:rFonts w:cs="ＭＳ Ｐゴシック"/>
-        </w:rPr>
-      </w:pPr>
-    </w:p>
-    <w:p>
-      <w:pPr>
-        <w:rPr>
-          <w:rFonts w:cs="ＭＳ Ｐゴシック"/>
-        </w:rPr>
-      </w:pPr>
-    </w:p>
-    <w:p>
-      <w:pPr>
-        <w:rPr>
-          <w:rFonts w:cs="ＭＳ Ｐゴシック"/>
-        </w:rPr>
-      </w:pPr>
-    </w:p>
-    <w:p>
-      <w:pPr>
-        <w:rPr>
-          <w:rFonts w:cs="ＭＳ Ｐゴシック"/>
-        </w:rPr>
-      </w:pPr>
-    </w:p>
-    <w:p>
-      <w:pPr>
-        <w:rPr>
-          <w:rFonts w:cs="ＭＳ Ｐゴシック"/>
-        </w:rPr>
-      </w:pPr>
-    </w:p>
-    <w:p>
-      <w:pPr>
-        <w:rPr>
-          <w:rFonts w:cs="ＭＳ Ｐゴシック" w:hint="eastAsia"/>
-        </w:rPr>
-      </w:pPr>
-    </w:p>
-    <w:p>
-      <w:pPr>
-        <w:rPr>
-          <w:rFonts w:asciiTheme="minorHAnsi" w:hAnsiTheme="minorHAnsi" w:cstheme="minorHAnsi"/>
-        </w:rPr>
-      </w:pPr>
-      <w:r>
-        <w:rPr>
-          <w:rFonts w:cs="ＭＳ Ｐゴシック" w:hint="eastAsia"/>
-          <w:sz w:val="32"/>
-          <w:szCs w:val="32"/>
-        </w:rPr>
         <w:t>参考文献</w:t>
       </w:r>
       <w:r>
@@ -6604,7 +6829,6 @@
         <w:rPr>
           <w:rFonts w:asciiTheme="minorEastAsia" w:eastAsiaTheme="minorEastAsia" w:hAnsiTheme="minorEastAsia"/>
         </w:rPr>
-        <w:lastRenderedPageBreak/>
         <w:t xml:space="preserve">[4] </w:t>
       </w:r>
       <w:proofErr w:type="spellStart"/>
@@ -6627,7 +6851,7 @@
         <w:pStyle w:val="Web"/>
         <w:ind w:left="360" w:hangingChars="150" w:hanging="360"/>
         <w:rPr>
-          <w:rFonts w:asciiTheme="minorEastAsia" w:eastAsiaTheme="minorEastAsia" w:hAnsiTheme="minorEastAsia" w:hint="eastAsia"/>
+          <w:rFonts w:asciiTheme="minorEastAsia" w:eastAsiaTheme="minorEastAsia" w:hAnsiTheme="minorEastAsia"/>
         </w:rPr>
       </w:pPr>
       <w:r>
@@ -6850,7 +7074,7 @@
         <w:pStyle w:val="Web"/>
         <w:ind w:left="360" w:hangingChars="150" w:hanging="360"/>
         <w:rPr>
-          <w:rFonts w:asciiTheme="minorEastAsia" w:eastAsiaTheme="minorEastAsia" w:hAnsiTheme="minorEastAsia" w:hint="eastAsia"/>
+          <w:rFonts w:asciiTheme="minorEastAsia" w:eastAsiaTheme="minorEastAsia" w:hAnsiTheme="minorEastAsia"/>
         </w:rPr>
       </w:pPr>
     </w:p>
@@ -6878,9 +7102,18 @@
         <w:ind w:left="360" w:hangingChars="150" w:hanging="360"/>
         <w:rPr>
           <w:rFonts w:asciiTheme="minorEastAsia" w:eastAsiaTheme="minorEastAsia" w:hAnsiTheme="minorEastAsia"/>
-        </w:rPr>
-      </w:pPr>
-    </w:p>
+          <w:color w:val="EE0000"/>
+        </w:rPr>
+      </w:pPr>
+      <w:r>
+        <w:rPr>
+          <w:rFonts w:asciiTheme="minorEastAsia" w:eastAsiaTheme="minorEastAsia" w:hAnsiTheme="minorEastAsia" w:hint="eastAsia"/>
+          <w:color w:val="EE0000"/>
+        </w:rPr>
+        <w:t>提出前に完成版をはる！</w:t>
+      </w:r>
+    </w:p>
+    <w:bookmarkEnd w:id="0"/>
     <w:p>
       <w:pPr>
         <w:pStyle w:val="Web"/>
@@ -6891,9 +7124,9 @@
       </w:pPr>
     </w:p>
     <w:sectPr>
-      <w:headerReference w:type="default" r:id="rId17"/>
-      <w:footerReference w:type="even" r:id="rId18"/>
-      <w:footerReference w:type="default" r:id="rId19"/>
+      <w:headerReference w:type="default" r:id="rId20"/>
+      <w:footerReference w:type="even" r:id="rId21"/>
+      <w:footerReference w:type="default" r:id="rId22"/>
       <w:pgSz w:w="12240" w:h="15840"/>
       <w:pgMar w:top="1440" w:right="1440" w:bottom="1440" w:left="1440" w:header="709" w:footer="709" w:gutter="0"/>
       <w:cols w:space="708"/>
@@ -6906,7 +7139,7 @@
 
 <file path=word/comments.xml><?xml version="1.0" encoding="utf-8"?>
 <w:comments xmlns:wpc="http://schemas.microsoft.com/office/word/2010/wordprocessingCanvas" xmlns:cx="http://schemas.microsoft.com/office/drawing/2014/chartex" xmlns:cx1="http://schemas.microsoft.com/office/drawing/2015/9/8/chartex" xmlns:cx2="http://schemas.microsoft.com/office/drawing/2015/10/21/chartex" xmlns:cx3="http://schemas.microsoft.com/office/drawing/2016/5/9/chartex" xmlns:cx4="http://schemas.microsoft.com/office/drawing/2016/5/10/chartex" xmlns:cx5="http://schemas.microsoft.com/office/drawing/2016/5/11/chartex" xmlns:cx6="http://schemas.microsoft.com/office/drawing/2016/5/12/chartex" xmlns:cx7="http://schemas.microsoft.com/office/drawing/2016/5/13/chartex" xmlns:cx8="http://schemas.microsoft.com/office/drawing/2016/5/14/chartex" xmlns:mc="http://schemas.openxmlformats.org/markup-compatibility/2006" xmlns:aink="http://schemas.microsoft.com/office/drawing/2016/ink" xmlns:am3d="http://schemas.microsoft.com/office/drawing/2017/model3d" xmlns:o="urn:schemas-microsoft-com:office:office" xmlns:oel="http://schemas.microsoft.com/office/2019/extlst" xmlns:r="http://schemas.openxmlformats.org/officeDocument/2006/relationships" xmlns:m="http://schemas.openxmlformats.org/officeDocument/2006/math" xmlns:v="urn:schemas-microsoft-com:vml" xmlns:wp14="http://schemas.microsoft.com/office/word/2010/wordprocessingDrawing" xmlns:wp="http://schemas.openxmlformats.org/drawingml/2006/wordprocessingDrawing" xmlns:w10="urn:schemas-microsoft-com:office:word" xmlns:w="http://schemas.openxmlformats.org/wordprocessingml/2006/main" xmlns:w14="http://schemas.microsoft.com/office/word/2010/wordml" xmlns:w15="http://schemas.microsoft.com/office/word/2012/wordml" xmlns:w16cex="http://schemas.microsoft.com/office/word/2018/wordml/cex" xmlns:w16cid="http://schemas.microsoft.com/office/word/2016/wordml/cid" xmlns:w16="http://schemas.microsoft.com/office/word/2018/wordml" xmlns:w16du="http://schemas.microsoft.com/office/word/2023/wordml/word16du" xmlns:w16sdtdh="http://schemas.microsoft.com/office/word/2020/wordml/sdtdatahash" xmlns:w16sdtfl="http://schemas.microsoft.com/office/word/2024/wordml/sdtformatlock" xmlns:w16se="http://schemas.microsoft.com/office/word/2015/wordml/symex" xmlns:wpg="http://schemas.microsoft.com/office/word/2010/wordprocessingGroup" xmlns:wpi="http://schemas.microsoft.com/office/word/2010/wordprocessingInk" xmlns:wne="http://schemas.microsoft.com/office/word/2006/wordml" xmlns:wps="http://schemas.microsoft.com/office/word/2010/wordprocessingShape" mc:Ignorable="w14 w15 w16se w16cid w16 w16cex w16sdtdh w16sdtfl w16du wp14">
-  <w:comment w:id="0" w:author="牧山　真太朗" w:date="2026-01-16T14:44:00Z" w:initials="牧山　真太朗">
+  <w:comment w:id="1" w:author="牧山　真太朗" w:date="2026-01-16T14:44:00Z" w:initials="牧山　真太朗">
     <w:p>
       <w:r>
         <w:rPr>
@@ -6919,7 +7152,7 @@
       </w:r>
     </w:p>
   </w:comment>
-  <w:comment w:id="2" w:author="牧山　真太朗" w:date="2026-01-08T18:06:00Z" w:initials="牧山　真太朗">
+  <w:comment w:id="2" w:author="牧山　真太朗" w:date="2026-01-20T22:22:00Z" w:initials="牧山　真太朗">
     <w:p>
       <w:r>
         <w:rPr>
@@ -6928,11 +7161,24 @@
         <w:annotationRef/>
       </w:r>
       <w:r>
+        <w:t>提出前にページ対応が合ってるか確認</w:t>
+      </w:r>
+    </w:p>
+  </w:comment>
+  <w:comment w:id="5" w:author="牧山　真太朗" w:date="2026-01-08T18:06:00Z" w:initials="牧山　真太朗">
+    <w:p>
+      <w:r>
+        <w:rPr>
+          <w:rStyle w:val="ae"/>
+        </w:rPr>
+        <w:annotationRef/>
+      </w:r>
+      <w:r>
         <w:t>ここら辺の数値はソース必須？</w:t>
       </w:r>
     </w:p>
   </w:comment>
-  <w:comment w:id="3" w:author="牧山　真太朗" w:date="2026-01-19T21:12:00Z" w:initials="牧山　真太朗">
+  <w:comment w:id="6" w:author="牧山　真太朗" w:date="2026-01-19T21:12:00Z" w:initials="牧山　真太朗">
     <w:p>
       <w:r>
         <w:rPr>
@@ -6945,7 +7191,7 @@
       </w:r>
     </w:p>
   </w:comment>
-  <w:comment w:id="4" w:author="牧山　真太朗" w:date="2026-01-18T14:01:00Z" w:initials="牧山　真太朗">
+  <w:comment w:id="7" w:author="牧山　真太朗" w:date="2026-01-18T14:01:00Z" w:initials="牧山　真太朗">
     <w:p>
       <w:r>
         <w:rPr>
@@ -6969,7 +7215,7 @@
       </w:r>
     </w:p>
   </w:comment>
-  <w:comment w:id="5" w:author="牧山　真太朗" w:date="2026-01-18T14:15:00Z" w:initials="牧山　真太朗">
+  <w:comment w:id="8" w:author="牧山　真太朗" w:date="2026-01-18T14:15:00Z" w:initials="牧山　真太朗">
     <w:p>
       <w:r>
         <w:rPr>
@@ -6982,7 +7228,7 @@
       </w:r>
     </w:p>
   </w:comment>
-  <w:comment w:id="6" w:author="牧山　真太朗" w:date="2026-01-18T16:27:00Z" w:initials="牧山　真太朗">
+  <w:comment w:id="9" w:author="牧山　真太朗" w:date="2026-01-20T22:24:00Z" w:initials="牧山　真太朗">
     <w:p>
       <w:r>
         <w:rPr>
@@ -6991,11 +7237,29 @@
         <w:annotationRef/>
       </w:r>
       <w:r>
+        <w:t>コードの修正は多分ギリギリまで続くので、提出前に齟齬がないか改めて確認！</w:t>
+      </w:r>
+    </w:p>
+    <w:p>
+      <w:r>
+        <w:t>(変数名・順序など)</w:t>
+      </w:r>
+    </w:p>
+  </w:comment>
+  <w:comment w:id="10" w:author="牧山　真太朗" w:date="2026-01-18T16:27:00Z" w:initials="牧山　真太朗">
+    <w:p>
+      <w:r>
+        <w:rPr>
+          <w:rStyle w:val="ae"/>
+        </w:rPr>
+        <w:annotationRef/>
+      </w:r>
+      <w:r>
         <w:t>欲しい情報がきちんと出力されてるかも確認！！</w:t>
       </w:r>
     </w:p>
   </w:comment>
-  <w:comment w:id="7" w:author="牧山　真太朗" w:date="2026-01-19T16:11:00Z" w:initials="牧山　真太朗">
+  <w:comment w:id="11" w:author="牧山　真太朗" w:date="2026-01-19T16:11:00Z" w:initials="牧山　真太朗">
     <w:p>
       <w:r>
         <w:rPr>
@@ -7013,7 +7277,7 @@
       </w:r>
     </w:p>
   </w:comment>
-  <w:comment w:id="8" w:author="牧山　真太朗" w:date="2026-01-18T16:41:00Z" w:initials="牧山　真太朗">
+  <w:comment w:id="12" w:author="牧山　真太朗" w:date="2026-01-18T16:41:00Z" w:initials="牧山　真太朗">
     <w:p>
       <w:r>
         <w:rPr>
@@ -7022,7 +7286,25 @@
         <w:annotationRef/>
       </w:r>
       <w:r>
-        <w:t>確認</w:t>
+        <w:t>コードが、この通りに厳密にはなってなかったので修正中</w:t>
+      </w:r>
+    </w:p>
+  </w:comment>
+  <w:comment w:id="13" w:author="牧山　真太朗" w:date="2026-01-20T22:27:00Z" w:initials="牧山　真太朗">
+    <w:p>
+      <w:r>
+        <w:rPr>
+          <w:rStyle w:val="ae"/>
+        </w:rPr>
+        <w:annotationRef/>
+      </w:r>
+      <w:r>
+        <w:t>言いすぎじゃね</w:t>
+      </w:r>
+    </w:p>
+    <w:p>
+      <w:r>
+        <w:t>書き換える</w:t>
       </w:r>
     </w:p>
   </w:comment>
@@ -7032,39 +7314,48 @@
 <file path=word/commentsExtended.xml><?xml version="1.0" encoding="utf-8"?>
 <w15:commentsEx xmlns:wpc="http://schemas.microsoft.com/office/word/2010/wordprocessingCanvas" xmlns:cx="http://schemas.microsoft.com/office/drawing/2014/chartex" xmlns:cx1="http://schemas.microsoft.com/office/drawing/2015/9/8/chartex" xmlns:cx2="http://schemas.microsoft.com/office/drawing/2015/10/21/chartex" xmlns:cx3="http://schemas.microsoft.com/office/drawing/2016/5/9/chartex" xmlns:cx4="http://schemas.microsoft.com/office/drawing/2016/5/10/chartex" xmlns:cx5="http://schemas.microsoft.com/office/drawing/2016/5/11/chartex" xmlns:cx6="http://schemas.microsoft.com/office/drawing/2016/5/12/chartex" xmlns:cx7="http://schemas.microsoft.com/office/drawing/2016/5/13/chartex" xmlns:cx8="http://schemas.microsoft.com/office/drawing/2016/5/14/chartex" xmlns:mc="http://schemas.openxmlformats.org/markup-compatibility/2006" xmlns:aink="http://schemas.microsoft.com/office/drawing/2016/ink" xmlns:am3d="http://schemas.microsoft.com/office/drawing/2017/model3d" xmlns:o="urn:schemas-microsoft-com:office:office" xmlns:oel="http://schemas.microsoft.com/office/2019/extlst" xmlns:r="http://schemas.openxmlformats.org/officeDocument/2006/relationships" xmlns:m="http://schemas.openxmlformats.org/officeDocument/2006/math" xmlns:v="urn:schemas-microsoft-com:vml" xmlns:wp14="http://schemas.microsoft.com/office/word/2010/wordprocessingDrawing" xmlns:wp="http://schemas.openxmlformats.org/drawingml/2006/wordprocessingDrawing" xmlns:w10="urn:schemas-microsoft-com:office:word" xmlns:w="http://schemas.openxmlformats.org/wordprocessingml/2006/main" xmlns:w14="http://schemas.microsoft.com/office/word/2010/wordml" xmlns:w15="http://schemas.microsoft.com/office/word/2012/wordml" xmlns:w16cex="http://schemas.microsoft.com/office/word/2018/wordml/cex" xmlns:w16cid="http://schemas.microsoft.com/office/word/2016/wordml/cid" xmlns:w16="http://schemas.microsoft.com/office/word/2018/wordml" xmlns:w16du="http://schemas.microsoft.com/office/word/2023/wordml/word16du" xmlns:w16sdtdh="http://schemas.microsoft.com/office/word/2020/wordml/sdtdatahash" xmlns:w16sdtfl="http://schemas.microsoft.com/office/word/2024/wordml/sdtformatlock" xmlns:w16se="http://schemas.microsoft.com/office/word/2015/wordml/symex" xmlns:wpg="http://schemas.microsoft.com/office/word/2010/wordprocessingGroup" xmlns:wpi="http://schemas.microsoft.com/office/word/2010/wordprocessingInk" xmlns:wne="http://schemas.microsoft.com/office/word/2006/wordml" xmlns:wps="http://schemas.microsoft.com/office/word/2010/wordprocessingShape" mc:Ignorable="w14 w15 w16se w16cid w16 w16cex w16sdtdh w16sdtfl w16du wp14">
   <w15:commentEx w15:paraId="3283D30B" w15:done="0"/>
+  <w15:commentEx w15:paraId="2F94D603" w15:done="0"/>
   <w15:commentEx w15:paraId="22E3CAB0" w15:done="0"/>
   <w15:commentEx w15:paraId="5DBCBC4A" w15:done="0"/>
   <w15:commentEx w15:paraId="0222B77C" w15:done="0"/>
   <w15:commentEx w15:paraId="20140276" w15:done="0"/>
+  <w15:commentEx w15:paraId="795BDCC7" w15:done="0"/>
   <w15:commentEx w15:paraId="0D485C07" w15:done="0"/>
   <w15:commentEx w15:paraId="0349860A" w15:done="0"/>
   <w15:commentEx w15:paraId="285A47B0" w15:done="0"/>
+  <w15:commentEx w15:paraId="1139DB30" w15:done="0"/>
 </w15:commentsEx>
 </file>
 
 <file path=word/commentsExtensible.xml><?xml version="1.0" encoding="utf-8"?>
 <w16cex:commentsExtensible xmlns:wpc="http://schemas.microsoft.com/office/word/2010/wordprocessingCanvas" xmlns:cx="http://schemas.microsoft.com/office/drawing/2014/chartex" xmlns:cx1="http://schemas.microsoft.com/office/drawing/2015/9/8/chartex" xmlns:cx2="http://schemas.microsoft.com/office/drawing/2015/10/21/chartex" xmlns:cx3="http://schemas.microsoft.com/office/drawing/2016/5/9/chartex" xmlns:cx4="http://schemas.microsoft.com/office/drawing/2016/5/10/chartex" xmlns:cx5="http://schemas.microsoft.com/office/drawing/2016/5/11/chartex" xmlns:cx6="http://schemas.microsoft.com/office/drawing/2016/5/12/chartex" xmlns:cx7="http://schemas.microsoft.com/office/drawing/2016/5/13/chartex" xmlns:cx8="http://schemas.microsoft.com/office/drawing/2016/5/14/chartex" xmlns:cr="http://schemas.microsoft.com/office/comments/2020/reactions" xmlns:mc="http://schemas.openxmlformats.org/markup-compatibility/2006" xmlns:aink="http://schemas.microsoft.com/office/drawing/2016/ink" xmlns:am3d="http://schemas.microsoft.com/office/drawing/2017/model3d" xmlns:o="urn:schemas-microsoft-com:office:office" xmlns:oel="http://schemas.microsoft.com/office/2019/extlst" xmlns:r="http://schemas.openxmlformats.org/officeDocument/2006/relationships" xmlns:m="http://schemas.openxmlformats.org/officeDocument/2006/math" xmlns:v="urn:schemas-microsoft-com:vml" xmlns:wp14="http://schemas.microsoft.com/office/word/2010/wordprocessingDrawing" xmlns:wp="http://schemas.openxmlformats.org/drawingml/2006/wordprocessingDrawing" xmlns:w10="urn:schemas-microsoft-com:office:word" xmlns:w="http://schemas.openxmlformats.org/wordprocessingml/2006/main" xmlns:w14="http://schemas.microsoft.com/office/word/2010/wordml" xmlns:w15="http://schemas.microsoft.com/office/word/2012/wordml" xmlns:w16cex="http://schemas.microsoft.com/office/word/2018/wordml/cex" xmlns:w16cid="http://schemas.microsoft.com/office/word/2016/wordml/cid" xmlns:w16="http://schemas.microsoft.com/office/word/2018/wordml" xmlns:w16du="http://schemas.microsoft.com/office/word/2023/wordml/word16du" xmlns:w16sdtdh="http://schemas.microsoft.com/office/word/2020/wordml/sdtdatahash" xmlns:w16sdtfl="http://schemas.microsoft.com/office/word/2024/wordml/sdtformatlock" xmlns:w16se="http://schemas.microsoft.com/office/word/2015/wordml/symex" xmlns:wpg="http://schemas.microsoft.com/office/word/2010/wordprocessingGroup" xmlns:wpi="http://schemas.microsoft.com/office/word/2010/wordprocessingInk" xmlns:wne="http://schemas.microsoft.com/office/word/2006/wordml" xmlns:wps="http://schemas.microsoft.com/office/word/2010/wordprocessingShape" mc:Ignorable="w14 w15 w16se w16cid w16 w16cex w16sdtdh w16sdtfl cr w16du wp14">
   <w16cex:commentExtensible w16cex:durableId="42D0AF6B" w16cex:dateUtc="2026-01-16T05:44:00Z"/>
+  <w16cex:commentExtensible w16cex:durableId="65160A1E" w16cex:dateUtc="2026-01-20T13:22:00Z"/>
   <w16cex:commentExtensible w16cex:durableId="0F26968B" w16cex:dateUtc="2026-01-08T09:06:00Z"/>
   <w16cex:commentExtensible w16cex:durableId="4A5AEA6A" w16cex:dateUtc="2026-01-19T12:12:00Z"/>
   <w16cex:commentExtensible w16cex:durableId="794FA17C" w16cex:dateUtc="2026-01-18T05:01:00Z"/>
   <w16cex:commentExtensible w16cex:durableId="5ECCEE83" w16cex:dateUtc="2026-01-18T05:15:00Z"/>
+  <w16cex:commentExtensible w16cex:durableId="41205C82" w16cex:dateUtc="2026-01-20T13:24:00Z"/>
   <w16cex:commentExtensible w16cex:durableId="4C71F14F" w16cex:dateUtc="2026-01-18T07:27:00Z"/>
   <w16cex:commentExtensible w16cex:durableId="777CE098" w16cex:dateUtc="2026-01-19T07:11:00Z"/>
   <w16cex:commentExtensible w16cex:durableId="066F66C6" w16cex:dateUtc="2026-01-18T07:41:00Z"/>
+  <w16cex:commentExtensible w16cex:durableId="5550B6E1" w16cex:dateUtc="2026-01-20T13:27:00Z"/>
 </w16cex:commentsExtensible>
 </file>
 
 <file path=word/commentsIds.xml><?xml version="1.0" encoding="utf-8"?>
 <w16cid:commentsIds xmlns:wpc="http://schemas.microsoft.com/office/word/2010/wordprocessingCanvas" xmlns:cx="http://schemas.microsoft.com/office/drawing/2014/chartex" xmlns:cx1="http://schemas.microsoft.com/office/drawing/2015/9/8/chartex" xmlns:cx2="http://schemas.microsoft.com/office/drawing/2015/10/21/chartex" xmlns:cx3="http://schemas.microsoft.com/office/drawing/2016/5/9/chartex" xmlns:cx4="http://schemas.microsoft.com/office/drawing/2016/5/10/chartex" xmlns:cx5="http://schemas.microsoft.com/office/drawing/2016/5/11/chartex" xmlns:cx6="http://schemas.microsoft.com/office/drawing/2016/5/12/chartex" xmlns:cx7="http://schemas.microsoft.com/office/drawing/2016/5/13/chartex" xmlns:cx8="http://schemas.microsoft.com/office/drawing/2016/5/14/chartex" xmlns:mc="http://schemas.openxmlformats.org/markup-compatibility/2006" xmlns:aink="http://schemas.microsoft.com/office/drawing/2016/ink" xmlns:am3d="http://schemas.microsoft.com/office/drawing/2017/model3d" xmlns:o="urn:schemas-microsoft-com:office:office" xmlns:oel="http://schemas.microsoft.com/office/2019/extlst" xmlns:r="http://schemas.openxmlformats.org/officeDocument/2006/relationships" xmlns:m="http://schemas.openxmlformats.org/officeDocument/2006/math" xmlns:v="urn:schemas-microsoft-com:vml" xmlns:wp14="http://schemas.microsoft.com/office/word/2010/wordprocessingDrawing" xmlns:wp="http://schemas.openxmlformats.org/drawingml/2006/wordprocessingDrawing" xmlns:w10="urn:schemas-microsoft-com:office:word" xmlns:w="http://schemas.openxmlformats.org/wordprocessingml/2006/main" xmlns:w14="http://schemas.microsoft.com/office/word/2010/wordml" xmlns:w15="http://schemas.microsoft.com/office/word/2012/wordml" xmlns:w16cex="http://schemas.microsoft.com/office/word/2018/wordml/cex" xmlns:w16cid="http://schemas.microsoft.com/office/word/2016/wordml/cid" xmlns:w16="http://schemas.microsoft.com/office/word/2018/wordml" xmlns:w16du="http://schemas.microsoft.com/office/word/2023/wordml/word16du" xmlns:w16sdtdh="http://schemas.microsoft.com/office/word/2020/wordml/sdtdatahash" xmlns:w16sdtfl="http://schemas.microsoft.com/office/word/2024/wordml/sdtformatlock" xmlns:w16se="http://schemas.microsoft.com/office/word/2015/wordml/symex" xmlns:wpg="http://schemas.microsoft.com/office/word/2010/wordprocessingGroup" xmlns:wpi="http://schemas.microsoft.com/office/word/2010/wordprocessingInk" xmlns:wne="http://schemas.microsoft.com/office/word/2006/wordml" xmlns:wps="http://schemas.microsoft.com/office/word/2010/wordprocessingShape" mc:Ignorable="w14 w15 w16se w16cid w16 w16cex w16sdtdh w16sdtfl w16du wp14">
   <w16cid:commentId w16cid:paraId="3283D30B" w16cid:durableId="42D0AF6B"/>
+  <w16cid:commentId w16cid:paraId="2F94D603" w16cid:durableId="65160A1E"/>
   <w16cid:commentId w16cid:paraId="22E3CAB0" w16cid:durableId="0F26968B"/>
   <w16cid:commentId w16cid:paraId="5DBCBC4A" w16cid:durableId="4A5AEA6A"/>
   <w16cid:commentId w16cid:paraId="0222B77C" w16cid:durableId="794FA17C"/>
   <w16cid:commentId w16cid:paraId="20140276" w16cid:durableId="5ECCEE83"/>
+  <w16cid:commentId w16cid:paraId="795BDCC7" w16cid:durableId="41205C82"/>
   <w16cid:commentId w16cid:paraId="0D485C07" w16cid:durableId="4C71F14F"/>
   <w16cid:commentId w16cid:paraId="0349860A" w16cid:durableId="777CE098"/>
   <w16cid:commentId w16cid:paraId="285A47B0" w16cid:durableId="066F66C6"/>
+  <w16cid:commentId w16cid:paraId="1139DB30" w16cid:durableId="5550B6E1"/>
 </w16cid:commentsIds>
 </file>
 
@@ -13187,7 +13478,12 @@
 </file>
 
 <file path=customXml/item2.xml><?xml version="1.0" encoding="utf-8"?>
-<b:Sources xmlns:b="http://schemas.openxmlformats.org/officeDocument/2006/bibliography" xmlns="http://schemas.openxmlformats.org/officeDocument/2006/bibliography" SelectedStyle="/IEEE2006OfficeOnline.xsl" StyleName="IEEE" Version="2006"/>
+<?mso-contentType ?>
+<FormTemplates xmlns="http://schemas.microsoft.com/sharepoint/v3/contenttype/forms">
+  <Display>DocumentLibraryForm</Display>
+  <Edit>DocumentLibraryForm</Edit>
+  <New>DocumentLibraryForm</New>
+</FormTemplates>
 </file>
 
 <file path=customXml/item3.xml><?xml version="1.0" encoding="utf-8"?>
@@ -13398,12 +13694,7 @@
 </file>
 
 <file path=customXml/item4.xml><?xml version="1.0" encoding="utf-8"?>
-<?mso-contentType ?>
-<FormTemplates xmlns="http://schemas.microsoft.com/sharepoint/v3/contenttype/forms">
-  <Display>DocumentLibraryForm</Display>
-  <Edit>DocumentLibraryForm</Edit>
-  <New>DocumentLibraryForm</New>
-</FormTemplates>
+<b:Sources xmlns:b="http://schemas.openxmlformats.org/officeDocument/2006/bibliography" xmlns="http://schemas.openxmlformats.org/officeDocument/2006/bibliography" SelectedStyle="/IEEE2006OfficeOnline.xsl" StyleName="IEEE" Version="2006"/>
 </file>
 
 <file path=customXml/itemProps1.xml><?xml version="1.0" encoding="utf-8"?>
@@ -13418,9 +13709,9 @@
 </file>
 
 <file path=customXml/itemProps2.xml><?xml version="1.0" encoding="utf-8"?>
-<ds:datastoreItem xmlns:ds="http://schemas.openxmlformats.org/officeDocument/2006/customXml" ds:itemID="{AB4E8341-2CA1-5449-A8AC-E6845EAEE8A3}">
+<ds:datastoreItem xmlns:ds="http://schemas.openxmlformats.org/officeDocument/2006/customXml" ds:itemID="{E6B3D248-7AE4-416B-8DE3-8C797E9DEF75}">
   <ds:schemaRefs>
-    <ds:schemaRef ds:uri="http://schemas.openxmlformats.org/officeDocument/2006/bibliography"/>
+    <ds:schemaRef ds:uri="http://schemas.microsoft.com/sharepoint/v3/contenttype/forms"/>
   </ds:schemaRefs>
 </ds:datastoreItem>
 </file>
@@ -13445,9 +13736,9 @@
 </file>
 
 <file path=customXml/itemProps4.xml><?xml version="1.0" encoding="utf-8"?>
-<ds:datastoreItem xmlns:ds="http://schemas.openxmlformats.org/officeDocument/2006/customXml" ds:itemID="{E6B3D248-7AE4-416B-8DE3-8C797E9DEF75}">
+<ds:datastoreItem xmlns:ds="http://schemas.openxmlformats.org/officeDocument/2006/customXml" ds:itemID="{AB4E8341-2CA1-5449-A8AC-E6845EAEE8A3}">
   <ds:schemaRefs>
-    <ds:schemaRef ds:uri="http://schemas.microsoft.com/sharepoint/v3/contenttype/forms"/>
+    <ds:schemaRef ds:uri="http://schemas.openxmlformats.org/officeDocument/2006/bibliography"/>
   </ds:schemaRefs>
 </ds:datastoreItem>
 </file>